--- a/EM OOS P1 template.docx
+++ b/EM OOS P1 template.docx
@@ -408,23 +408,8 @@
             <w:gridSpan w:val="4"/>
           </w:tcPr>
           <w:p>
-            <w:pPr>
-              <w:outlineLvl w:val="0"/>
-              <w:rPr>
-                <w:rFonts w:ascii="Times New Roman" w:hAnsi="Times New Roman"/>
-                <w:bCs/>
-                <w:sz w:val="22"/>
-                <w:szCs w:val="22"/>
-              </w:rPr>
-            </w:pPr>
-            <w:r>
-              <w:rPr>
-                <w:rFonts w:ascii="Times New Roman" w:hAnsi="Times New Roman"/>
-                <w:bCs/>
-                <w:sz w:val="22"/>
-                <w:szCs w:val="22"/>
-              </w:rPr>
-              <w:t>Scan RDI Sterility Test</w:t>
+            <w:r>
+              <w:t>Environmental Monitoring</w:t>
             </w:r>
           </w:p>
         </w:tc>
@@ -1177,147 +1162,14 @@
             <w:tcW w:w="2503" w:type="dxa"/>
           </w:tcPr>
           <w:p>
-            <w:pPr>
-              <w:outlineLvl w:val="0"/>
-              <w:rPr>
-                <w:rFonts w:ascii="Times New Roman" w:hAnsi="Times New Roman"/>
-                <w:bCs/>
-                <w:sz w:val="22"/>
-                <w:szCs w:val="22"/>
-              </w:rPr>
-            </w:pPr>
-            <w:r>
-              <w:rPr>
-                <w:rFonts w:ascii="Times New Roman" w:hAnsi="Times New Roman"/>
-                <w:bCs/>
-                <w:sz w:val="22"/>
-                <w:szCs w:val="22"/>
-              </w:rPr>
+            <w:r>
               <w:t>SOP / Test Method #:</w:t>
-            </w:r>
-          </w:p>
-          <w:p>
-            <w:pPr>
-              <w:outlineLvl w:val="0"/>
-              <w:rPr>
-                <w:rFonts w:ascii="Times New Roman" w:hAnsi="Times New Roman"/>
-                <w:bCs/>
-                <w:sz w:val="22"/>
-                <w:szCs w:val="22"/>
-              </w:rPr>
-            </w:pPr>
-            <w:r>
-              <w:rPr>
-                <w:rFonts w:ascii="Times New Roman" w:hAnsi="Times New Roman"/>
-                <w:bCs/>
-                <w:sz w:val="22"/>
-                <w:szCs w:val="22"/>
-              </w:rPr>
-              <w:t>2.600.</w:t>
-            </w:r>
-            <w:r>
-              <w:rPr>
-                <w:rFonts w:ascii="Times New Roman" w:hAnsi="Times New Roman"/>
-                <w:bCs/>
-                <w:sz w:val="22"/>
-                <w:szCs w:val="22"/>
-              </w:rPr>
-              <w:t>0</w:t>
-            </w:r>
-            <w:r>
-              <w:rPr>
-                <w:rFonts w:ascii="Times New Roman" w:hAnsi="Times New Roman"/>
-                <w:bCs/>
-                <w:sz w:val="22"/>
-                <w:szCs w:val="22"/>
-              </w:rPr>
-              <w:t>23 (</w:t>
-            </w:r>
-            <w:r>
-              <w:rPr>
-                <w:rFonts w:ascii="Times New Roman" w:hAnsi="Times New Roman"/>
-                <w:bCs/>
-                <w:sz w:val="22"/>
-                <w:szCs w:val="22"/>
-              </w:rPr>
-              <w:t>10</w:t>
-            </w:r>
-            <w:r>
-              <w:rPr>
-                <w:rFonts w:ascii="Times New Roman" w:hAnsi="Times New Roman"/>
-                <w:bCs/>
-                <w:sz w:val="22"/>
-                <w:szCs w:val="22"/>
-              </w:rPr>
-              <w:t>)</w:t>
-            </w:r>
-          </w:p>
-          <w:p>
-            <w:pPr>
-              <w:outlineLvl w:val="0"/>
-              <w:rPr>
-                <w:rFonts w:ascii="Times New Roman" w:hAnsi="Times New Roman"/>
-                <w:bCs/>
-                <w:sz w:val="22"/>
-                <w:szCs w:val="22"/>
-              </w:rPr>
-            </w:pPr>
-            <w:r>
-              <w:rPr>
-                <w:rFonts w:ascii="Times New Roman" w:hAnsi="Times New Roman"/>
-                <w:bCs/>
-                <w:sz w:val="22"/>
-                <w:szCs w:val="22"/>
-              </w:rPr>
-              <w:t>2.700.0</w:t>
-            </w:r>
-            <w:r>
-              <w:rPr>
-                <w:rFonts w:ascii="Times New Roman" w:hAnsi="Times New Roman"/>
-                <w:bCs/>
-                <w:sz w:val="22"/>
-                <w:szCs w:val="22"/>
-              </w:rPr>
-              <w:t>0</w:t>
-            </w:r>
-            <w:r>
-              <w:rPr>
-                <w:rFonts w:ascii="Times New Roman" w:hAnsi="Times New Roman"/>
-                <w:bCs/>
-                <w:sz w:val="22"/>
-                <w:szCs w:val="22"/>
-              </w:rPr>
-              <w:t>4 (0</w:t>
-            </w:r>
-            <w:r>
-              <w:rPr>
-                <w:rFonts w:ascii="Times New Roman" w:hAnsi="Times New Roman"/>
-                <w:bCs/>
-                <w:sz w:val="22"/>
-                <w:szCs w:val="22"/>
-              </w:rPr>
-              <w:t>3</w:t>
-            </w:r>
-            <w:r>
-              <w:rPr>
-                <w:rFonts w:ascii="Times New Roman" w:hAnsi="Times New Roman"/>
-                <w:bCs/>
-                <w:sz w:val="22"/>
-                <w:szCs w:val="22"/>
-              </w:rPr>
-              <w:t>)</w:t>
-            </w:r>
-          </w:p>
-          <w:p>
-            <w:pPr>
-              <w:outlineLvl w:val="0"/>
-              <w:rPr>
-                <w:rFonts w:ascii="Times New Roman" w:hAnsi="Times New Roman"/>
-                <w:bCs/>
-                <w:sz w:val="22"/>
-                <w:szCs w:val="22"/>
-              </w:rPr>
-            </w:pPr>
+              <w:br/>
+              <w:t>2.600.002 (10)</w:t>
+              <w:br/>
+              <w:t>2.700.004 (03)</w:t>
+              <w:br/>
+            </w:r>
           </w:p>
         </w:tc>
         <w:tc>
@@ -2704,79 +2556,8 @@
             <w:shd w:val="clear" w:color="auto" w:fill="FFFFFF" w:themeFill="background1"/>
           </w:tcPr>
           <w:p>
-            <w:pPr>
-              <w:jc w:val="center"/>
-              <w:outlineLvl w:val="0"/>
-              <w:rPr>
-                <w:rFonts w:ascii="Times New Roman" w:hAnsi="Times New Roman"/>
-                <w:bCs/>
-                <w:sz w:val="22"/>
-                <w:szCs w:val="22"/>
-              </w:rPr>
-            </w:pPr>
-            <w:r>
-              <w:rPr>
-                <w:rFonts w:ascii="Times New Roman" w:hAnsi="Times New Roman"/>
-                <w:sz w:val="22"/>
-                <w:szCs w:val="22"/>
-              </w:rPr>
-              <w:t xml:space="preserve">Yes, as per SOP </w:t>
-            </w:r>
-            <w:r>
-              <w:rPr>
-                <w:rFonts w:ascii="Times New Roman" w:hAnsi="Times New Roman"/>
-                <w:sz w:val="22"/>
-                <w:szCs w:val="22"/>
-              </w:rPr>
-              <w:t>2.600.</w:t>
-            </w:r>
-            <w:r>
-              <w:rPr>
-                <w:rFonts w:ascii="Times New Roman" w:hAnsi="Times New Roman"/>
-                <w:sz w:val="22"/>
-                <w:szCs w:val="22"/>
-              </w:rPr>
-              <w:t>0</w:t>
-            </w:r>
-            <w:r>
-              <w:rPr>
-                <w:rFonts w:ascii="Times New Roman" w:hAnsi="Times New Roman"/>
-                <w:sz w:val="22"/>
-                <w:szCs w:val="22"/>
-              </w:rPr>
-              <w:t>23</w:t>
-            </w:r>
-            <w:r>
-              <w:rPr>
-                <w:rFonts w:ascii="Times New Roman" w:hAnsi="Times New Roman"/>
-                <w:sz w:val="22"/>
-                <w:szCs w:val="22"/>
-              </w:rPr>
-              <w:t xml:space="preserve">, </w:t>
-            </w:r>
-            <w:r>
-              <w:rPr>
-                <w:rFonts w:ascii="Times New Roman" w:hAnsi="Times New Roman"/>
-                <w:sz w:val="22"/>
-                <w:szCs w:val="22"/>
-              </w:rPr>
-              <w:t>2.700.0</w:t>
-            </w:r>
-            <w:r>
-              <w:rPr>
-                <w:rFonts w:ascii="Times New Roman" w:hAnsi="Times New Roman"/>
-                <w:sz w:val="22"/>
-                <w:szCs w:val="22"/>
-              </w:rPr>
-              <w:t>0</w:t>
-            </w:r>
-            <w:r>
-              <w:rPr>
-                <w:rFonts w:ascii="Times New Roman" w:hAnsi="Times New Roman"/>
-                <w:sz w:val="22"/>
-                <w:szCs w:val="22"/>
-              </w:rPr>
-              <w:t>4</w:t>
+            <w:r>
+              <w:t>Yes, as per SOP 2.600.002, 2.700.004</w:t>
             </w:r>
           </w:p>
         </w:tc>
@@ -3015,23 +2796,8 @@
             <w:shd w:val="clear" w:color="auto" w:fill="FFFFFF" w:themeFill="background1"/>
           </w:tcPr>
           <w:p>
-            <w:pPr>
-              <w:jc w:val="center"/>
-              <w:outlineLvl w:val="0"/>
-              <w:rPr>
-                <w:rFonts w:ascii="Times New Roman" w:hAnsi="Times New Roman"/>
-                <w:b/>
-                <w:sz w:val="22"/>
-                <w:szCs w:val="22"/>
-              </w:rPr>
-            </w:pPr>
-            <w:r>
-              <w:rPr>
-                <w:rFonts w:ascii="Times New Roman" w:hAnsi="Times New Roman"/>
-                <w:sz w:val="22"/>
-                <w:szCs w:val="22"/>
-              </w:rPr>
-              <w:t>Yes, as per SOP 2.600.023, 2.700.004</w:t>
+            <w:r>
+              <w:t>Yes, as per SOP 2.600.002, 2.700.004</w:t>
             </w:r>
           </w:p>
         </w:tc>
@@ -6998,24 +6764,8 @@
             <w:shd w:val="clear" w:color="auto" w:fill="FFFFFF" w:themeFill="background1"/>
           </w:tcPr>
           <w:p>
-            <w:pPr>
-              <w:jc w:val="center"/>
-              <w:outlineLvl w:val="0"/>
-              <w:rPr>
-                <w:rFonts w:ascii="Times New Roman" w:hAnsi="Times New Roman"/>
-                <w:b/>
-                <w:sz w:val="22"/>
-                <w:szCs w:val="22"/>
-                <w:highlight w:val="yellow"/>
-              </w:rPr>
-            </w:pPr>
-            <w:r>
-              <w:rPr>
-                <w:rFonts w:ascii="Times New Roman" w:hAnsi="Times New Roman"/>
-                <w:sz w:val="22"/>
-                <w:szCs w:val="22"/>
-              </w:rPr>
-              <w:t>{{smart_scan_id}}</w:t>
+            <w:r>
+              <w:t>{{ equipment_summary }}</w:t>
             </w:r>
           </w:p>
         </w:tc>
@@ -7280,41 +7030,8 @@
             <w:shd w:val="clear" w:color="auto" w:fill="FFFFFF" w:themeFill="background1"/>
           </w:tcPr>
           <w:p>
-            <w:pPr>
-              <w:jc w:val="center"/>
-              <w:outlineLvl w:val="0"/>
-              <w:rPr>
-                <w:rFonts w:ascii="Times New Roman" w:eastAsiaTheme="minorEastAsia" w:hAnsi="Times New Roman"/>
-                <w:sz w:val="22"/>
-                <w:szCs w:val="22"/>
-                <w:highlight w:val="yellow"/>
-                <w:lang w:eastAsia="zh-CN"/>
-              </w:rPr>
-            </w:pPr>
-            <w:r>
-              <w:rPr>
-                <w:rFonts w:ascii="Times New Roman" w:hAnsi="Times New Roman"/>
-                <w:sz w:val="22"/>
-                <w:szCs w:val="22"/>
-              </w:rPr>
-              <w:t>{{smart_</w:t>
-            </w:r>
-            <w:r>
-              <w:rPr>
-                <w:rFonts w:ascii="Times New Roman" w:eastAsiaTheme="minorEastAsia" w:hAnsi="Times New Roman" w:hint="eastAsia"/>
-                <w:sz w:val="22"/>
-                <w:szCs w:val="22"/>
-                <w:lang w:eastAsia="zh-CN"/>
-              </w:rPr>
-              <w:t>cr</w:t>
-            </w:r>
-            <w:r>
-              <w:rPr>
-                <w:rFonts w:ascii="Times New Roman" w:hAnsi="Times New Roman"/>
-                <w:sz w:val="22"/>
-                <w:szCs w:val="22"/>
-              </w:rPr>
-              <w:t>_id}}</w:t>
+            <w:r>
+              <w:t>{{ cr_id }}</w:t>
             </w:r>
           </w:p>
         </w:tc>
@@ -7586,23 +7303,8 @@
             <w:shd w:val="clear" w:color="auto" w:fill="FFFFFF" w:themeFill="background1"/>
           </w:tcPr>
           <w:p>
-            <w:pPr>
-              <w:jc w:val="center"/>
-              <w:outlineLvl w:val="0"/>
-              <w:rPr>
-                <w:rFonts w:ascii="Times New Roman" w:hAnsi="Times New Roman"/>
-                <w:sz w:val="22"/>
-                <w:szCs w:val="22"/>
-                <w:highlight w:val="yellow"/>
-              </w:rPr>
-            </w:pPr>
-            <w:r>
-              <w:rPr>
-                <w:rFonts w:ascii="Times New Roman" w:hAnsi="Times New Roman"/>
-                <w:sz w:val="22"/>
-                <w:szCs w:val="22"/>
-              </w:rPr>
-              <w:t>{{smart_scan_id}}</w:t>
+            <w:r>
+              <w:t>{{ equipment_summary }}</w:t>
             </w:r>
           </w:p>
         </w:tc>
@@ -11006,508 +10708,6 @@
         </w:rPr>
       </w:pPr>
     </w:p>
-    <w:tbl>
-      <w:tblPr>
-        <w:tblStyle w:val="TableGrid"/>
-        <w:tblW w:w="9810" w:type="dxa"/>
-        <w:jc w:val="center"/>
-        <w:tblLayout w:type="fixed"/>
-        <w:tblLook w:val="04A0" w:firstRow="1" w:lastRow="0" w:firstColumn="1" w:lastColumn="0" w:noHBand="0" w:noVBand="1"/>
-      </w:tblPr>
-      <w:tblGrid>
-        <w:gridCol w:w="1620"/>
-        <w:gridCol w:w="1530"/>
-        <w:gridCol w:w="1453"/>
-        <w:gridCol w:w="1427"/>
-        <w:gridCol w:w="1625"/>
-        <w:gridCol w:w="2155"/>
-      </w:tblGrid>
-      <w:tr>
-        <w:trPr>
-          <w:trHeight w:val="191"/>
-          <w:jc w:val="center"/>
-        </w:trPr>
-        <w:tc>
-          <w:tcPr>
-            <w:tcW w:w="1620" w:type="dxa"/>
-            <w:shd w:val="clear" w:color="auto" w:fill="EEECE1" w:themeFill="background2"/>
-            <w:vAlign w:val="center"/>
-          </w:tcPr>
-          <w:p>
-            <w:pPr>
-              <w:pStyle w:val="Default"/>
-              <w:jc w:val="center"/>
-              <w:rPr>
-                <w:bCs/>
-                <w:sz w:val="14"/>
-                <w:szCs w:val="14"/>
-              </w:rPr>
-            </w:pPr>
-          </w:p>
-          <w:p>
-            <w:pPr>
-              <w:pStyle w:val="Default"/>
-              <w:jc w:val="center"/>
-              <w:rPr>
-                <w:bCs/>
-                <w:sz w:val="14"/>
-                <w:szCs w:val="14"/>
-              </w:rPr>
-            </w:pPr>
-            <w:r>
-              <w:rPr>
-                <w:bCs/>
-                <w:sz w:val="14"/>
-                <w:szCs w:val="14"/>
-              </w:rPr>
-              <w:t>Processing</w:t>
-            </w:r>
-            <w:r>
-              <w:rPr>
-                <w:bCs/>
-                <w:sz w:val="14"/>
-                <w:szCs w:val="14"/>
-              </w:rPr>
-              <w:t xml:space="preserve"> Analyst</w:t>
-            </w:r>
-          </w:p>
-        </w:tc>
-        <w:tc>
-          <w:tcPr>
-            <w:tcW w:w="1530" w:type="dxa"/>
-            <w:shd w:val="clear" w:color="auto" w:fill="EEECE1" w:themeFill="background2"/>
-          </w:tcPr>
-          <w:p>
-            <w:pPr>
-              <w:pStyle w:val="Default"/>
-              <w:jc w:val="center"/>
-              <w:rPr>
-                <w:bCs/>
-                <w:sz w:val="14"/>
-                <w:szCs w:val="14"/>
-              </w:rPr>
-            </w:pPr>
-          </w:p>
-          <w:p>
-            <w:pPr>
-              <w:pStyle w:val="Default"/>
-              <w:jc w:val="center"/>
-              <w:rPr>
-                <w:bCs/>
-                <w:sz w:val="14"/>
-                <w:szCs w:val="14"/>
-              </w:rPr>
-            </w:pPr>
-            <w:r>
-              <w:rPr>
-                <w:bCs/>
-                <w:sz w:val="14"/>
-                <w:szCs w:val="14"/>
-              </w:rPr>
-              <w:t>Reading Analyst</w:t>
-            </w:r>
-          </w:p>
-        </w:tc>
-        <w:tc>
-          <w:tcPr>
-            <w:tcW w:w="1453" w:type="dxa"/>
-            <w:shd w:val="clear" w:color="auto" w:fill="EEECE1" w:themeFill="background2"/>
-            <w:vAlign w:val="center"/>
-          </w:tcPr>
-          <w:p>
-            <w:pPr>
-              <w:pStyle w:val="Default"/>
-              <w:jc w:val="center"/>
-              <w:rPr>
-                <w:bCs/>
-                <w:sz w:val="14"/>
-                <w:szCs w:val="14"/>
-              </w:rPr>
-            </w:pPr>
-          </w:p>
-          <w:p>
-            <w:pPr>
-              <w:pStyle w:val="Default"/>
-              <w:jc w:val="center"/>
-              <w:rPr>
-                <w:bCs/>
-                <w:sz w:val="14"/>
-                <w:szCs w:val="14"/>
-              </w:rPr>
-            </w:pPr>
-            <w:r>
-              <w:rPr>
-                <w:bCs/>
-                <w:sz w:val="14"/>
-                <w:szCs w:val="14"/>
-              </w:rPr>
-              <w:t>Sample ID</w:t>
-            </w:r>
-          </w:p>
-        </w:tc>
-        <w:tc>
-          <w:tcPr>
-            <w:tcW w:w="1427" w:type="dxa"/>
-            <w:shd w:val="clear" w:color="auto" w:fill="EEECE1" w:themeFill="background2"/>
-            <w:vAlign w:val="center"/>
-          </w:tcPr>
-          <w:p>
-            <w:pPr>
-              <w:pStyle w:val="Default"/>
-              <w:jc w:val="center"/>
-              <w:rPr>
-                <w:bCs/>
-                <w:sz w:val="14"/>
-                <w:szCs w:val="14"/>
-              </w:rPr>
-            </w:pPr>
-          </w:p>
-          <w:p>
-            <w:pPr>
-              <w:pStyle w:val="Default"/>
-              <w:jc w:val="center"/>
-              <w:rPr>
-                <w:bCs/>
-                <w:sz w:val="14"/>
-                <w:szCs w:val="14"/>
-              </w:rPr>
-            </w:pPr>
-            <w:r>
-              <w:rPr>
-                <w:bCs/>
-                <w:sz w:val="14"/>
-                <w:szCs w:val="14"/>
-              </w:rPr>
-              <w:t>Events</w:t>
-            </w:r>
-          </w:p>
-        </w:tc>
-        <w:tc>
-          <w:tcPr>
-            <w:tcW w:w="1625" w:type="dxa"/>
-            <w:shd w:val="clear" w:color="auto" w:fill="EEECE1" w:themeFill="background2"/>
-            <w:vAlign w:val="center"/>
-          </w:tcPr>
-          <w:p>
-            <w:pPr>
-              <w:pStyle w:val="Default"/>
-              <w:jc w:val="center"/>
-              <w:rPr>
-                <w:bCs/>
-                <w:sz w:val="14"/>
-                <w:szCs w:val="14"/>
-              </w:rPr>
-            </w:pPr>
-          </w:p>
-          <w:p>
-            <w:pPr>
-              <w:pStyle w:val="Default"/>
-              <w:jc w:val="center"/>
-              <w:rPr>
-                <w:bCs/>
-                <w:sz w:val="14"/>
-                <w:szCs w:val="14"/>
-              </w:rPr>
-            </w:pPr>
-            <w:r>
-              <w:rPr>
-                <w:bCs/>
-                <w:sz w:val="14"/>
-                <w:szCs w:val="14"/>
-              </w:rPr>
-              <w:t>Confirmed Microbial Events</w:t>
-            </w:r>
-          </w:p>
-        </w:tc>
-        <w:tc>
-          <w:tcPr>
-            <w:tcW w:w="2155" w:type="dxa"/>
-            <w:shd w:val="clear" w:color="auto" w:fill="EEECE1" w:themeFill="background2"/>
-            <w:vAlign w:val="center"/>
-          </w:tcPr>
-          <w:p>
-            <w:pPr>
-              <w:pStyle w:val="Default"/>
-              <w:jc w:val="center"/>
-              <w:rPr>
-                <w:bCs/>
-                <w:sz w:val="14"/>
-                <w:szCs w:val="14"/>
-              </w:rPr>
-            </w:pPr>
-          </w:p>
-          <w:p>
-            <w:pPr>
-              <w:pStyle w:val="Default"/>
-              <w:jc w:val="center"/>
-              <w:rPr>
-                <w:bCs/>
-                <w:sz w:val="14"/>
-                <w:szCs w:val="14"/>
-              </w:rPr>
-            </w:pPr>
-            <w:r>
-              <w:rPr>
-                <w:bCs/>
-                <w:sz w:val="14"/>
-                <w:szCs w:val="14"/>
-              </w:rPr>
-              <w:t>Morphology Description</w:t>
-            </w:r>
-          </w:p>
-        </w:tc>
-      </w:tr>
-      <w:tr>
-        <w:trPr>
-          <w:cantSplit/>
-          <w:trHeight w:val="744"/>
-          <w:jc w:val="center"/>
-        </w:trPr>
-        <w:tc>
-          <w:tcPr>
-            <w:tcW w:w="1620" w:type="dxa"/>
-            <w:vAlign w:val="center"/>
-          </w:tcPr>
-          <w:p>
-            <w:pPr>
-              <w:spacing w:line="360" w:lineRule="auto"/>
-              <w:jc w:val="center"/>
-              <w:rPr>
-                <w:rFonts w:ascii="Times New Roman" w:hAnsi="Times New Roman"/>
-                <w:sz w:val="14"/>
-                <w:szCs w:val="14"/>
-              </w:rPr>
-            </w:pPr>
-            <w:r>
-              <w:rPr>
-                <w:rFonts w:ascii="Times New Roman" w:hAnsi="Times New Roman"/>
-                <w:sz w:val="14"/>
-                <w:szCs w:val="14"/>
-              </w:rPr>
-              <w:t>{{ analyst_name }}</w:t>
-            </w:r>
-          </w:p>
-        </w:tc>
-        <w:tc>
-          <w:tcPr>
-            <w:tcW w:w="1530" w:type="dxa"/>
-            <w:vAlign w:val="center"/>
-          </w:tcPr>
-          <w:p>
-            <w:pPr>
-              <w:spacing w:line="360" w:lineRule="auto"/>
-              <w:jc w:val="center"/>
-              <w:rPr>
-                <w:rFonts w:ascii="Times New Roman" w:hAnsi="Times New Roman"/>
-                <w:sz w:val="14"/>
-                <w:szCs w:val="14"/>
-              </w:rPr>
-            </w:pPr>
-            <w:r>
-              <w:rPr>
-                <w:rFonts w:ascii="Times New Roman" w:hAnsi="Times New Roman"/>
-                <w:sz w:val="14"/>
-                <w:szCs w:val="14"/>
-              </w:rPr>
-              <w:t>{{ reader_name }}</w:t>
-            </w:r>
-          </w:p>
-        </w:tc>
-        <w:tc>
-          <w:tcPr>
-            <w:tcW w:w="1453" w:type="dxa"/>
-            <w:vAlign w:val="center"/>
-          </w:tcPr>
-          <w:p>
-            <w:pPr>
-              <w:spacing w:line="360" w:lineRule="auto"/>
-              <w:jc w:val="center"/>
-              <w:rPr>
-                <w:rFonts w:ascii="Times New Roman" w:hAnsi="Times New Roman"/>
-                <w:color w:val="467886"/>
-                <w:sz w:val="14"/>
-                <w:szCs w:val="14"/>
-                <w:u w:val="single"/>
-              </w:rPr>
-            </w:pPr>
-            <w:r>
-              <w:rPr>
-                <w:rFonts w:ascii="Times New Roman" w:hAnsi="Times New Roman"/>
-                <w:sz w:val="14"/>
-                <w:szCs w:val="14"/>
-              </w:rPr>
-              <w:t>{{ sample_id }}</w:t>
-            </w:r>
-          </w:p>
-        </w:tc>
-        <w:tc>
-          <w:tcPr>
-            <w:tcW w:w="1427" w:type="dxa"/>
-            <w:vAlign w:val="center"/>
-          </w:tcPr>
-          <w:p>
-            <w:pPr>
-              <w:spacing w:line="360" w:lineRule="auto"/>
-              <w:jc w:val="center"/>
-              <w:rPr>
-                <w:rFonts w:ascii="Times New Roman" w:hAnsi="Times New Roman"/>
-                <w:sz w:val="14"/>
-                <w:szCs w:val="18"/>
-              </w:rPr>
-            </w:pPr>
-            <w:r>
-              <w:rPr>
-                <w:rFonts w:ascii="Times New Roman" w:hAnsi="Times New Roman"/>
-                <w:sz w:val="14"/>
-                <w:szCs w:val="14"/>
-              </w:rPr>
-              <w:t xml:space="preserve">{{ </w:t>
-            </w:r>
-            <w:r>
-              <w:rPr>
-                <w:rFonts w:ascii="Times New Roman" w:hAnsi="Times New Roman" w:hint="eastAsia"/>
-                <w:sz w:val="14"/>
-                <w:szCs w:val="14"/>
-                <w:lang w:eastAsia="zh-CN"/>
-              </w:rPr>
-              <w:t>event</w:t>
-            </w:r>
-            <w:r>
-              <w:rPr>
-                <w:rFonts w:ascii="Times New Roman" w:hAnsi="Times New Roman"/>
-                <w:sz w:val="14"/>
-                <w:szCs w:val="14"/>
-              </w:rPr>
-              <w:t>_</w:t>
-            </w:r>
-            <w:r>
-              <w:rPr>
-                <w:rFonts w:ascii="Times New Roman" w:hAnsi="Times New Roman" w:hint="eastAsia"/>
-                <w:sz w:val="14"/>
-                <w:szCs w:val="14"/>
-                <w:lang w:eastAsia="zh-CN"/>
-              </w:rPr>
-              <w:t>number</w:t>
-            </w:r>
-            <w:r>
-              <w:rPr>
-                <w:rFonts w:ascii="Times New Roman" w:hAnsi="Times New Roman"/>
-                <w:sz w:val="14"/>
-                <w:szCs w:val="14"/>
-              </w:rPr>
-              <w:t xml:space="preserve"> }}</w:t>
-            </w:r>
-          </w:p>
-        </w:tc>
-        <w:tc>
-          <w:tcPr>
-            <w:tcW w:w="1625" w:type="dxa"/>
-            <w:vAlign w:val="center"/>
-          </w:tcPr>
-          <w:p>
-            <w:pPr>
-              <w:pStyle w:val="Default"/>
-              <w:spacing w:line="360" w:lineRule="auto"/>
-              <w:jc w:val="center"/>
-              <w:rPr>
-                <w:rFonts w:eastAsiaTheme="minorEastAsia"/>
-                <w:sz w:val="14"/>
-                <w:szCs w:val="14"/>
-                <w:lang w:eastAsia="zh-CN"/>
-              </w:rPr>
-            </w:pPr>
-            <w:r>
-              <w:rPr>
-                <w:sz w:val="14"/>
-                <w:szCs w:val="14"/>
-              </w:rPr>
-              <w:t xml:space="preserve">{{ </w:t>
-            </w:r>
-            <w:r>
-              <w:rPr>
-                <w:rFonts w:eastAsiaTheme="minorEastAsia" w:hint="eastAsia"/>
-                <w:sz w:val="14"/>
-                <w:szCs w:val="14"/>
-                <w:lang w:eastAsia="zh-CN"/>
-              </w:rPr>
-              <w:t>confirm</w:t>
-            </w:r>
-            <w:r>
-              <w:rPr>
-                <w:sz w:val="14"/>
-                <w:szCs w:val="14"/>
-              </w:rPr>
-              <w:t>_</w:t>
-            </w:r>
-            <w:r>
-              <w:rPr>
-                <w:rFonts w:hint="eastAsia"/>
-                <w:sz w:val="14"/>
-                <w:szCs w:val="14"/>
-                <w:lang w:eastAsia="zh-CN"/>
-              </w:rPr>
-              <w:t>number</w:t>
-            </w:r>
-            <w:r>
-              <w:rPr>
-                <w:sz w:val="14"/>
-                <w:szCs w:val="14"/>
-              </w:rPr>
-              <w:t xml:space="preserve"> }}</w:t>
-            </w:r>
-          </w:p>
-        </w:tc>
-        <w:tc>
-          <w:tcPr>
-            <w:tcW w:w="2155" w:type="dxa"/>
-            <w:vAlign w:val="center"/>
-          </w:tcPr>
-          <w:p>
-            <w:pPr>
-              <w:pStyle w:val="Default"/>
-              <w:spacing w:line="360" w:lineRule="auto"/>
-              <w:jc w:val="center"/>
-              <w:rPr>
-                <w:rFonts w:eastAsiaTheme="minorEastAsia"/>
-                <w:sz w:val="14"/>
-                <w:szCs w:val="14"/>
-                <w:lang w:eastAsia="zh-CN"/>
-              </w:rPr>
-            </w:pPr>
-            <w:r>
-              <w:rPr>
-                <w:sz w:val="14"/>
-                <w:szCs w:val="14"/>
-              </w:rPr>
-              <w:t xml:space="preserve">{{ organism_morphology </w:t>
-            </w:r>
-            <w:r>
-              <w:rPr>
-                <w:sz w:val="14"/>
-                <w:szCs w:val="14"/>
-              </w:rPr>
-              <w:t>}}-</w:t>
-            </w:r>
-            <w:r>
-              <w:rPr>
-                <w:rFonts w:eastAsiaTheme="minorEastAsia" w:hint="eastAsia"/>
-                <w:sz w:val="14"/>
-                <w:szCs w:val="14"/>
-                <w:lang w:eastAsia="zh-CN"/>
-              </w:rPr>
-              <w:t>s</w:t>
-            </w:r>
-            <w:r>
-              <w:rPr>
-                <w:sz w:val="14"/>
-                <w:szCs w:val="14"/>
-              </w:rPr>
-              <w:t>haped Morphology</w:t>
-            </w:r>
-          </w:p>
-        </w:tc>
-      </w:tr>
-    </w:tbl>
     <w:p>
       <w:pPr>
         <w:outlineLvl w:val="0"/>
@@ -11598,3416 +10798,6 @@
         <w:t>{{ test_date }}</w:t>
       </w:r>
     </w:p>
-    <w:tbl>
-      <w:tblPr>
-        <w:tblpPr w:vertAnchor="text" w:tblpXSpec="center" w:tblpY="1"/>
-        <w:tblOverlap w:val="never"/>
-        <w:tblW w:w="9785" w:type="dxa"/>
-        <w:tblLayout w:type="fixed"/>
-        <w:tblCellMar>
-          <w:left w:w="0" w:type="dxa"/>
-          <w:right w:w="0" w:type="dxa"/>
-        </w:tblCellMar>
-        <w:tblLook w:val="04A0" w:firstRow="1" w:lastRow="0" w:firstColumn="1" w:lastColumn="0" w:noHBand="0" w:noVBand="1"/>
-      </w:tblPr>
-      <w:tblGrid>
-        <w:gridCol w:w="1223"/>
-        <w:gridCol w:w="27"/>
-        <w:gridCol w:w="810"/>
-        <w:gridCol w:w="900"/>
-        <w:gridCol w:w="709"/>
-        <w:gridCol w:w="11"/>
-        <w:gridCol w:w="720"/>
-        <w:gridCol w:w="810"/>
-        <w:gridCol w:w="1260"/>
-        <w:gridCol w:w="90"/>
-        <w:gridCol w:w="1260"/>
-        <w:gridCol w:w="90"/>
-        <w:gridCol w:w="1260"/>
-        <w:gridCol w:w="615"/>
-      </w:tblGrid>
-      <w:tr>
-        <w:trPr>
-          <w:trHeight w:val="644"/>
-        </w:trPr>
-        <w:tc>
-          <w:tcPr>
-            <w:tcW w:w="1250" w:type="dxa"/>
-            <w:gridSpan w:val="2"/>
-            <w:tcBorders>
-              <w:top w:val="single" w:sz="8" w:space="0" w:color="auto"/>
-              <w:left w:val="single" w:sz="8" w:space="0" w:color="auto"/>
-              <w:bottom w:val="single" w:sz="8" w:space="0" w:color="auto"/>
-              <w:right w:val="single" w:sz="8" w:space="0" w:color="auto"/>
-            </w:tcBorders>
-            <w:shd w:val="clear" w:color="auto" w:fill="EEECE1" w:themeFill="background2"/>
-            <w:tcMar>
-              <w:left w:w="108" w:type="dxa"/>
-              <w:right w:w="108" w:type="dxa"/>
-            </w:tcMar>
-            <w:vAlign w:val="center"/>
-          </w:tcPr>
-          <w:p>
-            <w:pPr>
-              <w:jc w:val="center"/>
-            </w:pPr>
-            <w:r>
-              <w:rPr>
-                <w:rFonts w:ascii="Times New Roman" w:hAnsi="Times New Roman"/>
-                <w:color w:val="000000" w:themeColor="text1"/>
-                <w:sz w:val="12"/>
-                <w:szCs w:val="12"/>
-              </w:rPr>
-              <w:t>Environmental Monitoring (EM) Sampling Site</w:t>
-            </w:r>
-          </w:p>
-        </w:tc>
-        <w:tc>
-          <w:tcPr>
-            <w:tcW w:w="810" w:type="dxa"/>
-            <w:tcBorders>
-              <w:top w:val="single" w:sz="8" w:space="0" w:color="auto"/>
-              <w:left w:val="single" w:sz="8" w:space="0" w:color="auto"/>
-              <w:bottom w:val="single" w:sz="8" w:space="0" w:color="auto"/>
-              <w:right w:val="single" w:sz="8" w:space="0" w:color="auto"/>
-            </w:tcBorders>
-            <w:shd w:val="clear" w:color="auto" w:fill="EEECE1" w:themeFill="background2"/>
-            <w:tcMar>
-              <w:left w:w="108" w:type="dxa"/>
-              <w:right w:w="108" w:type="dxa"/>
-            </w:tcMar>
-            <w:vAlign w:val="center"/>
-          </w:tcPr>
-          <w:p>
-            <w:pPr>
-              <w:jc w:val="center"/>
-            </w:pPr>
-            <w:r>
-              <w:rPr>
-                <w:rFonts w:ascii="Times New Roman" w:hAnsi="Times New Roman"/>
-                <w:color w:val="000000" w:themeColor="text1"/>
-                <w:sz w:val="12"/>
-                <w:szCs w:val="12"/>
-              </w:rPr>
-              <w:t>Frequency</w:t>
-            </w:r>
-          </w:p>
-        </w:tc>
-        <w:tc>
-          <w:tcPr>
-            <w:tcW w:w="900" w:type="dxa"/>
-            <w:tcBorders>
-              <w:top w:val="single" w:sz="8" w:space="0" w:color="auto"/>
-              <w:left w:val="nil"/>
-              <w:bottom w:val="single" w:sz="8" w:space="0" w:color="auto"/>
-              <w:right w:val="single" w:sz="8" w:space="0" w:color="auto"/>
-            </w:tcBorders>
-            <w:shd w:val="clear" w:color="auto" w:fill="EEECE1" w:themeFill="background2"/>
-            <w:tcMar>
-              <w:left w:w="108" w:type="dxa"/>
-              <w:right w:w="108" w:type="dxa"/>
-            </w:tcMar>
-            <w:vAlign w:val="center"/>
-          </w:tcPr>
-          <w:p>
-            <w:pPr>
-              <w:jc w:val="center"/>
-            </w:pPr>
-            <w:r>
-              <w:rPr>
-                <w:rFonts w:ascii="Times New Roman" w:hAnsi="Times New Roman"/>
-                <w:color w:val="000000" w:themeColor="text1"/>
-                <w:sz w:val="12"/>
-                <w:szCs w:val="12"/>
-              </w:rPr>
-              <w:t>Date</w:t>
-            </w:r>
-          </w:p>
-          <w:p>
-            <w:pPr>
-              <w:jc w:val="center"/>
-            </w:pPr>
-            <w:r>
-              <w:rPr>
-                <w:rFonts w:ascii="Times New Roman" w:hAnsi="Times New Roman"/>
-                <w:color w:val="000000" w:themeColor="text1"/>
-                <w:sz w:val="12"/>
-                <w:szCs w:val="12"/>
-              </w:rPr>
-              <w:t>(DDMMM</w:t>
-            </w:r>
-          </w:p>
-          <w:p>
-            <w:pPr>
-              <w:jc w:val="center"/>
-            </w:pPr>
-            <w:r>
-              <w:rPr>
-                <w:rFonts w:ascii="Times New Roman" w:hAnsi="Times New Roman"/>
-                <w:color w:val="000000" w:themeColor="text1"/>
-                <w:sz w:val="12"/>
-                <w:szCs w:val="12"/>
-              </w:rPr>
-              <w:t>YYYY)</w:t>
-            </w:r>
-          </w:p>
-        </w:tc>
-        <w:tc>
-          <w:tcPr>
-            <w:tcW w:w="720" w:type="dxa"/>
-            <w:gridSpan w:val="2"/>
-            <w:tcBorders>
-              <w:top w:val="single" w:sz="8" w:space="0" w:color="auto"/>
-              <w:left w:val="single" w:sz="8" w:space="0" w:color="auto"/>
-              <w:bottom w:val="single" w:sz="8" w:space="0" w:color="auto"/>
-              <w:right w:val="single" w:sz="8" w:space="0" w:color="auto"/>
-            </w:tcBorders>
-            <w:shd w:val="clear" w:color="auto" w:fill="EEECE1" w:themeFill="background2"/>
-            <w:tcMar>
-              <w:left w:w="108" w:type="dxa"/>
-              <w:right w:w="108" w:type="dxa"/>
-            </w:tcMar>
-            <w:vAlign w:val="center"/>
-          </w:tcPr>
-          <w:p>
-            <w:pPr>
-              <w:jc w:val="center"/>
-            </w:pPr>
-            <w:r>
-              <w:rPr>
-                <w:rFonts w:ascii="Times New Roman" w:hAnsi="Times New Roman"/>
-                <w:color w:val="000000" w:themeColor="text1"/>
-                <w:sz w:val="12"/>
-                <w:szCs w:val="12"/>
-              </w:rPr>
-              <w:t>Analyst (Initials)</w:t>
-            </w:r>
-          </w:p>
-        </w:tc>
-        <w:tc>
-          <w:tcPr>
-            <w:tcW w:w="1530" w:type="dxa"/>
-            <w:gridSpan w:val="2"/>
-            <w:tcBorders>
-              <w:top w:val="single" w:sz="8" w:space="0" w:color="auto"/>
-              <w:left w:val="nil"/>
-              <w:bottom w:val="single" w:sz="8" w:space="0" w:color="auto"/>
-              <w:right w:val="single" w:sz="8" w:space="0" w:color="auto"/>
-            </w:tcBorders>
-            <w:shd w:val="clear" w:color="auto" w:fill="EEECE1" w:themeFill="background2"/>
-            <w:tcMar>
-              <w:left w:w="108" w:type="dxa"/>
-              <w:right w:w="108" w:type="dxa"/>
-            </w:tcMar>
-            <w:vAlign w:val="center"/>
-          </w:tcPr>
-          <w:p>
-            <w:pPr>
-              <w:jc w:val="center"/>
-            </w:pPr>
-            <w:r>
-              <w:rPr>
-                <w:rFonts w:ascii="Times New Roman" w:hAnsi="Times New Roman"/>
-                <w:color w:val="000000" w:themeColor="text1"/>
-                <w:sz w:val="12"/>
-                <w:szCs w:val="12"/>
-              </w:rPr>
-              <w:t>Day /Week(s)</w:t>
-            </w:r>
-          </w:p>
-        </w:tc>
-        <w:tc>
-          <w:tcPr>
-            <w:tcW w:w="1350" w:type="dxa"/>
-            <w:gridSpan w:val="2"/>
-            <w:tcBorders>
-              <w:top w:val="single" w:sz="8" w:space="0" w:color="auto"/>
-              <w:left w:val="single" w:sz="8" w:space="0" w:color="auto"/>
-              <w:bottom w:val="single" w:sz="8" w:space="0" w:color="auto"/>
-              <w:right w:val="single" w:sz="8" w:space="0" w:color="auto"/>
-            </w:tcBorders>
-            <w:shd w:val="clear" w:color="auto" w:fill="EEECE1" w:themeFill="background2"/>
-            <w:tcMar>
-              <w:left w:w="108" w:type="dxa"/>
-              <w:right w:w="108" w:type="dxa"/>
-            </w:tcMar>
-            <w:vAlign w:val="center"/>
-          </w:tcPr>
-          <w:p>
-            <w:pPr>
-              <w:jc w:val="center"/>
-            </w:pPr>
-            <w:r>
-              <w:rPr>
-                <w:rFonts w:ascii="Times New Roman" w:hAnsi="Times New Roman"/>
-                <w:color w:val="000000" w:themeColor="text1"/>
-                <w:sz w:val="12"/>
-                <w:szCs w:val="12"/>
-              </w:rPr>
-              <w:t>Observation</w:t>
-            </w:r>
-          </w:p>
-        </w:tc>
-        <w:tc>
-          <w:tcPr>
-            <w:tcW w:w="1350" w:type="dxa"/>
-            <w:gridSpan w:val="2"/>
-            <w:tcBorders>
-              <w:top w:val="single" w:sz="8" w:space="0" w:color="auto"/>
-              <w:left w:val="nil"/>
-              <w:bottom w:val="single" w:sz="8" w:space="0" w:color="auto"/>
-              <w:right w:val="single" w:sz="8" w:space="0" w:color="auto"/>
-            </w:tcBorders>
-            <w:shd w:val="clear" w:color="auto" w:fill="EEECE1" w:themeFill="background2"/>
-            <w:tcMar>
-              <w:left w:w="108" w:type="dxa"/>
-              <w:right w:w="108" w:type="dxa"/>
-            </w:tcMar>
-            <w:vAlign w:val="center"/>
-          </w:tcPr>
-          <w:p>
-            <w:pPr>
-              <w:jc w:val="center"/>
-            </w:pPr>
-            <w:r>
-              <w:rPr>
-                <w:rFonts w:ascii="Times New Roman" w:hAnsi="Times New Roman"/>
-                <w:color w:val="000000" w:themeColor="text1"/>
-                <w:sz w:val="12"/>
-                <w:szCs w:val="12"/>
-              </w:rPr>
-              <w:t>Environmental Monitoring Plate ETX ID</w:t>
-            </w:r>
-          </w:p>
-        </w:tc>
-        <w:tc>
-          <w:tcPr>
-            <w:tcW w:w="1260" w:type="dxa"/>
-            <w:tcBorders>
-              <w:top w:val="single" w:sz="8" w:space="0" w:color="auto"/>
-              <w:left w:val="single" w:sz="8" w:space="0" w:color="auto"/>
-              <w:bottom w:val="single" w:sz="8" w:space="0" w:color="auto"/>
-              <w:right w:val="single" w:sz="8" w:space="0" w:color="auto"/>
-            </w:tcBorders>
-            <w:shd w:val="clear" w:color="auto" w:fill="EEECE1" w:themeFill="background2"/>
-            <w:tcMar>
-              <w:left w:w="108" w:type="dxa"/>
-              <w:right w:w="108" w:type="dxa"/>
-            </w:tcMar>
-            <w:vAlign w:val="center"/>
-          </w:tcPr>
-          <w:p>
-            <w:pPr>
-              <w:jc w:val="center"/>
-            </w:pPr>
-            <w:r>
-              <w:rPr>
-                <w:rFonts w:ascii="Times New Roman" w:hAnsi="Times New Roman"/>
-                <w:color w:val="000000" w:themeColor="text1"/>
-                <w:sz w:val="12"/>
-                <w:szCs w:val="12"/>
-              </w:rPr>
-              <w:t>Microbial ID</w:t>
-            </w:r>
-          </w:p>
-        </w:tc>
-        <w:tc>
-          <w:tcPr>
-            <w:tcW w:w="615" w:type="dxa"/>
-            <w:tcBorders>
-              <w:top w:val="single" w:sz="8" w:space="0" w:color="auto"/>
-              <w:left w:val="single" w:sz="8" w:space="0" w:color="auto"/>
-              <w:bottom w:val="single" w:sz="8" w:space="0" w:color="auto"/>
-              <w:right w:val="single" w:sz="8" w:space="0" w:color="auto"/>
-            </w:tcBorders>
-            <w:shd w:val="clear" w:color="auto" w:fill="EEECE1" w:themeFill="background2"/>
-            <w:tcMar>
-              <w:left w:w="108" w:type="dxa"/>
-              <w:right w:w="108" w:type="dxa"/>
-            </w:tcMar>
-            <w:vAlign w:val="center"/>
-          </w:tcPr>
-          <w:p>
-            <w:pPr>
-              <w:jc w:val="center"/>
-            </w:pPr>
-            <w:r>
-              <w:rPr>
-                <w:rFonts w:ascii="Times New Roman" w:hAnsi="Times New Roman"/>
-                <w:color w:val="000000" w:themeColor="text1"/>
-                <w:sz w:val="12"/>
-                <w:szCs w:val="12"/>
-              </w:rPr>
-              <w:t>Notes</w:t>
-            </w:r>
-          </w:p>
-        </w:tc>
-      </w:tr>
-      <w:tr>
-        <w:trPr>
-          <w:trHeight w:val="644"/>
-        </w:trPr>
-        <w:tc>
-          <w:tcPr>
-            <w:tcW w:w="9785" w:type="dxa"/>
-            <w:gridSpan w:val="14"/>
-            <w:tcBorders>
-              <w:top w:val="single" w:sz="8" w:space="0" w:color="auto"/>
-              <w:left w:val="single" w:sz="8" w:space="0" w:color="auto"/>
-              <w:bottom w:val="single" w:sz="8" w:space="0" w:color="auto"/>
-              <w:right w:val="single" w:sz="8" w:space="0" w:color="000000" w:themeColor="text1"/>
-            </w:tcBorders>
-            <w:shd w:val="clear" w:color="auto" w:fill="D9D9D9" w:themeFill="background1" w:themeFillShade="D9"/>
-            <w:tcMar>
-              <w:left w:w="108" w:type="dxa"/>
-              <w:right w:w="108" w:type="dxa"/>
-            </w:tcMar>
-            <w:vAlign w:val="center"/>
-          </w:tcPr>
-          <w:p>
-            <w:pPr>
-              <w:jc w:val="center"/>
-              <w:rPr>
-                <w:rFonts w:eastAsiaTheme="minorEastAsia"/>
-                <w:b/>
-                <w:bCs/>
-                <w:lang w:eastAsia="zh-CN"/>
-              </w:rPr>
-            </w:pPr>
-            <w:r>
-              <w:rPr>
-                <w:rFonts w:ascii="Times New Roman" w:hAnsi="Times New Roman"/>
-                <w:b/>
-                <w:bCs/>
-                <w:color w:val="000000" w:themeColor="text1"/>
-                <w:sz w:val="14"/>
-                <w:szCs w:val="14"/>
-              </w:rPr>
-              <w:t>Personnel EM Bracketing</w:t>
-            </w:r>
-            <w:r>
-              <w:rPr>
-                <w:rFonts w:ascii="Times New Roman" w:eastAsiaTheme="minorEastAsia" w:hAnsi="Times New Roman" w:hint="eastAsia"/>
-                <w:b/>
-                <w:bCs/>
-                <w:color w:val="000000" w:themeColor="text1"/>
-                <w:sz w:val="14"/>
-                <w:szCs w:val="14"/>
-                <w:lang w:eastAsia="zh-CN"/>
-              </w:rPr>
-              <w:t xml:space="preserve"> (</w:t>
-            </w:r>
-            <w:r>
-              <w:rPr>
-                <w:rFonts w:ascii="Times New Roman" w:eastAsiaTheme="minorEastAsia" w:hAnsi="Times New Roman"/>
-                <w:b/>
-                <w:bCs/>
-                <w:color w:val="000000" w:themeColor="text1"/>
-                <w:sz w:val="14"/>
-                <w:szCs w:val="14"/>
-                <w:lang w:eastAsia="zh-CN"/>
-              </w:rPr>
-              <w:t>{{ analyst_name }}</w:t>
-            </w:r>
-            <w:r>
-              <w:rPr>
-                <w:rFonts w:ascii="Times New Roman" w:eastAsiaTheme="minorEastAsia" w:hAnsi="Times New Roman" w:hint="eastAsia"/>
-                <w:b/>
-                <w:bCs/>
-                <w:color w:val="000000" w:themeColor="text1"/>
-                <w:sz w:val="14"/>
-                <w:szCs w:val="14"/>
-                <w:lang w:eastAsia="zh-CN"/>
-              </w:rPr>
-              <w:t>)</w:t>
-            </w:r>
-            <w:r>
-              <w:rPr>
-                <w:rFonts w:ascii="Times New Roman" w:eastAsiaTheme="minorEastAsia" w:hAnsi="Times New Roman"/>
-                <w:b/>
-                <w:bCs/>
-                <w:color w:val="000000" w:themeColor="text1"/>
-                <w:sz w:val="14"/>
-                <w:szCs w:val="14"/>
-                <w:lang w:eastAsia="zh-CN"/>
-              </w:rPr>
-              <w:t xml:space="preserve"> on </w:t>
-            </w:r>
-            <w:r>
-              <w:rPr>
-                <w:rFonts w:ascii="Times New Roman" w:eastAsiaTheme="minorEastAsia" w:hAnsi="Times New Roman"/>
-                <w:b/>
-                <w:bCs/>
-                <w:color w:val="000000" w:themeColor="text1"/>
-                <w:sz w:val="14"/>
-                <w:szCs w:val="14"/>
-                <w:lang w:eastAsia="zh-CN"/>
-              </w:rPr>
-              <w:t>{{ test_date }}</w:t>
-            </w:r>
-          </w:p>
-        </w:tc>
-      </w:tr>
-      <w:tr>
-        <w:tc>
-          <w:tcPr>
-            <w:tcW w:w="1250" w:type="dxa"/>
-            <w:gridSpan w:val="2"/>
-            <w:tcBorders>
-              <w:top w:val="single" w:sz="8" w:space="0" w:color="auto"/>
-              <w:left w:val="single" w:sz="8" w:space="0" w:color="auto"/>
-              <w:bottom w:val="single" w:sz="8" w:space="0" w:color="auto"/>
-              <w:right w:val="single" w:sz="8" w:space="0" w:color="auto"/>
-            </w:tcBorders>
-            <w:shd w:val="clear" w:color="auto" w:fill="FFFFFF" w:themeFill="background1"/>
-            <w:tcMar>
-              <w:left w:w="108" w:type="dxa"/>
-              <w:right w:w="108" w:type="dxa"/>
-            </w:tcMar>
-            <w:vAlign w:val="center"/>
-          </w:tcPr>
-          <w:p>
-            <w:pPr>
-              <w:jc w:val="center"/>
-            </w:pPr>
-            <w:r>
-              <w:rPr>
-                <w:rFonts w:ascii="Times New Roman" w:hAnsi="Times New Roman"/>
-                <w:color w:val="000000" w:themeColor="text1"/>
-                <w:sz w:val="14"/>
-                <w:szCs w:val="14"/>
-              </w:rPr>
-              <w:t>Personal (Left Touch and Right Touch)</w:t>
-            </w:r>
-          </w:p>
-        </w:tc>
-        <w:tc>
-          <w:tcPr>
-            <w:tcW w:w="810" w:type="dxa"/>
-            <w:tcBorders>
-              <w:top w:val="single" w:sz="8" w:space="0" w:color="auto"/>
-              <w:left w:val="single" w:sz="8" w:space="0" w:color="auto"/>
-              <w:bottom w:val="single" w:sz="8" w:space="0" w:color="auto"/>
-              <w:right w:val="single" w:sz="8" w:space="0" w:color="auto"/>
-            </w:tcBorders>
-            <w:shd w:val="clear" w:color="auto" w:fill="FFFFFF" w:themeFill="background1"/>
-            <w:tcMar>
-              <w:left w:w="108" w:type="dxa"/>
-              <w:right w:w="108" w:type="dxa"/>
-            </w:tcMar>
-            <w:vAlign w:val="center"/>
-          </w:tcPr>
-          <w:p>
-            <w:pPr>
-              <w:jc w:val="center"/>
-              <w:rPr>
-                <w:rFonts w:ascii="Times New Roman" w:hAnsi="Times New Roman"/>
-                <w:color w:val="000000" w:themeColor="text1"/>
-                <w:sz w:val="14"/>
-                <w:szCs w:val="14"/>
-              </w:rPr>
-            </w:pPr>
-            <w:r>
-              <w:rPr>
-                <w:rFonts w:ascii="Times New Roman" w:hAnsi="Times New Roman"/>
-                <w:color w:val="000000" w:themeColor="text1"/>
-                <w:sz w:val="14"/>
-                <w:szCs w:val="14"/>
-              </w:rPr>
-              <w:t>Daily</w:t>
-            </w:r>
-          </w:p>
-        </w:tc>
-        <w:tc>
-          <w:tcPr>
-            <w:tcW w:w="900" w:type="dxa"/>
-            <w:tcBorders>
-              <w:top w:val="single" w:sz="8" w:space="0" w:color="auto"/>
-              <w:left w:val="nil"/>
-              <w:bottom w:val="single" w:sz="8" w:space="0" w:color="auto"/>
-              <w:right w:val="single" w:sz="8" w:space="0" w:color="auto"/>
-            </w:tcBorders>
-            <w:shd w:val="clear" w:color="auto" w:fill="FFFFFF" w:themeFill="background1"/>
-            <w:tcMar>
-              <w:left w:w="108" w:type="dxa"/>
-              <w:right w:w="108" w:type="dxa"/>
-            </w:tcMar>
-            <w:vAlign w:val="center"/>
-          </w:tcPr>
-          <w:p>
-            <w:pPr>
-              <w:jc w:val="center"/>
-              <w:rPr>
-                <w:rFonts w:ascii="Times New Roman" w:hAnsi="Times New Roman"/>
-                <w:color w:val="000000" w:themeColor="text1"/>
-                <w:sz w:val="14"/>
-                <w:szCs w:val="14"/>
-              </w:rPr>
-            </w:pPr>
-            <w:r>
-              <w:rPr>
-                <w:rFonts w:ascii="Times New Roman" w:hAnsi="Times New Roman"/>
-                <w:color w:val="000000" w:themeColor="text1"/>
-                <w:sz w:val="14"/>
-                <w:szCs w:val="14"/>
-              </w:rPr>
-              <w:t>{{ test_date }}</w:t>
-            </w:r>
-          </w:p>
-        </w:tc>
-        <w:tc>
-          <w:tcPr>
-            <w:tcW w:w="720" w:type="dxa"/>
-            <w:gridSpan w:val="2"/>
-            <w:tcBorders>
-              <w:top w:val="single" w:sz="8" w:space="0" w:color="auto"/>
-              <w:left w:val="single" w:sz="8" w:space="0" w:color="auto"/>
-              <w:bottom w:val="single" w:sz="8" w:space="0" w:color="auto"/>
-              <w:right w:val="single" w:sz="8" w:space="0" w:color="auto"/>
-            </w:tcBorders>
-            <w:shd w:val="clear" w:color="auto" w:fill="FFFFFF" w:themeFill="background1"/>
-            <w:tcMar>
-              <w:left w:w="108" w:type="dxa"/>
-              <w:right w:w="108" w:type="dxa"/>
-            </w:tcMar>
-            <w:vAlign w:val="center"/>
-          </w:tcPr>
-          <w:p>
-            <w:pPr>
-              <w:jc w:val="center"/>
-              <w:rPr>
-                <w:rFonts w:ascii="Times New Roman" w:eastAsiaTheme="minorEastAsia" w:hAnsi="Times New Roman"/>
-                <w:color w:val="000000" w:themeColor="text1"/>
-                <w:sz w:val="14"/>
-                <w:szCs w:val="14"/>
-                <w:lang w:eastAsia="zh-CN"/>
-              </w:rPr>
-            </w:pPr>
-            <w:r>
-              <w:rPr>
-                <w:rFonts w:ascii="Times New Roman" w:hAnsi="Times New Roman"/>
-                <w:color w:val="000000" w:themeColor="text1"/>
-                <w:sz w:val="14"/>
-                <w:szCs w:val="14"/>
-              </w:rPr>
-              <w:t>{{ analyst_initial }}</w:t>
-            </w:r>
-          </w:p>
-        </w:tc>
-        <w:tc>
-          <w:tcPr>
-            <w:tcW w:w="1530" w:type="dxa"/>
-            <w:gridSpan w:val="2"/>
-            <w:tcBorders>
-              <w:top w:val="single" w:sz="8" w:space="0" w:color="auto"/>
-              <w:left w:val="nil"/>
-              <w:bottom w:val="single" w:sz="8" w:space="0" w:color="auto"/>
-              <w:right w:val="single" w:sz="8" w:space="0" w:color="auto"/>
-            </w:tcBorders>
-            <w:shd w:val="clear" w:color="auto" w:fill="FFFFFF" w:themeFill="background1"/>
-            <w:tcMar>
-              <w:left w:w="108" w:type="dxa"/>
-              <w:right w:w="108" w:type="dxa"/>
-            </w:tcMar>
-            <w:vAlign w:val="center"/>
-          </w:tcPr>
-          <w:p>
-            <w:pPr>
-              <w:jc w:val="center"/>
-              <w:rPr>
-                <w:rFonts w:ascii="Times New Roman" w:hAnsi="Times New Roman"/>
-                <w:color w:val="000000" w:themeColor="text1"/>
-                <w:sz w:val="14"/>
-                <w:szCs w:val="14"/>
-              </w:rPr>
-            </w:pPr>
-            <w:r>
-              <w:rPr>
-                <w:rFonts w:ascii="Times New Roman" w:hAnsi="Times New Roman"/>
-                <w:color w:val="000000" w:themeColor="text1"/>
-                <w:sz w:val="14"/>
-                <w:szCs w:val="14"/>
-              </w:rPr>
-              <w:t>Date of Testing</w:t>
-            </w:r>
-          </w:p>
-        </w:tc>
-        <w:tc>
-          <w:tcPr>
-            <w:tcW w:w="1350" w:type="dxa"/>
-            <w:gridSpan w:val="2"/>
-            <w:tcBorders>
-              <w:top w:val="single" w:sz="8" w:space="0" w:color="auto"/>
-              <w:left w:val="single" w:sz="8" w:space="0" w:color="auto"/>
-              <w:bottom w:val="single" w:sz="8" w:space="0" w:color="auto"/>
-              <w:right w:val="single" w:sz="8" w:space="0" w:color="auto"/>
-            </w:tcBorders>
-            <w:shd w:val="clear" w:color="auto" w:fill="FFFFFF" w:themeFill="background1"/>
-            <w:tcMar>
-              <w:left w:w="108" w:type="dxa"/>
-              <w:right w:w="108" w:type="dxa"/>
-            </w:tcMar>
-            <w:vAlign w:val="center"/>
-          </w:tcPr>
-          <w:p>
-            <w:pPr>
-              <w:jc w:val="center"/>
-              <w:rPr>
-                <w:rFonts w:ascii="Times New Roman" w:hAnsi="Times New Roman"/>
-                <w:color w:val="000000" w:themeColor="text1"/>
-                <w:sz w:val="14"/>
-                <w:szCs w:val="14"/>
-              </w:rPr>
-            </w:pPr>
-            <w:r>
-              <w:rPr>
-                <w:rFonts w:ascii="Times New Roman" w:hAnsi="Times New Roman"/>
-                <w:color w:val="000000" w:themeColor="text1"/>
-                <w:sz w:val="14"/>
-                <w:szCs w:val="14"/>
-              </w:rPr>
-              <w:t>{{ obs_pers_dur }}</w:t>
-            </w:r>
-          </w:p>
-        </w:tc>
-        <w:tc>
-          <w:tcPr>
-            <w:tcW w:w="1350" w:type="dxa"/>
-            <w:gridSpan w:val="2"/>
-            <w:tcBorders>
-              <w:top w:val="single" w:sz="8" w:space="0" w:color="auto"/>
-              <w:left w:val="nil"/>
-              <w:bottom w:val="single" w:sz="8" w:space="0" w:color="auto"/>
-              <w:right w:val="single" w:sz="8" w:space="0" w:color="auto"/>
-            </w:tcBorders>
-            <w:shd w:val="clear" w:color="auto" w:fill="FFFFFF" w:themeFill="background1"/>
-            <w:tcMar>
-              <w:left w:w="108" w:type="dxa"/>
-              <w:right w:w="108" w:type="dxa"/>
-            </w:tcMar>
-            <w:vAlign w:val="center"/>
-          </w:tcPr>
-          <w:p>
-            <w:pPr>
-              <w:jc w:val="center"/>
-              <w:rPr>
-                <w:rFonts w:ascii="Times New Roman" w:hAnsi="Times New Roman"/>
-                <w:color w:val="000000" w:themeColor="text1"/>
-                <w:sz w:val="14"/>
-                <w:szCs w:val="14"/>
-              </w:rPr>
-            </w:pPr>
-            <w:r>
-              <w:rPr>
-                <w:rFonts w:ascii="Times New Roman" w:hAnsi="Times New Roman"/>
-                <w:color w:val="000000" w:themeColor="text1"/>
-                <w:sz w:val="14"/>
-                <w:szCs w:val="14"/>
-              </w:rPr>
-              <w:t>{{ etx_pers_dur }}</w:t>
-            </w:r>
-          </w:p>
-        </w:tc>
-        <w:tc>
-          <w:tcPr>
-            <w:tcW w:w="1260" w:type="dxa"/>
-            <w:tcBorders>
-              <w:top w:val="single" w:sz="8" w:space="0" w:color="auto"/>
-              <w:left w:val="single" w:sz="8" w:space="0" w:color="auto"/>
-              <w:bottom w:val="single" w:sz="8" w:space="0" w:color="auto"/>
-              <w:right w:val="single" w:sz="8" w:space="0" w:color="auto"/>
-            </w:tcBorders>
-            <w:shd w:val="clear" w:color="auto" w:fill="FFFFFF" w:themeFill="background1"/>
-            <w:tcMar>
-              <w:left w:w="108" w:type="dxa"/>
-              <w:right w:w="108" w:type="dxa"/>
-            </w:tcMar>
-            <w:vAlign w:val="center"/>
-          </w:tcPr>
-          <w:p>
-            <w:pPr>
-              <w:jc w:val="center"/>
-              <w:rPr>
-                <w:rFonts w:ascii="Times New Roman" w:hAnsi="Times New Roman"/>
-                <w:color w:val="000000" w:themeColor="text1"/>
-                <w:sz w:val="14"/>
-                <w:szCs w:val="14"/>
-              </w:rPr>
-            </w:pPr>
-            <w:r>
-              <w:rPr>
-                <w:rFonts w:ascii="Times New Roman" w:hAnsi="Times New Roman"/>
-                <w:color w:val="000000" w:themeColor="text1"/>
-                <w:sz w:val="14"/>
-                <w:szCs w:val="14"/>
-              </w:rPr>
-              <w:t>{{ id_pers_dur }}</w:t>
-            </w:r>
-          </w:p>
-        </w:tc>
-        <w:tc>
-          <w:tcPr>
-            <w:tcW w:w="615" w:type="dxa"/>
-            <w:tcBorders>
-              <w:top w:val="single" w:sz="8" w:space="0" w:color="auto"/>
-              <w:left w:val="single" w:sz="8" w:space="0" w:color="auto"/>
-              <w:bottom w:val="single" w:sz="8" w:space="0" w:color="auto"/>
-              <w:right w:val="single" w:sz="8" w:space="0" w:color="auto"/>
-            </w:tcBorders>
-            <w:shd w:val="clear" w:color="auto" w:fill="FFFFFF" w:themeFill="background1"/>
-            <w:tcMar>
-              <w:left w:w="108" w:type="dxa"/>
-              <w:right w:w="108" w:type="dxa"/>
-            </w:tcMar>
-            <w:vAlign w:val="center"/>
-          </w:tcPr>
-          <w:p>
-            <w:pPr>
-              <w:jc w:val="center"/>
-              <w:rPr>
-                <w:rFonts w:ascii="Times New Roman" w:hAnsi="Times New Roman"/>
-                <w:color w:val="000000" w:themeColor="text1"/>
-                <w:sz w:val="14"/>
-                <w:szCs w:val="14"/>
-              </w:rPr>
-            </w:pPr>
-            <w:r>
-              <w:rPr>
-                <w:rFonts w:ascii="Times New Roman" w:hAnsi="Times New Roman"/>
-                <w:color w:val="000000" w:themeColor="text1"/>
-                <w:sz w:val="14"/>
-                <w:szCs w:val="14"/>
-              </w:rPr>
-              <w:t>None</w:t>
-            </w:r>
-          </w:p>
-        </w:tc>
-      </w:tr>
-      <w:tr>
-        <w:trPr>
-          <w:trHeight w:val="644"/>
-        </w:trPr>
-        <w:tc>
-          <w:tcPr>
-            <w:tcW w:w="9785" w:type="dxa"/>
-            <w:gridSpan w:val="14"/>
-            <w:tcBorders>
-              <w:top w:val="single" w:sz="8" w:space="0" w:color="auto"/>
-              <w:left w:val="single" w:sz="8" w:space="0" w:color="auto"/>
-              <w:bottom w:val="single" w:sz="8" w:space="0" w:color="auto"/>
-              <w:right w:val="single" w:sz="8" w:space="0" w:color="000000" w:themeColor="text1"/>
-            </w:tcBorders>
-            <w:shd w:val="clear" w:color="auto" w:fill="D9D9D9" w:themeFill="background1" w:themeFillShade="D9"/>
-            <w:tcMar>
-              <w:left w:w="108" w:type="dxa"/>
-              <w:right w:w="108" w:type="dxa"/>
-            </w:tcMar>
-            <w:vAlign w:val="center"/>
-          </w:tcPr>
-          <w:p>
-            <w:pPr>
-              <w:jc w:val="center"/>
-              <w:rPr>
-                <w:b/>
-                <w:bCs/>
-              </w:rPr>
-            </w:pPr>
-            <w:r>
-              <w:rPr>
-                <w:rFonts w:ascii="Times New Roman" w:hAnsi="Times New Roman"/>
-                <w:b/>
-                <w:bCs/>
-                <w:color w:val="000000" w:themeColor="text1"/>
-                <w:sz w:val="14"/>
-                <w:szCs w:val="14"/>
-              </w:rPr>
-              <w:t xml:space="preserve">Biological Safety Cabinet EM Bracketing Biological Safety Cabinet (BSC) </w:t>
-            </w:r>
-            <w:r>
-              <w:rPr>
-                <w:rFonts w:ascii="Times New Roman" w:hAnsi="Times New Roman"/>
-                <w:b/>
-                <w:bCs/>
-                <w:color w:val="000000" w:themeColor="text1"/>
-                <w:sz w:val="14"/>
-                <w:szCs w:val="14"/>
-              </w:rPr>
-              <w:t>E00</w:t>
-            </w:r>
-            <w:r>
-              <w:rPr>
-                <w:rFonts w:ascii="Times New Roman" w:hAnsi="Times New Roman"/>
-                <w:b/>
-                <w:bCs/>
-                <w:color w:val="000000" w:themeColor="text1"/>
-                <w:sz w:val="14"/>
-                <w:szCs w:val="14"/>
-              </w:rPr>
-              <w:t>{{ bsc_id }}</w:t>
-            </w:r>
-            <w:r>
-              <w:rPr>
-                <w:rFonts w:ascii="Times New Roman" w:hAnsi="Times New Roman"/>
-                <w:b/>
-                <w:bCs/>
-                <w:color w:val="000000" w:themeColor="text1"/>
-                <w:sz w:val="14"/>
-                <w:szCs w:val="14"/>
-              </w:rPr>
-              <w:t xml:space="preserve"> and E00</w:t>
-            </w:r>
-            <w:r>
-              <w:rPr>
-                <w:rFonts w:ascii="Times New Roman" w:hAnsi="Times New Roman"/>
-                <w:b/>
-                <w:bCs/>
-                <w:color w:val="000000" w:themeColor="text1"/>
-                <w:sz w:val="14"/>
-                <w:szCs w:val="14"/>
-              </w:rPr>
-              <w:t xml:space="preserve">{{ </w:t>
-            </w:r>
-            <w:r>
-              <w:rPr>
-                <w:rFonts w:ascii="Times New Roman" w:hAnsi="Times New Roman"/>
-                <w:b/>
-                <w:bCs/>
-                <w:color w:val="000000" w:themeColor="text1"/>
-                <w:sz w:val="14"/>
-                <w:szCs w:val="14"/>
-              </w:rPr>
-              <w:t>chgbsc_id</w:t>
-            </w:r>
-            <w:r>
-              <w:rPr>
-                <w:rFonts w:ascii="Times New Roman" w:hAnsi="Times New Roman"/>
-                <w:b/>
-                <w:bCs/>
-                <w:color w:val="000000" w:themeColor="text1"/>
-                <w:sz w:val="14"/>
-                <w:szCs w:val="14"/>
-              </w:rPr>
-              <w:t xml:space="preserve"> }}</w:t>
-            </w:r>
-            <w:r>
-              <w:rPr>
-                <w:rFonts w:ascii="Times New Roman" w:eastAsiaTheme="minorEastAsia" w:hAnsi="Times New Roman"/>
-                <w:b/>
-                <w:bCs/>
-                <w:color w:val="000000" w:themeColor="text1"/>
-                <w:sz w:val="14"/>
-                <w:szCs w:val="14"/>
-                <w:lang w:eastAsia="zh-CN"/>
-              </w:rPr>
-              <w:t xml:space="preserve"> on </w:t>
-            </w:r>
-            <w:r>
-              <w:rPr>
-                <w:rFonts w:ascii="Times New Roman" w:eastAsiaTheme="minorEastAsia" w:hAnsi="Times New Roman"/>
-                <w:b/>
-                <w:bCs/>
-                <w:color w:val="000000" w:themeColor="text1"/>
-                <w:sz w:val="14"/>
-                <w:szCs w:val="14"/>
-                <w:lang w:eastAsia="zh-CN"/>
-              </w:rPr>
-              <w:t>{{ test_date }}</w:t>
-            </w:r>
-          </w:p>
-        </w:tc>
-      </w:tr>
-      <w:tr>
-        <w:tc>
-          <w:tcPr>
-            <w:tcW w:w="1250" w:type="dxa"/>
-            <w:gridSpan w:val="2"/>
-            <w:tcBorders>
-              <w:top w:val="single" w:sz="8" w:space="0" w:color="auto"/>
-              <w:left w:val="single" w:sz="8" w:space="0" w:color="auto"/>
-              <w:bottom w:val="single" w:sz="8" w:space="0" w:color="auto"/>
-              <w:right w:val="single" w:sz="8" w:space="0" w:color="auto"/>
-            </w:tcBorders>
-            <w:shd w:val="clear" w:color="auto" w:fill="FFFFFF" w:themeFill="background1"/>
-            <w:tcMar>
-              <w:left w:w="108" w:type="dxa"/>
-              <w:right w:w="108" w:type="dxa"/>
-            </w:tcMar>
-            <w:vAlign w:val="center"/>
-          </w:tcPr>
-          <w:p>
-            <w:pPr>
-              <w:jc w:val="center"/>
-              <w:rPr>
-                <w:rFonts w:ascii="Times New Roman" w:hAnsi="Times New Roman"/>
-                <w:color w:val="000000" w:themeColor="text1"/>
-                <w:sz w:val="14"/>
-                <w:szCs w:val="14"/>
-              </w:rPr>
-            </w:pPr>
-            <w:r>
-              <w:rPr>
-                <w:rFonts w:ascii="Times New Roman" w:hAnsi="Times New Roman"/>
-                <w:color w:val="000000" w:themeColor="text1"/>
-                <w:sz w:val="14"/>
-                <w:szCs w:val="14"/>
-              </w:rPr>
-              <w:t>Surface Sampling of</w:t>
-            </w:r>
-            <w:r>
-              <w:rPr>
-                <w:rFonts w:ascii="Times New Roman" w:hAnsi="Times New Roman"/>
-                <w:color w:val="000000" w:themeColor="text1"/>
-                <w:sz w:val="14"/>
-                <w:szCs w:val="14"/>
-              </w:rPr>
-              <w:t xml:space="preserve"> </w:t>
-            </w:r>
-            <w:r>
-              <w:rPr>
-                <w:rFonts w:ascii="Times New Roman" w:hAnsi="Times New Roman"/>
-                <w:color w:val="000000" w:themeColor="text1"/>
-                <w:sz w:val="14"/>
-                <w:szCs w:val="14"/>
-              </w:rPr>
-              <w:t>ISO 5</w:t>
-            </w:r>
-            <w:r>
-              <w:rPr>
-                <w:rFonts w:ascii="Times New Roman" w:hAnsi="Times New Roman"/>
-                <w:color w:val="000000" w:themeColor="text1"/>
-                <w:sz w:val="14"/>
-                <w:szCs w:val="14"/>
-              </w:rPr>
-              <w:t xml:space="preserve"> </w:t>
-            </w:r>
-            <w:r>
-              <w:rPr>
-                <w:rFonts w:ascii="Times New Roman" w:hAnsi="Times New Roman"/>
-                <w:color w:val="000000" w:themeColor="text1"/>
-                <w:sz w:val="14"/>
-                <w:szCs w:val="14"/>
-              </w:rPr>
-              <w:t>E00</w:t>
-            </w:r>
-            <w:r>
-              <w:rPr>
-                <w:rFonts w:ascii="Times New Roman" w:hAnsi="Times New Roman"/>
-                <w:color w:val="000000" w:themeColor="text1"/>
-                <w:sz w:val="14"/>
-                <w:szCs w:val="14"/>
-              </w:rPr>
-              <w:t xml:space="preserve">{{ bsc_id }} </w:t>
-            </w:r>
-            <w:r>
-              <w:rPr>
-                <w:rFonts w:ascii="Times New Roman" w:hAnsi="Times New Roman"/>
-                <w:color w:val="000000" w:themeColor="text1"/>
-                <w:sz w:val="14"/>
-                <w:szCs w:val="14"/>
-              </w:rPr>
-              <w:t>(4 locations)</w:t>
-            </w:r>
-          </w:p>
-        </w:tc>
-        <w:tc>
-          <w:tcPr>
-            <w:tcW w:w="810" w:type="dxa"/>
-            <w:tcBorders>
-              <w:top w:val="single" w:sz="8" w:space="0" w:color="auto"/>
-              <w:left w:val="single" w:sz="8" w:space="0" w:color="auto"/>
-              <w:bottom w:val="single" w:sz="8" w:space="0" w:color="auto"/>
-              <w:right w:val="single" w:sz="8" w:space="0" w:color="auto"/>
-            </w:tcBorders>
-            <w:shd w:val="clear" w:color="auto" w:fill="FFFFFF" w:themeFill="background1"/>
-            <w:tcMar>
-              <w:left w:w="108" w:type="dxa"/>
-              <w:right w:w="108" w:type="dxa"/>
-            </w:tcMar>
-            <w:vAlign w:val="center"/>
-          </w:tcPr>
-          <w:p>
-            <w:pPr>
-              <w:jc w:val="center"/>
-            </w:pPr>
-            <w:r>
-              <w:rPr>
-                <w:rFonts w:ascii="Times New Roman" w:hAnsi="Times New Roman"/>
-                <w:color w:val="000000" w:themeColor="text1"/>
-                <w:sz w:val="14"/>
-                <w:szCs w:val="14"/>
-              </w:rPr>
-              <w:t>Daily</w:t>
-            </w:r>
-          </w:p>
-        </w:tc>
-        <w:tc>
-          <w:tcPr>
-            <w:tcW w:w="900" w:type="dxa"/>
-            <w:tcBorders>
-              <w:top w:val="single" w:sz="8" w:space="0" w:color="auto"/>
-              <w:left w:val="nil"/>
-              <w:bottom w:val="single" w:sz="8" w:space="0" w:color="auto"/>
-              <w:right w:val="single" w:sz="8" w:space="0" w:color="auto"/>
-            </w:tcBorders>
-            <w:shd w:val="clear" w:color="auto" w:fill="FFFFFF" w:themeFill="background1"/>
-            <w:tcMar>
-              <w:left w:w="108" w:type="dxa"/>
-              <w:right w:w="108" w:type="dxa"/>
-            </w:tcMar>
-            <w:vAlign w:val="center"/>
-          </w:tcPr>
-          <w:p>
-            <w:pPr>
-              <w:jc w:val="center"/>
-              <w:rPr>
-                <w:rFonts w:ascii="Times New Roman" w:hAnsi="Times New Roman"/>
-                <w:color w:val="000000" w:themeColor="text1"/>
-                <w:sz w:val="14"/>
-                <w:szCs w:val="14"/>
-              </w:rPr>
-            </w:pPr>
-            <w:r>
-              <w:rPr>
-                <w:rFonts w:ascii="Times New Roman" w:hAnsi="Times New Roman"/>
-                <w:color w:val="000000" w:themeColor="text1"/>
-                <w:sz w:val="14"/>
-                <w:szCs w:val="14"/>
-              </w:rPr>
-              <w:t>{{ test_date }}</w:t>
-            </w:r>
-          </w:p>
-        </w:tc>
-        <w:tc>
-          <w:tcPr>
-            <w:tcW w:w="720" w:type="dxa"/>
-            <w:gridSpan w:val="2"/>
-            <w:tcBorders>
-              <w:top w:val="single" w:sz="8" w:space="0" w:color="auto"/>
-              <w:left w:val="single" w:sz="8" w:space="0" w:color="auto"/>
-              <w:bottom w:val="single" w:sz="8" w:space="0" w:color="auto"/>
-              <w:right w:val="single" w:sz="8" w:space="0" w:color="auto"/>
-            </w:tcBorders>
-            <w:shd w:val="clear" w:color="auto" w:fill="FFFFFF" w:themeFill="background1"/>
-            <w:tcMar>
-              <w:left w:w="108" w:type="dxa"/>
-              <w:right w:w="108" w:type="dxa"/>
-            </w:tcMar>
-            <w:vAlign w:val="center"/>
-          </w:tcPr>
-          <w:p>
-            <w:pPr>
-              <w:jc w:val="center"/>
-              <w:rPr>
-                <w:rFonts w:ascii="Times New Roman" w:hAnsi="Times New Roman"/>
-                <w:color w:val="000000" w:themeColor="text1"/>
-                <w:sz w:val="14"/>
-                <w:szCs w:val="14"/>
-              </w:rPr>
-            </w:pPr>
-            <w:r>
-              <w:rPr>
-                <w:rFonts w:ascii="Times New Roman" w:hAnsi="Times New Roman"/>
-                <w:color w:val="000000" w:themeColor="text1"/>
-                <w:sz w:val="14"/>
-                <w:szCs w:val="14"/>
-              </w:rPr>
-              <w:t>{{ analyst_initial }}</w:t>
-            </w:r>
-          </w:p>
-        </w:tc>
-        <w:tc>
-          <w:tcPr>
-            <w:tcW w:w="1530" w:type="dxa"/>
-            <w:gridSpan w:val="2"/>
-            <w:tcBorders>
-              <w:top w:val="single" w:sz="8" w:space="0" w:color="auto"/>
-              <w:left w:val="nil"/>
-              <w:bottom w:val="single" w:sz="8" w:space="0" w:color="auto"/>
-              <w:right w:val="single" w:sz="8" w:space="0" w:color="auto"/>
-            </w:tcBorders>
-            <w:shd w:val="clear" w:color="auto" w:fill="FFFFFF" w:themeFill="background1"/>
-            <w:tcMar>
-              <w:left w:w="108" w:type="dxa"/>
-              <w:right w:w="108" w:type="dxa"/>
-            </w:tcMar>
-            <w:vAlign w:val="center"/>
-          </w:tcPr>
-          <w:p>
-            <w:pPr>
-              <w:jc w:val="center"/>
-              <w:rPr>
-                <w:rFonts w:ascii="Times New Roman" w:hAnsi="Times New Roman"/>
-                <w:color w:val="000000" w:themeColor="text1"/>
-                <w:sz w:val="14"/>
-                <w:szCs w:val="14"/>
-              </w:rPr>
-            </w:pPr>
-            <w:r>
-              <w:rPr>
-                <w:rFonts w:ascii="Times New Roman" w:eastAsiaTheme="minorEastAsia" w:hAnsi="Times New Roman" w:cstheme="minorBidi"/>
-                <w:color w:val="000000" w:themeColor="text1"/>
-                <w:sz w:val="14"/>
-                <w:szCs w:val="14"/>
-              </w:rPr>
-              <w:t>Date of Testing</w:t>
-            </w:r>
-          </w:p>
-        </w:tc>
-        <w:tc>
-          <w:tcPr>
-            <w:tcW w:w="1350" w:type="dxa"/>
-            <w:gridSpan w:val="2"/>
-            <w:tcBorders>
-              <w:top w:val="single" w:sz="8" w:space="0" w:color="auto"/>
-              <w:left w:val="single" w:sz="8" w:space="0" w:color="auto"/>
-              <w:bottom w:val="single" w:sz="8" w:space="0" w:color="auto"/>
-              <w:right w:val="single" w:sz="8" w:space="0" w:color="auto"/>
-            </w:tcBorders>
-            <w:shd w:val="clear" w:color="auto" w:fill="FFFFFF" w:themeFill="background1"/>
-            <w:tcMar>
-              <w:left w:w="108" w:type="dxa"/>
-              <w:right w:w="108" w:type="dxa"/>
-            </w:tcMar>
-            <w:vAlign w:val="center"/>
-          </w:tcPr>
-          <w:p>
-            <w:pPr>
-              <w:jc w:val="center"/>
-              <w:rPr>
-                <w:rFonts w:ascii="Times New Roman" w:hAnsi="Times New Roman"/>
-                <w:color w:val="000000" w:themeColor="text1"/>
-                <w:sz w:val="14"/>
-                <w:szCs w:val="14"/>
-              </w:rPr>
-            </w:pPr>
-            <w:r>
-              <w:rPr>
-                <w:rFonts w:ascii="Times New Roman" w:hAnsi="Times New Roman"/>
-                <w:color w:val="000000" w:themeColor="text1"/>
-                <w:sz w:val="14"/>
-                <w:szCs w:val="14"/>
-              </w:rPr>
-              <w:t>{{ obs_surf_dur }}</w:t>
-            </w:r>
-          </w:p>
-        </w:tc>
-        <w:tc>
-          <w:tcPr>
-            <w:tcW w:w="1350" w:type="dxa"/>
-            <w:gridSpan w:val="2"/>
-            <w:tcBorders>
-              <w:top w:val="single" w:sz="8" w:space="0" w:color="auto"/>
-              <w:left w:val="nil"/>
-              <w:bottom w:val="single" w:sz="8" w:space="0" w:color="auto"/>
-              <w:right w:val="single" w:sz="8" w:space="0" w:color="auto"/>
-            </w:tcBorders>
-            <w:shd w:val="clear" w:color="auto" w:fill="FFFFFF" w:themeFill="background1"/>
-            <w:tcMar>
-              <w:left w:w="108" w:type="dxa"/>
-              <w:right w:w="108" w:type="dxa"/>
-            </w:tcMar>
-            <w:vAlign w:val="center"/>
-          </w:tcPr>
-          <w:p>
-            <w:pPr>
-              <w:jc w:val="center"/>
-              <w:rPr>
-                <w:rFonts w:ascii="Times New Roman" w:hAnsi="Times New Roman"/>
-                <w:color w:val="000000" w:themeColor="text1"/>
-                <w:sz w:val="14"/>
-                <w:szCs w:val="14"/>
-              </w:rPr>
-            </w:pPr>
-            <w:r>
-              <w:rPr>
-                <w:rFonts w:ascii="Times New Roman" w:hAnsi="Times New Roman"/>
-                <w:color w:val="000000" w:themeColor="text1"/>
-                <w:sz w:val="14"/>
-                <w:szCs w:val="14"/>
-              </w:rPr>
-              <w:t>{{ etx_surf_dur }}</w:t>
-            </w:r>
-          </w:p>
-        </w:tc>
-        <w:tc>
-          <w:tcPr>
-            <w:tcW w:w="1260" w:type="dxa"/>
-            <w:tcBorders>
-              <w:top w:val="single" w:sz="8" w:space="0" w:color="auto"/>
-              <w:left w:val="single" w:sz="8" w:space="0" w:color="auto"/>
-              <w:bottom w:val="single" w:sz="8" w:space="0" w:color="auto"/>
-              <w:right w:val="single" w:sz="8" w:space="0" w:color="auto"/>
-            </w:tcBorders>
-            <w:shd w:val="clear" w:color="auto" w:fill="FFFFFF" w:themeFill="background1"/>
-            <w:tcMar>
-              <w:left w:w="108" w:type="dxa"/>
-              <w:right w:w="108" w:type="dxa"/>
-            </w:tcMar>
-            <w:vAlign w:val="center"/>
-          </w:tcPr>
-          <w:p>
-            <w:pPr>
-              <w:jc w:val="center"/>
-              <w:rPr>
-                <w:rFonts w:ascii="Times New Roman" w:hAnsi="Times New Roman"/>
-                <w:color w:val="000000" w:themeColor="text1"/>
-                <w:sz w:val="14"/>
-                <w:szCs w:val="14"/>
-              </w:rPr>
-            </w:pPr>
-            <w:r>
-              <w:rPr>
-                <w:rFonts w:ascii="Times New Roman" w:hAnsi="Times New Roman"/>
-                <w:color w:val="000000" w:themeColor="text1"/>
-                <w:sz w:val="14"/>
-                <w:szCs w:val="14"/>
-              </w:rPr>
-              <w:t>{{ id_surf_dur }}</w:t>
-            </w:r>
-          </w:p>
-        </w:tc>
-        <w:tc>
-          <w:tcPr>
-            <w:tcW w:w="615" w:type="dxa"/>
-            <w:tcBorders>
-              <w:top w:val="single" w:sz="8" w:space="0" w:color="auto"/>
-              <w:left w:val="single" w:sz="8" w:space="0" w:color="auto"/>
-              <w:bottom w:val="single" w:sz="8" w:space="0" w:color="auto"/>
-              <w:right w:val="single" w:sz="8" w:space="0" w:color="auto"/>
-            </w:tcBorders>
-            <w:shd w:val="clear" w:color="auto" w:fill="FFFFFF" w:themeFill="background1"/>
-            <w:tcMar>
-              <w:left w:w="108" w:type="dxa"/>
-              <w:right w:w="108" w:type="dxa"/>
-            </w:tcMar>
-            <w:vAlign w:val="center"/>
-          </w:tcPr>
-          <w:p>
-            <w:pPr>
-              <w:jc w:val="center"/>
-              <w:rPr>
-                <w:rFonts w:ascii="Times New Roman" w:hAnsi="Times New Roman"/>
-                <w:color w:val="000000" w:themeColor="text1"/>
-                <w:sz w:val="14"/>
-                <w:szCs w:val="14"/>
-              </w:rPr>
-            </w:pPr>
-            <w:r>
-              <w:rPr>
-                <w:rFonts w:ascii="Times New Roman" w:eastAsiaTheme="minorEastAsia" w:hAnsi="Times New Roman" w:cstheme="minorBidi"/>
-                <w:color w:val="000000" w:themeColor="text1"/>
-                <w:sz w:val="14"/>
-                <w:szCs w:val="14"/>
-              </w:rPr>
-              <w:t>None</w:t>
-            </w:r>
-          </w:p>
-        </w:tc>
-      </w:tr>
-      <w:tr>
-        <w:tc>
-          <w:tcPr>
-            <w:tcW w:w="1250" w:type="dxa"/>
-            <w:gridSpan w:val="2"/>
-            <w:tcBorders>
-              <w:top w:val="single" w:sz="8" w:space="0" w:color="auto"/>
-              <w:left w:val="single" w:sz="8" w:space="0" w:color="auto"/>
-              <w:bottom w:val="single" w:sz="8" w:space="0" w:color="auto"/>
-              <w:right w:val="single" w:sz="8" w:space="0" w:color="auto"/>
-            </w:tcBorders>
-            <w:shd w:val="clear" w:color="auto" w:fill="FFFFFF" w:themeFill="background1"/>
-            <w:tcMar>
-              <w:left w:w="108" w:type="dxa"/>
-              <w:right w:w="108" w:type="dxa"/>
-            </w:tcMar>
-            <w:vAlign w:val="center"/>
-          </w:tcPr>
-          <w:p>
-            <w:pPr>
-              <w:jc w:val="center"/>
-              <w:rPr>
-                <w:rFonts w:ascii="Times New Roman" w:hAnsi="Times New Roman"/>
-                <w:color w:val="000000" w:themeColor="text1"/>
-                <w:sz w:val="14"/>
-                <w:szCs w:val="14"/>
-              </w:rPr>
-            </w:pPr>
-            <w:r>
-              <w:rPr>
-                <w:rFonts w:ascii="Times New Roman" w:hAnsi="Times New Roman"/>
-                <w:color w:val="000000" w:themeColor="text1"/>
-                <w:sz w:val="14"/>
-                <w:szCs w:val="14"/>
-              </w:rPr>
-              <w:t>Surface Sampling of</w:t>
-            </w:r>
-            <w:r>
-              <w:rPr>
-                <w:rFonts w:ascii="Times New Roman" w:hAnsi="Times New Roman"/>
-                <w:color w:val="000000" w:themeColor="text1"/>
-                <w:sz w:val="14"/>
-                <w:szCs w:val="14"/>
-              </w:rPr>
-              <w:t xml:space="preserve"> </w:t>
-            </w:r>
-            <w:r>
-              <w:rPr>
-                <w:rFonts w:ascii="Times New Roman" w:hAnsi="Times New Roman"/>
-                <w:color w:val="000000" w:themeColor="text1"/>
-                <w:sz w:val="14"/>
-                <w:szCs w:val="14"/>
-              </w:rPr>
-              <w:t>ISO 5</w:t>
-            </w:r>
-            <w:r>
-              <w:rPr>
-                <w:rFonts w:ascii="Times New Roman" w:hAnsi="Times New Roman"/>
-                <w:color w:val="000000" w:themeColor="text1"/>
-                <w:sz w:val="14"/>
-                <w:szCs w:val="14"/>
-              </w:rPr>
-              <w:t xml:space="preserve"> </w:t>
-            </w:r>
-            <w:r>
-              <w:rPr>
-                <w:rFonts w:ascii="Times New Roman" w:hAnsi="Times New Roman"/>
-                <w:color w:val="000000" w:themeColor="text1"/>
-                <w:sz w:val="14"/>
-                <w:szCs w:val="14"/>
-              </w:rPr>
-              <w:t>E00</w:t>
-            </w:r>
-            <w:r>
-              <w:rPr>
-                <w:rFonts w:ascii="Times New Roman" w:hAnsi="Times New Roman"/>
-                <w:color w:val="000000" w:themeColor="text1"/>
-                <w:sz w:val="14"/>
-                <w:szCs w:val="14"/>
-              </w:rPr>
-              <w:t xml:space="preserve">{{ </w:t>
-            </w:r>
-            <w:r>
-              <w:rPr>
-                <w:rFonts w:ascii="Times New Roman" w:hAnsi="Times New Roman"/>
-                <w:color w:val="000000" w:themeColor="text1"/>
-                <w:sz w:val="14"/>
-                <w:szCs w:val="14"/>
-              </w:rPr>
-              <w:t>chgbsc_id</w:t>
-            </w:r>
-            <w:r>
-              <w:rPr>
-                <w:rFonts w:ascii="Times New Roman" w:hAnsi="Times New Roman"/>
-                <w:color w:val="000000" w:themeColor="text1"/>
-                <w:sz w:val="14"/>
-                <w:szCs w:val="14"/>
-              </w:rPr>
-              <w:t xml:space="preserve"> </w:t>
-            </w:r>
-            <w:r>
-              <w:rPr>
-                <w:rFonts w:ascii="Times New Roman" w:hAnsi="Times New Roman"/>
-                <w:color w:val="000000" w:themeColor="text1"/>
-                <w:sz w:val="14"/>
-                <w:szCs w:val="14"/>
-              </w:rPr>
-              <w:t>}}</w:t>
-            </w:r>
-            <w:r>
-              <w:rPr>
-                <w:rFonts w:ascii="Times New Roman" w:hAnsi="Times New Roman"/>
-                <w:color w:val="000000" w:themeColor="text1"/>
-                <w:sz w:val="14"/>
-                <w:szCs w:val="14"/>
-              </w:rPr>
-              <w:t xml:space="preserve"> (4 locations)</w:t>
-            </w:r>
-          </w:p>
-        </w:tc>
-        <w:tc>
-          <w:tcPr>
-            <w:tcW w:w="810" w:type="dxa"/>
-            <w:tcBorders>
-              <w:top w:val="single" w:sz="8" w:space="0" w:color="auto"/>
-              <w:left w:val="single" w:sz="8" w:space="0" w:color="auto"/>
-              <w:bottom w:val="single" w:sz="8" w:space="0" w:color="auto"/>
-              <w:right w:val="single" w:sz="8" w:space="0" w:color="auto"/>
-            </w:tcBorders>
-            <w:shd w:val="clear" w:color="auto" w:fill="FFFFFF" w:themeFill="background1"/>
-            <w:tcMar>
-              <w:left w:w="108" w:type="dxa"/>
-              <w:right w:w="108" w:type="dxa"/>
-            </w:tcMar>
-            <w:vAlign w:val="center"/>
-          </w:tcPr>
-          <w:p>
-            <w:pPr>
-              <w:jc w:val="center"/>
-              <w:rPr>
-                <w:rFonts w:ascii="Times New Roman" w:hAnsi="Times New Roman"/>
-                <w:color w:val="000000" w:themeColor="text1"/>
-                <w:sz w:val="14"/>
-                <w:szCs w:val="14"/>
-              </w:rPr>
-            </w:pPr>
-            <w:r>
-              <w:rPr>
-                <w:rFonts w:ascii="Times New Roman" w:hAnsi="Times New Roman"/>
-                <w:color w:val="000000" w:themeColor="text1"/>
-                <w:sz w:val="14"/>
-                <w:szCs w:val="14"/>
-              </w:rPr>
-              <w:t>Daily</w:t>
-            </w:r>
-          </w:p>
-        </w:tc>
-        <w:tc>
-          <w:tcPr>
-            <w:tcW w:w="900" w:type="dxa"/>
-            <w:tcBorders>
-              <w:top w:val="single" w:sz="8" w:space="0" w:color="auto"/>
-              <w:left w:val="nil"/>
-              <w:bottom w:val="single" w:sz="8" w:space="0" w:color="auto"/>
-              <w:right w:val="single" w:sz="8" w:space="0" w:color="auto"/>
-            </w:tcBorders>
-            <w:shd w:val="clear" w:color="auto" w:fill="FFFFFF" w:themeFill="background1"/>
-            <w:tcMar>
-              <w:left w:w="108" w:type="dxa"/>
-              <w:right w:w="108" w:type="dxa"/>
-            </w:tcMar>
-            <w:vAlign w:val="center"/>
-          </w:tcPr>
-          <w:p>
-            <w:pPr>
-              <w:jc w:val="center"/>
-              <w:rPr>
-                <w:rFonts w:ascii="Times New Roman" w:hAnsi="Times New Roman"/>
-                <w:color w:val="000000" w:themeColor="text1"/>
-                <w:sz w:val="14"/>
-                <w:szCs w:val="14"/>
-              </w:rPr>
-            </w:pPr>
-            <w:r>
-              <w:rPr>
-                <w:rFonts w:ascii="Times New Roman" w:hAnsi="Times New Roman"/>
-                <w:color w:val="000000" w:themeColor="text1"/>
-                <w:sz w:val="14"/>
-                <w:szCs w:val="14"/>
-              </w:rPr>
-              <w:t>{{ test_date }}</w:t>
-            </w:r>
-          </w:p>
-        </w:tc>
-        <w:tc>
-          <w:tcPr>
-            <w:tcW w:w="720" w:type="dxa"/>
-            <w:gridSpan w:val="2"/>
-            <w:tcBorders>
-              <w:top w:val="single" w:sz="8" w:space="0" w:color="auto"/>
-              <w:left w:val="single" w:sz="8" w:space="0" w:color="auto"/>
-              <w:bottom w:val="single" w:sz="8" w:space="0" w:color="auto"/>
-              <w:right w:val="single" w:sz="8" w:space="0" w:color="auto"/>
-            </w:tcBorders>
-            <w:shd w:val="clear" w:color="auto" w:fill="FFFFFF" w:themeFill="background1"/>
-            <w:tcMar>
-              <w:left w:w="108" w:type="dxa"/>
-              <w:right w:w="108" w:type="dxa"/>
-            </w:tcMar>
-            <w:vAlign w:val="center"/>
-          </w:tcPr>
-          <w:p>
-            <w:pPr>
-              <w:jc w:val="center"/>
-              <w:rPr>
-                <w:rFonts w:ascii="Times New Roman" w:hAnsi="Times New Roman"/>
-                <w:color w:val="000000" w:themeColor="text1"/>
-                <w:sz w:val="14"/>
-                <w:szCs w:val="14"/>
-              </w:rPr>
-            </w:pPr>
-            <w:r>
-              <w:rPr>
-                <w:rFonts w:ascii="Times New Roman" w:hAnsi="Times New Roman"/>
-                <w:color w:val="000000" w:themeColor="text1"/>
-                <w:sz w:val="14"/>
-                <w:szCs w:val="14"/>
-              </w:rPr>
-              <w:t>{{ changeover_initial }}</w:t>
-            </w:r>
-          </w:p>
-        </w:tc>
-        <w:tc>
-          <w:tcPr>
-            <w:tcW w:w="1530" w:type="dxa"/>
-            <w:gridSpan w:val="2"/>
-            <w:tcBorders>
-              <w:top w:val="single" w:sz="8" w:space="0" w:color="auto"/>
-              <w:left w:val="nil"/>
-              <w:bottom w:val="single" w:sz="8" w:space="0" w:color="auto"/>
-              <w:right w:val="single" w:sz="8" w:space="0" w:color="auto"/>
-            </w:tcBorders>
-            <w:shd w:val="clear" w:color="auto" w:fill="FFFFFF" w:themeFill="background1"/>
-            <w:tcMar>
-              <w:left w:w="108" w:type="dxa"/>
-              <w:right w:w="108" w:type="dxa"/>
-            </w:tcMar>
-            <w:vAlign w:val="center"/>
-          </w:tcPr>
-          <w:p>
-            <w:pPr>
-              <w:jc w:val="center"/>
-              <w:rPr>
-                <w:rFonts w:ascii="Times New Roman" w:eastAsiaTheme="minorEastAsia" w:hAnsi="Times New Roman" w:cstheme="minorBidi"/>
-                <w:color w:val="000000" w:themeColor="text1"/>
-                <w:sz w:val="14"/>
-                <w:szCs w:val="14"/>
-              </w:rPr>
-            </w:pPr>
-            <w:r>
-              <w:rPr>
-                <w:rFonts w:ascii="Times New Roman" w:eastAsiaTheme="minorEastAsia" w:hAnsi="Times New Roman" w:cstheme="minorBidi"/>
-                <w:color w:val="000000" w:themeColor="text1"/>
-                <w:sz w:val="14"/>
-                <w:szCs w:val="14"/>
-              </w:rPr>
-              <w:t>Date of Testing</w:t>
-            </w:r>
-          </w:p>
-        </w:tc>
-        <w:tc>
-          <w:tcPr>
-            <w:tcW w:w="1350" w:type="dxa"/>
-            <w:gridSpan w:val="2"/>
-            <w:tcBorders>
-              <w:top w:val="single" w:sz="8" w:space="0" w:color="auto"/>
-              <w:left w:val="single" w:sz="8" w:space="0" w:color="auto"/>
-              <w:bottom w:val="single" w:sz="8" w:space="0" w:color="auto"/>
-              <w:right w:val="single" w:sz="8" w:space="0" w:color="auto"/>
-            </w:tcBorders>
-            <w:shd w:val="clear" w:color="auto" w:fill="FFFFFF" w:themeFill="background1"/>
-            <w:tcMar>
-              <w:left w:w="108" w:type="dxa"/>
-              <w:right w:w="108" w:type="dxa"/>
-            </w:tcMar>
-            <w:vAlign w:val="center"/>
-          </w:tcPr>
-          <w:p>
-            <w:pPr>
-              <w:jc w:val="center"/>
-              <w:rPr>
-                <w:rFonts w:ascii="Times New Roman" w:hAnsi="Times New Roman"/>
-                <w:color w:val="000000" w:themeColor="text1"/>
-                <w:sz w:val="14"/>
-                <w:szCs w:val="14"/>
-              </w:rPr>
-            </w:pPr>
-            <w:r>
-              <w:rPr>
-                <w:rFonts w:ascii="Times New Roman" w:hAnsi="Times New Roman"/>
-                <w:color w:val="000000" w:themeColor="text1"/>
-                <w:sz w:val="14"/>
-                <w:szCs w:val="14"/>
-              </w:rPr>
-              <w:t>{{ obs_surf_dur }}</w:t>
-            </w:r>
-          </w:p>
-        </w:tc>
-        <w:tc>
-          <w:tcPr>
-            <w:tcW w:w="1350" w:type="dxa"/>
-            <w:gridSpan w:val="2"/>
-            <w:tcBorders>
-              <w:top w:val="single" w:sz="8" w:space="0" w:color="auto"/>
-              <w:left w:val="nil"/>
-              <w:bottom w:val="single" w:sz="8" w:space="0" w:color="auto"/>
-              <w:right w:val="single" w:sz="8" w:space="0" w:color="auto"/>
-            </w:tcBorders>
-            <w:shd w:val="clear" w:color="auto" w:fill="FFFFFF" w:themeFill="background1"/>
-            <w:tcMar>
-              <w:left w:w="108" w:type="dxa"/>
-              <w:right w:w="108" w:type="dxa"/>
-            </w:tcMar>
-            <w:vAlign w:val="center"/>
-          </w:tcPr>
-          <w:p>
-            <w:pPr>
-              <w:jc w:val="center"/>
-              <w:rPr>
-                <w:rFonts w:ascii="Times New Roman" w:hAnsi="Times New Roman"/>
-                <w:color w:val="000000" w:themeColor="text1"/>
-                <w:sz w:val="14"/>
-                <w:szCs w:val="14"/>
-              </w:rPr>
-            </w:pPr>
-            <w:r>
-              <w:rPr>
-                <w:rFonts w:ascii="Times New Roman" w:hAnsi="Times New Roman"/>
-                <w:color w:val="000000" w:themeColor="text1"/>
-                <w:sz w:val="14"/>
-                <w:szCs w:val="14"/>
-              </w:rPr>
-              <w:t>{{ etx_surf_dur }}</w:t>
-            </w:r>
-          </w:p>
-        </w:tc>
-        <w:tc>
-          <w:tcPr>
-            <w:tcW w:w="1260" w:type="dxa"/>
-            <w:tcBorders>
-              <w:top w:val="single" w:sz="8" w:space="0" w:color="auto"/>
-              <w:left w:val="single" w:sz="8" w:space="0" w:color="auto"/>
-              <w:bottom w:val="single" w:sz="8" w:space="0" w:color="auto"/>
-              <w:right w:val="single" w:sz="8" w:space="0" w:color="auto"/>
-            </w:tcBorders>
-            <w:shd w:val="clear" w:color="auto" w:fill="FFFFFF" w:themeFill="background1"/>
-            <w:tcMar>
-              <w:left w:w="108" w:type="dxa"/>
-              <w:right w:w="108" w:type="dxa"/>
-            </w:tcMar>
-            <w:vAlign w:val="center"/>
-          </w:tcPr>
-          <w:p>
-            <w:pPr>
-              <w:jc w:val="center"/>
-              <w:rPr>
-                <w:rFonts w:ascii="Times New Roman" w:hAnsi="Times New Roman"/>
-                <w:color w:val="000000" w:themeColor="text1"/>
-                <w:sz w:val="14"/>
-                <w:szCs w:val="14"/>
-              </w:rPr>
-            </w:pPr>
-            <w:r>
-              <w:rPr>
-                <w:rFonts w:ascii="Times New Roman" w:hAnsi="Times New Roman"/>
-                <w:color w:val="000000" w:themeColor="text1"/>
-                <w:sz w:val="14"/>
-                <w:szCs w:val="14"/>
-              </w:rPr>
-              <w:t>{{ id_surf_dur }}</w:t>
-            </w:r>
-          </w:p>
-        </w:tc>
-        <w:tc>
-          <w:tcPr>
-            <w:tcW w:w="615" w:type="dxa"/>
-            <w:tcBorders>
-              <w:top w:val="single" w:sz="8" w:space="0" w:color="auto"/>
-              <w:left w:val="single" w:sz="8" w:space="0" w:color="auto"/>
-              <w:bottom w:val="single" w:sz="8" w:space="0" w:color="auto"/>
-              <w:right w:val="single" w:sz="8" w:space="0" w:color="auto"/>
-            </w:tcBorders>
-            <w:shd w:val="clear" w:color="auto" w:fill="FFFFFF" w:themeFill="background1"/>
-            <w:tcMar>
-              <w:left w:w="108" w:type="dxa"/>
-              <w:right w:w="108" w:type="dxa"/>
-            </w:tcMar>
-            <w:vAlign w:val="center"/>
-          </w:tcPr>
-          <w:p>
-            <w:pPr>
-              <w:jc w:val="center"/>
-              <w:rPr>
-                <w:rFonts w:ascii="Times New Roman" w:eastAsiaTheme="minorEastAsia" w:hAnsi="Times New Roman" w:cstheme="minorBidi"/>
-                <w:color w:val="000000" w:themeColor="text1"/>
-                <w:sz w:val="14"/>
-                <w:szCs w:val="14"/>
-              </w:rPr>
-            </w:pPr>
-            <w:r>
-              <w:rPr>
-                <w:rFonts w:ascii="Times New Roman" w:eastAsiaTheme="minorEastAsia" w:hAnsi="Times New Roman" w:cstheme="minorBidi"/>
-                <w:color w:val="000000" w:themeColor="text1"/>
-                <w:sz w:val="14"/>
-                <w:szCs w:val="14"/>
-              </w:rPr>
-              <w:t>None</w:t>
-            </w:r>
-          </w:p>
-        </w:tc>
-      </w:tr>
-      <w:tr>
-        <w:tc>
-          <w:tcPr>
-            <w:tcW w:w="1250" w:type="dxa"/>
-            <w:gridSpan w:val="2"/>
-            <w:tcBorders>
-              <w:top w:val="single" w:sz="8" w:space="0" w:color="auto"/>
-              <w:left w:val="single" w:sz="8" w:space="0" w:color="auto"/>
-              <w:bottom w:val="single" w:sz="8" w:space="0" w:color="auto"/>
-              <w:right w:val="single" w:sz="8" w:space="0" w:color="auto"/>
-            </w:tcBorders>
-            <w:shd w:val="clear" w:color="auto" w:fill="FFFFFF" w:themeFill="background1"/>
-            <w:tcMar>
-              <w:left w:w="108" w:type="dxa"/>
-              <w:right w:w="108" w:type="dxa"/>
-            </w:tcMar>
-            <w:vAlign w:val="center"/>
-          </w:tcPr>
-          <w:p>
-            <w:pPr>
-              <w:jc w:val="center"/>
-              <w:rPr>
-                <w:rFonts w:ascii="Times New Roman" w:hAnsi="Times New Roman"/>
-                <w:color w:val="000000" w:themeColor="text1"/>
-                <w:sz w:val="14"/>
-                <w:szCs w:val="14"/>
-              </w:rPr>
-            </w:pPr>
-            <w:r>
-              <w:rPr>
-                <w:rFonts w:ascii="Times New Roman" w:hAnsi="Times New Roman"/>
-                <w:color w:val="000000" w:themeColor="text1"/>
-                <w:sz w:val="14"/>
-                <w:szCs w:val="14"/>
-              </w:rPr>
-              <w:t xml:space="preserve">Settling Sampling of ISO 5 </w:t>
-            </w:r>
-            <w:r>
-              <w:rPr>
-                <w:rFonts w:ascii="Times New Roman" w:hAnsi="Times New Roman"/>
-                <w:color w:val="000000" w:themeColor="text1"/>
-                <w:sz w:val="14"/>
-                <w:szCs w:val="14"/>
-              </w:rPr>
-              <w:t>E00</w:t>
-            </w:r>
-            <w:r>
-              <w:rPr>
-                <w:rFonts w:ascii="Times New Roman" w:hAnsi="Times New Roman"/>
-                <w:color w:val="000000" w:themeColor="text1"/>
-                <w:sz w:val="14"/>
-                <w:szCs w:val="14"/>
-              </w:rPr>
-              <w:t xml:space="preserve">{{ bsc_id }} </w:t>
-            </w:r>
-            <w:r>
-              <w:rPr>
-                <w:rFonts w:ascii="Times New Roman" w:hAnsi="Times New Roman"/>
-                <w:color w:val="000000" w:themeColor="text1"/>
-                <w:sz w:val="14"/>
-                <w:szCs w:val="14"/>
-              </w:rPr>
-              <w:t>(2 locations)</w:t>
-            </w:r>
-          </w:p>
-        </w:tc>
-        <w:tc>
-          <w:tcPr>
-            <w:tcW w:w="810" w:type="dxa"/>
-            <w:tcBorders>
-              <w:top w:val="single" w:sz="8" w:space="0" w:color="auto"/>
-              <w:left w:val="single" w:sz="8" w:space="0" w:color="auto"/>
-              <w:bottom w:val="single" w:sz="8" w:space="0" w:color="auto"/>
-              <w:right w:val="single" w:sz="8" w:space="0" w:color="auto"/>
-            </w:tcBorders>
-            <w:shd w:val="clear" w:color="auto" w:fill="FFFFFF" w:themeFill="background1"/>
-            <w:tcMar>
-              <w:left w:w="108" w:type="dxa"/>
-              <w:right w:w="108" w:type="dxa"/>
-            </w:tcMar>
-            <w:vAlign w:val="center"/>
-          </w:tcPr>
-          <w:p>
-            <w:pPr>
-              <w:jc w:val="center"/>
-            </w:pPr>
-            <w:r>
-              <w:rPr>
-                <w:rFonts w:ascii="Times New Roman" w:hAnsi="Times New Roman"/>
-                <w:color w:val="000000" w:themeColor="text1"/>
-                <w:sz w:val="14"/>
-                <w:szCs w:val="14"/>
-              </w:rPr>
-              <w:t>Daily</w:t>
-            </w:r>
-          </w:p>
-        </w:tc>
-        <w:tc>
-          <w:tcPr>
-            <w:tcW w:w="900" w:type="dxa"/>
-            <w:tcBorders>
-              <w:top w:val="single" w:sz="8" w:space="0" w:color="auto"/>
-              <w:left w:val="nil"/>
-              <w:bottom w:val="single" w:sz="8" w:space="0" w:color="auto"/>
-              <w:right w:val="single" w:sz="8" w:space="0" w:color="auto"/>
-            </w:tcBorders>
-            <w:shd w:val="clear" w:color="auto" w:fill="FFFFFF" w:themeFill="background1"/>
-            <w:tcMar>
-              <w:left w:w="108" w:type="dxa"/>
-              <w:right w:w="108" w:type="dxa"/>
-            </w:tcMar>
-            <w:vAlign w:val="center"/>
-          </w:tcPr>
-          <w:p>
-            <w:pPr>
-              <w:jc w:val="center"/>
-              <w:rPr>
-                <w:rFonts w:ascii="Times New Roman" w:hAnsi="Times New Roman"/>
-                <w:color w:val="000000" w:themeColor="text1"/>
-                <w:sz w:val="14"/>
-                <w:szCs w:val="14"/>
-              </w:rPr>
-            </w:pPr>
-            <w:r>
-              <w:rPr>
-                <w:rFonts w:ascii="Times New Roman" w:hAnsi="Times New Roman"/>
-                <w:color w:val="000000" w:themeColor="text1"/>
-                <w:sz w:val="14"/>
-                <w:szCs w:val="14"/>
-              </w:rPr>
-              <w:t>{{ test_date }}</w:t>
-            </w:r>
-          </w:p>
-        </w:tc>
-        <w:tc>
-          <w:tcPr>
-            <w:tcW w:w="720" w:type="dxa"/>
-            <w:gridSpan w:val="2"/>
-            <w:tcBorders>
-              <w:top w:val="single" w:sz="8" w:space="0" w:color="auto"/>
-              <w:left w:val="single" w:sz="8" w:space="0" w:color="auto"/>
-              <w:bottom w:val="single" w:sz="8" w:space="0" w:color="auto"/>
-              <w:right w:val="single" w:sz="8" w:space="0" w:color="auto"/>
-            </w:tcBorders>
-            <w:shd w:val="clear" w:color="auto" w:fill="FFFFFF" w:themeFill="background1"/>
-            <w:tcMar>
-              <w:left w:w="108" w:type="dxa"/>
-              <w:right w:w="108" w:type="dxa"/>
-            </w:tcMar>
-            <w:vAlign w:val="center"/>
-          </w:tcPr>
-          <w:p>
-            <w:pPr>
-              <w:jc w:val="center"/>
-              <w:rPr>
-                <w:rFonts w:ascii="Times New Roman" w:hAnsi="Times New Roman"/>
-                <w:color w:val="000000" w:themeColor="text1"/>
-                <w:sz w:val="14"/>
-                <w:szCs w:val="14"/>
-              </w:rPr>
-            </w:pPr>
-            <w:r>
-              <w:rPr>
-                <w:rFonts w:ascii="Times New Roman" w:hAnsi="Times New Roman"/>
-                <w:color w:val="000000" w:themeColor="text1"/>
-                <w:sz w:val="14"/>
-                <w:szCs w:val="14"/>
-              </w:rPr>
-              <w:t>{{ analyst_initial }}</w:t>
-            </w:r>
-          </w:p>
-        </w:tc>
-        <w:tc>
-          <w:tcPr>
-            <w:tcW w:w="1530" w:type="dxa"/>
-            <w:gridSpan w:val="2"/>
-            <w:tcBorders>
-              <w:top w:val="single" w:sz="8" w:space="0" w:color="auto"/>
-              <w:left w:val="nil"/>
-              <w:bottom w:val="single" w:sz="8" w:space="0" w:color="auto"/>
-              <w:right w:val="single" w:sz="8" w:space="0" w:color="auto"/>
-            </w:tcBorders>
-            <w:shd w:val="clear" w:color="auto" w:fill="FFFFFF" w:themeFill="background1"/>
-            <w:tcMar>
-              <w:left w:w="108" w:type="dxa"/>
-              <w:right w:w="108" w:type="dxa"/>
-            </w:tcMar>
-            <w:vAlign w:val="center"/>
-          </w:tcPr>
-          <w:p>
-            <w:pPr>
-              <w:jc w:val="center"/>
-              <w:rPr>
-                <w:rFonts w:ascii="Times New Roman" w:hAnsi="Times New Roman"/>
-                <w:color w:val="000000" w:themeColor="text1"/>
-                <w:sz w:val="14"/>
-                <w:szCs w:val="14"/>
-              </w:rPr>
-            </w:pPr>
-            <w:r>
-              <w:rPr>
-                <w:rFonts w:ascii="Times New Roman" w:eastAsiaTheme="minorEastAsia" w:hAnsi="Times New Roman" w:cstheme="minorBidi"/>
-                <w:color w:val="000000" w:themeColor="text1"/>
-                <w:sz w:val="14"/>
-                <w:szCs w:val="14"/>
-              </w:rPr>
-              <w:t>Date of Testing</w:t>
-            </w:r>
-          </w:p>
-        </w:tc>
-        <w:tc>
-          <w:tcPr>
-            <w:tcW w:w="1350" w:type="dxa"/>
-            <w:gridSpan w:val="2"/>
-            <w:tcBorders>
-              <w:top w:val="single" w:sz="8" w:space="0" w:color="auto"/>
-              <w:left w:val="single" w:sz="8" w:space="0" w:color="auto"/>
-              <w:bottom w:val="single" w:sz="8" w:space="0" w:color="auto"/>
-              <w:right w:val="single" w:sz="8" w:space="0" w:color="auto"/>
-            </w:tcBorders>
-            <w:shd w:val="clear" w:color="auto" w:fill="FFFFFF" w:themeFill="background1"/>
-            <w:tcMar>
-              <w:left w:w="108" w:type="dxa"/>
-              <w:right w:w="108" w:type="dxa"/>
-            </w:tcMar>
-            <w:vAlign w:val="center"/>
-          </w:tcPr>
-          <w:p>
-            <w:pPr>
-              <w:jc w:val="center"/>
-              <w:rPr>
-                <w:rFonts w:ascii="Times New Roman" w:hAnsi="Times New Roman"/>
-                <w:color w:val="000000" w:themeColor="text1"/>
-                <w:sz w:val="14"/>
-                <w:szCs w:val="14"/>
-              </w:rPr>
-            </w:pPr>
-            <w:r>
-              <w:rPr>
-                <w:rFonts w:ascii="Times New Roman" w:hAnsi="Times New Roman"/>
-                <w:color w:val="000000" w:themeColor="text1"/>
-                <w:sz w:val="14"/>
-                <w:szCs w:val="14"/>
-              </w:rPr>
-              <w:t>{{ obs_sett_dur }}</w:t>
-            </w:r>
-          </w:p>
-        </w:tc>
-        <w:tc>
-          <w:tcPr>
-            <w:tcW w:w="1350" w:type="dxa"/>
-            <w:gridSpan w:val="2"/>
-            <w:tcBorders>
-              <w:top w:val="single" w:sz="8" w:space="0" w:color="auto"/>
-              <w:left w:val="nil"/>
-              <w:bottom w:val="single" w:sz="8" w:space="0" w:color="auto"/>
-              <w:right w:val="single" w:sz="8" w:space="0" w:color="auto"/>
-            </w:tcBorders>
-            <w:shd w:val="clear" w:color="auto" w:fill="FFFFFF" w:themeFill="background1"/>
-            <w:tcMar>
-              <w:left w:w="108" w:type="dxa"/>
-              <w:right w:w="108" w:type="dxa"/>
-            </w:tcMar>
-            <w:vAlign w:val="center"/>
-          </w:tcPr>
-          <w:p>
-            <w:pPr>
-              <w:jc w:val="center"/>
-              <w:rPr>
-                <w:rFonts w:ascii="Times New Roman" w:hAnsi="Times New Roman"/>
-                <w:color w:val="000000" w:themeColor="text1"/>
-                <w:sz w:val="14"/>
-                <w:szCs w:val="14"/>
-              </w:rPr>
-            </w:pPr>
-            <w:r>
-              <w:rPr>
-                <w:rFonts w:ascii="Times New Roman" w:hAnsi="Times New Roman"/>
-                <w:color w:val="000000" w:themeColor="text1"/>
-                <w:sz w:val="14"/>
-                <w:szCs w:val="14"/>
-              </w:rPr>
-              <w:t>{{ etx_sett_dur }}</w:t>
-            </w:r>
-          </w:p>
-        </w:tc>
-        <w:tc>
-          <w:tcPr>
-            <w:tcW w:w="1260" w:type="dxa"/>
-            <w:tcBorders>
-              <w:top w:val="single" w:sz="8" w:space="0" w:color="auto"/>
-              <w:left w:val="single" w:sz="8" w:space="0" w:color="auto"/>
-              <w:bottom w:val="single" w:sz="8" w:space="0" w:color="auto"/>
-              <w:right w:val="single" w:sz="8" w:space="0" w:color="auto"/>
-            </w:tcBorders>
-            <w:shd w:val="clear" w:color="auto" w:fill="FFFFFF" w:themeFill="background1"/>
-            <w:tcMar>
-              <w:left w:w="108" w:type="dxa"/>
-              <w:right w:w="108" w:type="dxa"/>
-            </w:tcMar>
-            <w:vAlign w:val="center"/>
-          </w:tcPr>
-          <w:p>
-            <w:pPr>
-              <w:jc w:val="center"/>
-              <w:rPr>
-                <w:rFonts w:ascii="Times New Roman" w:hAnsi="Times New Roman"/>
-                <w:color w:val="000000" w:themeColor="text1"/>
-                <w:sz w:val="14"/>
-                <w:szCs w:val="14"/>
-              </w:rPr>
-            </w:pPr>
-            <w:r>
-              <w:rPr>
-                <w:rFonts w:ascii="Times New Roman" w:hAnsi="Times New Roman"/>
-                <w:color w:val="000000" w:themeColor="text1"/>
-                <w:sz w:val="14"/>
-                <w:szCs w:val="14"/>
-              </w:rPr>
-              <w:t>{{ id_sett_dur }}</w:t>
-            </w:r>
-          </w:p>
-        </w:tc>
-        <w:tc>
-          <w:tcPr>
-            <w:tcW w:w="615" w:type="dxa"/>
-            <w:tcBorders>
-              <w:top w:val="single" w:sz="8" w:space="0" w:color="auto"/>
-              <w:left w:val="single" w:sz="8" w:space="0" w:color="auto"/>
-              <w:bottom w:val="single" w:sz="8" w:space="0" w:color="auto"/>
-              <w:right w:val="single" w:sz="8" w:space="0" w:color="auto"/>
-            </w:tcBorders>
-            <w:shd w:val="clear" w:color="auto" w:fill="FFFFFF" w:themeFill="background1"/>
-            <w:tcMar>
-              <w:left w:w="108" w:type="dxa"/>
-              <w:right w:w="108" w:type="dxa"/>
-            </w:tcMar>
-            <w:vAlign w:val="center"/>
-          </w:tcPr>
-          <w:p>
-            <w:pPr>
-              <w:jc w:val="center"/>
-              <w:rPr>
-                <w:rFonts w:ascii="Times New Roman" w:hAnsi="Times New Roman"/>
-                <w:color w:val="000000" w:themeColor="text1"/>
-                <w:sz w:val="14"/>
-                <w:szCs w:val="14"/>
-              </w:rPr>
-            </w:pPr>
-            <w:r>
-              <w:rPr>
-                <w:rFonts w:ascii="Times New Roman" w:eastAsiaTheme="minorEastAsia" w:hAnsi="Times New Roman" w:cstheme="minorBidi"/>
-                <w:color w:val="000000" w:themeColor="text1"/>
-                <w:sz w:val="14"/>
-                <w:szCs w:val="14"/>
-              </w:rPr>
-              <w:t>None</w:t>
-            </w:r>
-          </w:p>
-        </w:tc>
-      </w:tr>
-      <w:tr>
-        <w:tc>
-          <w:tcPr>
-            <w:tcW w:w="1250" w:type="dxa"/>
-            <w:gridSpan w:val="2"/>
-            <w:tcBorders>
-              <w:top w:val="single" w:sz="8" w:space="0" w:color="auto"/>
-              <w:left w:val="single" w:sz="8" w:space="0" w:color="auto"/>
-              <w:bottom w:val="single" w:sz="8" w:space="0" w:color="auto"/>
-              <w:right w:val="single" w:sz="8" w:space="0" w:color="auto"/>
-            </w:tcBorders>
-            <w:shd w:val="clear" w:color="auto" w:fill="FFFFFF" w:themeFill="background1"/>
-            <w:tcMar>
-              <w:left w:w="108" w:type="dxa"/>
-              <w:right w:w="108" w:type="dxa"/>
-            </w:tcMar>
-            <w:vAlign w:val="center"/>
-          </w:tcPr>
-          <w:p>
-            <w:pPr>
-              <w:jc w:val="center"/>
-              <w:rPr>
-                <w:rFonts w:ascii="Times New Roman" w:hAnsi="Times New Roman"/>
-                <w:color w:val="000000" w:themeColor="text1"/>
-                <w:sz w:val="14"/>
-                <w:szCs w:val="14"/>
-              </w:rPr>
-            </w:pPr>
-            <w:r>
-              <w:rPr>
-                <w:rFonts w:ascii="Times New Roman" w:hAnsi="Times New Roman"/>
-                <w:color w:val="000000" w:themeColor="text1"/>
-                <w:sz w:val="14"/>
-                <w:szCs w:val="14"/>
-              </w:rPr>
-              <w:t xml:space="preserve">Settling Sampling of ISO 5 </w:t>
-            </w:r>
-            <w:r>
-              <w:rPr>
-                <w:rFonts w:ascii="Times New Roman" w:hAnsi="Times New Roman"/>
-                <w:color w:val="000000" w:themeColor="text1"/>
-                <w:sz w:val="14"/>
-                <w:szCs w:val="14"/>
-              </w:rPr>
-              <w:t>E00</w:t>
-            </w:r>
-            <w:r>
-              <w:rPr>
-                <w:rFonts w:ascii="Times New Roman" w:hAnsi="Times New Roman"/>
-                <w:color w:val="000000" w:themeColor="text1"/>
-                <w:sz w:val="14"/>
-                <w:szCs w:val="14"/>
-              </w:rPr>
-              <w:t xml:space="preserve">{{ </w:t>
-            </w:r>
-            <w:r>
-              <w:rPr>
-                <w:rFonts w:ascii="Times New Roman" w:hAnsi="Times New Roman"/>
-                <w:color w:val="000000" w:themeColor="text1"/>
-                <w:sz w:val="14"/>
-                <w:szCs w:val="14"/>
-              </w:rPr>
-              <w:t>chgbsc_id</w:t>
-            </w:r>
-            <w:r>
-              <w:rPr>
-                <w:rFonts w:ascii="Times New Roman" w:hAnsi="Times New Roman"/>
-                <w:color w:val="000000" w:themeColor="text1"/>
-                <w:sz w:val="14"/>
-                <w:szCs w:val="14"/>
-              </w:rPr>
-              <w:t xml:space="preserve"> </w:t>
-            </w:r>
-            <w:r>
-              <w:rPr>
-                <w:rFonts w:ascii="Times New Roman" w:hAnsi="Times New Roman"/>
-                <w:color w:val="000000" w:themeColor="text1"/>
-                <w:sz w:val="14"/>
-                <w:szCs w:val="14"/>
-              </w:rPr>
-              <w:t>}}</w:t>
-            </w:r>
-            <w:r>
-              <w:rPr>
-                <w:rFonts w:ascii="Times New Roman" w:hAnsi="Times New Roman"/>
-                <w:color w:val="000000" w:themeColor="text1"/>
-                <w:sz w:val="14"/>
-                <w:szCs w:val="14"/>
-              </w:rPr>
-              <w:t xml:space="preserve"> (2 locations)</w:t>
-            </w:r>
-          </w:p>
-        </w:tc>
-        <w:tc>
-          <w:tcPr>
-            <w:tcW w:w="810" w:type="dxa"/>
-            <w:tcBorders>
-              <w:top w:val="single" w:sz="8" w:space="0" w:color="auto"/>
-              <w:left w:val="single" w:sz="8" w:space="0" w:color="auto"/>
-              <w:bottom w:val="single" w:sz="8" w:space="0" w:color="auto"/>
-              <w:right w:val="single" w:sz="8" w:space="0" w:color="auto"/>
-            </w:tcBorders>
-            <w:shd w:val="clear" w:color="auto" w:fill="FFFFFF" w:themeFill="background1"/>
-            <w:tcMar>
-              <w:left w:w="108" w:type="dxa"/>
-              <w:right w:w="108" w:type="dxa"/>
-            </w:tcMar>
-            <w:vAlign w:val="center"/>
-          </w:tcPr>
-          <w:p>
-            <w:pPr>
-              <w:jc w:val="center"/>
-              <w:rPr>
-                <w:rFonts w:ascii="Times New Roman" w:hAnsi="Times New Roman"/>
-                <w:color w:val="000000" w:themeColor="text1"/>
-                <w:sz w:val="14"/>
-                <w:szCs w:val="14"/>
-              </w:rPr>
-            </w:pPr>
-            <w:r>
-              <w:rPr>
-                <w:rFonts w:ascii="Times New Roman" w:hAnsi="Times New Roman"/>
-                <w:color w:val="000000" w:themeColor="text1"/>
-                <w:sz w:val="14"/>
-                <w:szCs w:val="14"/>
-              </w:rPr>
-              <w:t>Daily</w:t>
-            </w:r>
-          </w:p>
-        </w:tc>
-        <w:tc>
-          <w:tcPr>
-            <w:tcW w:w="900" w:type="dxa"/>
-            <w:tcBorders>
-              <w:top w:val="single" w:sz="8" w:space="0" w:color="auto"/>
-              <w:left w:val="nil"/>
-              <w:bottom w:val="single" w:sz="8" w:space="0" w:color="auto"/>
-              <w:right w:val="single" w:sz="8" w:space="0" w:color="auto"/>
-            </w:tcBorders>
-            <w:shd w:val="clear" w:color="auto" w:fill="FFFFFF" w:themeFill="background1"/>
-            <w:tcMar>
-              <w:left w:w="108" w:type="dxa"/>
-              <w:right w:w="108" w:type="dxa"/>
-            </w:tcMar>
-            <w:vAlign w:val="center"/>
-          </w:tcPr>
-          <w:p>
-            <w:pPr>
-              <w:jc w:val="center"/>
-              <w:rPr>
-                <w:rFonts w:ascii="Times New Roman" w:hAnsi="Times New Roman"/>
-                <w:color w:val="000000" w:themeColor="text1"/>
-                <w:sz w:val="14"/>
-                <w:szCs w:val="14"/>
-              </w:rPr>
-            </w:pPr>
-            <w:r>
-              <w:rPr>
-                <w:rFonts w:ascii="Times New Roman" w:hAnsi="Times New Roman"/>
-                <w:color w:val="000000" w:themeColor="text1"/>
-                <w:sz w:val="14"/>
-                <w:szCs w:val="14"/>
-              </w:rPr>
-              <w:t>{{ test_date }}</w:t>
-            </w:r>
-          </w:p>
-        </w:tc>
-        <w:tc>
-          <w:tcPr>
-            <w:tcW w:w="720" w:type="dxa"/>
-            <w:gridSpan w:val="2"/>
-            <w:tcBorders>
-              <w:top w:val="single" w:sz="8" w:space="0" w:color="auto"/>
-              <w:left w:val="single" w:sz="8" w:space="0" w:color="auto"/>
-              <w:bottom w:val="single" w:sz="8" w:space="0" w:color="auto"/>
-              <w:right w:val="single" w:sz="8" w:space="0" w:color="auto"/>
-            </w:tcBorders>
-            <w:shd w:val="clear" w:color="auto" w:fill="FFFFFF" w:themeFill="background1"/>
-            <w:tcMar>
-              <w:left w:w="108" w:type="dxa"/>
-              <w:right w:w="108" w:type="dxa"/>
-            </w:tcMar>
-            <w:vAlign w:val="center"/>
-          </w:tcPr>
-          <w:p>
-            <w:pPr>
-              <w:jc w:val="center"/>
-              <w:rPr>
-                <w:rFonts w:ascii="Times New Roman" w:hAnsi="Times New Roman"/>
-                <w:color w:val="000000" w:themeColor="text1"/>
-                <w:sz w:val="14"/>
-                <w:szCs w:val="14"/>
-              </w:rPr>
-            </w:pPr>
-            <w:r>
-              <w:rPr>
-                <w:rFonts w:ascii="Times New Roman" w:hAnsi="Times New Roman"/>
-                <w:color w:val="000000" w:themeColor="text1"/>
-                <w:sz w:val="14"/>
-                <w:szCs w:val="14"/>
-              </w:rPr>
-              <w:t>{{ changeover_initial }}</w:t>
-            </w:r>
-          </w:p>
-        </w:tc>
-        <w:tc>
-          <w:tcPr>
-            <w:tcW w:w="1530" w:type="dxa"/>
-            <w:gridSpan w:val="2"/>
-            <w:tcBorders>
-              <w:top w:val="single" w:sz="8" w:space="0" w:color="auto"/>
-              <w:left w:val="nil"/>
-              <w:bottom w:val="single" w:sz="8" w:space="0" w:color="auto"/>
-              <w:right w:val="single" w:sz="8" w:space="0" w:color="auto"/>
-            </w:tcBorders>
-            <w:shd w:val="clear" w:color="auto" w:fill="FFFFFF" w:themeFill="background1"/>
-            <w:tcMar>
-              <w:left w:w="108" w:type="dxa"/>
-              <w:right w:w="108" w:type="dxa"/>
-            </w:tcMar>
-            <w:vAlign w:val="center"/>
-          </w:tcPr>
-          <w:p>
-            <w:pPr>
-              <w:jc w:val="center"/>
-              <w:rPr>
-                <w:rFonts w:ascii="Times New Roman" w:eastAsiaTheme="minorEastAsia" w:hAnsi="Times New Roman" w:cstheme="minorBidi"/>
-                <w:color w:val="000000" w:themeColor="text1"/>
-                <w:sz w:val="14"/>
-                <w:szCs w:val="14"/>
-              </w:rPr>
-            </w:pPr>
-            <w:r>
-              <w:rPr>
-                <w:rFonts w:ascii="Times New Roman" w:eastAsiaTheme="minorEastAsia" w:hAnsi="Times New Roman" w:cstheme="minorBidi"/>
-                <w:color w:val="000000" w:themeColor="text1"/>
-                <w:sz w:val="14"/>
-                <w:szCs w:val="14"/>
-              </w:rPr>
-              <w:t>Date of Testing</w:t>
-            </w:r>
-          </w:p>
-        </w:tc>
-        <w:tc>
-          <w:tcPr>
-            <w:tcW w:w="1350" w:type="dxa"/>
-            <w:gridSpan w:val="2"/>
-            <w:tcBorders>
-              <w:top w:val="single" w:sz="8" w:space="0" w:color="auto"/>
-              <w:left w:val="single" w:sz="8" w:space="0" w:color="auto"/>
-              <w:bottom w:val="single" w:sz="8" w:space="0" w:color="auto"/>
-              <w:right w:val="single" w:sz="8" w:space="0" w:color="auto"/>
-            </w:tcBorders>
-            <w:shd w:val="clear" w:color="auto" w:fill="FFFFFF" w:themeFill="background1"/>
-            <w:tcMar>
-              <w:left w:w="108" w:type="dxa"/>
-              <w:right w:w="108" w:type="dxa"/>
-            </w:tcMar>
-            <w:vAlign w:val="center"/>
-          </w:tcPr>
-          <w:p>
-            <w:pPr>
-              <w:jc w:val="center"/>
-              <w:rPr>
-                <w:rFonts w:ascii="Times New Roman" w:hAnsi="Times New Roman"/>
-                <w:color w:val="000000" w:themeColor="text1"/>
-                <w:sz w:val="14"/>
-                <w:szCs w:val="14"/>
-              </w:rPr>
-            </w:pPr>
-            <w:r>
-              <w:rPr>
-                <w:rFonts w:ascii="Times New Roman" w:hAnsi="Times New Roman"/>
-                <w:color w:val="000000" w:themeColor="text1"/>
-                <w:sz w:val="14"/>
-                <w:szCs w:val="14"/>
-              </w:rPr>
-              <w:t>{{ obs_sett_dur }}</w:t>
-            </w:r>
-          </w:p>
-        </w:tc>
-        <w:tc>
-          <w:tcPr>
-            <w:tcW w:w="1350" w:type="dxa"/>
-            <w:gridSpan w:val="2"/>
-            <w:tcBorders>
-              <w:top w:val="single" w:sz="8" w:space="0" w:color="auto"/>
-              <w:left w:val="nil"/>
-              <w:bottom w:val="single" w:sz="8" w:space="0" w:color="auto"/>
-              <w:right w:val="single" w:sz="8" w:space="0" w:color="auto"/>
-            </w:tcBorders>
-            <w:shd w:val="clear" w:color="auto" w:fill="FFFFFF" w:themeFill="background1"/>
-            <w:tcMar>
-              <w:left w:w="108" w:type="dxa"/>
-              <w:right w:w="108" w:type="dxa"/>
-            </w:tcMar>
-            <w:vAlign w:val="center"/>
-          </w:tcPr>
-          <w:p>
-            <w:pPr>
-              <w:jc w:val="center"/>
-              <w:rPr>
-                <w:rFonts w:ascii="Times New Roman" w:hAnsi="Times New Roman"/>
-                <w:color w:val="000000" w:themeColor="text1"/>
-                <w:sz w:val="14"/>
-                <w:szCs w:val="14"/>
-              </w:rPr>
-            </w:pPr>
-            <w:r>
-              <w:rPr>
-                <w:rFonts w:ascii="Times New Roman" w:hAnsi="Times New Roman"/>
-                <w:color w:val="000000" w:themeColor="text1"/>
-                <w:sz w:val="14"/>
-                <w:szCs w:val="14"/>
-              </w:rPr>
-              <w:t>{{ etx_sett_dur }}</w:t>
-            </w:r>
-          </w:p>
-        </w:tc>
-        <w:tc>
-          <w:tcPr>
-            <w:tcW w:w="1260" w:type="dxa"/>
-            <w:tcBorders>
-              <w:top w:val="single" w:sz="8" w:space="0" w:color="auto"/>
-              <w:left w:val="single" w:sz="8" w:space="0" w:color="auto"/>
-              <w:bottom w:val="single" w:sz="8" w:space="0" w:color="auto"/>
-              <w:right w:val="single" w:sz="8" w:space="0" w:color="auto"/>
-            </w:tcBorders>
-            <w:shd w:val="clear" w:color="auto" w:fill="FFFFFF" w:themeFill="background1"/>
-            <w:tcMar>
-              <w:left w:w="108" w:type="dxa"/>
-              <w:right w:w="108" w:type="dxa"/>
-            </w:tcMar>
-            <w:vAlign w:val="center"/>
-          </w:tcPr>
-          <w:p>
-            <w:pPr>
-              <w:jc w:val="center"/>
-              <w:rPr>
-                <w:rFonts w:ascii="Times New Roman" w:hAnsi="Times New Roman"/>
-                <w:color w:val="000000" w:themeColor="text1"/>
-                <w:sz w:val="14"/>
-                <w:szCs w:val="14"/>
-              </w:rPr>
-            </w:pPr>
-            <w:r>
-              <w:rPr>
-                <w:rFonts w:ascii="Times New Roman" w:hAnsi="Times New Roman"/>
-                <w:color w:val="000000" w:themeColor="text1"/>
-                <w:sz w:val="14"/>
-                <w:szCs w:val="14"/>
-              </w:rPr>
-              <w:t>{{ id_sett_dur }}</w:t>
-            </w:r>
-          </w:p>
-        </w:tc>
-        <w:tc>
-          <w:tcPr>
-            <w:tcW w:w="615" w:type="dxa"/>
-            <w:tcBorders>
-              <w:top w:val="single" w:sz="8" w:space="0" w:color="auto"/>
-              <w:left w:val="single" w:sz="8" w:space="0" w:color="auto"/>
-              <w:bottom w:val="single" w:sz="8" w:space="0" w:color="auto"/>
-              <w:right w:val="single" w:sz="8" w:space="0" w:color="auto"/>
-            </w:tcBorders>
-            <w:shd w:val="clear" w:color="auto" w:fill="FFFFFF" w:themeFill="background1"/>
-            <w:tcMar>
-              <w:left w:w="108" w:type="dxa"/>
-              <w:right w:w="108" w:type="dxa"/>
-            </w:tcMar>
-            <w:vAlign w:val="center"/>
-          </w:tcPr>
-          <w:p>
-            <w:pPr>
-              <w:jc w:val="center"/>
-              <w:rPr>
-                <w:rFonts w:ascii="Times New Roman" w:eastAsiaTheme="minorEastAsia" w:hAnsi="Times New Roman" w:cstheme="minorBidi"/>
-                <w:color w:val="000000" w:themeColor="text1"/>
-                <w:sz w:val="14"/>
-                <w:szCs w:val="14"/>
-              </w:rPr>
-            </w:pPr>
-            <w:r>
-              <w:rPr>
-                <w:rFonts w:ascii="Times New Roman" w:eastAsiaTheme="minorEastAsia" w:hAnsi="Times New Roman" w:cstheme="minorBidi"/>
-                <w:color w:val="000000" w:themeColor="text1"/>
-                <w:sz w:val="14"/>
-                <w:szCs w:val="14"/>
-              </w:rPr>
-              <w:t>None</w:t>
-            </w:r>
-          </w:p>
-        </w:tc>
-      </w:tr>
-      <w:tr>
-        <w:trPr>
-          <w:trHeight w:val="644"/>
-        </w:trPr>
-        <w:tc>
-          <w:tcPr>
-            <w:tcW w:w="9785" w:type="dxa"/>
-            <w:gridSpan w:val="14"/>
-            <w:tcBorders>
-              <w:top w:val="single" w:sz="8" w:space="0" w:color="auto"/>
-              <w:left w:val="single" w:sz="8" w:space="0" w:color="auto"/>
-              <w:bottom w:val="single" w:sz="8" w:space="0" w:color="auto"/>
-              <w:right w:val="single" w:sz="8" w:space="0" w:color="000000" w:themeColor="text1"/>
-            </w:tcBorders>
-            <w:shd w:val="clear" w:color="auto" w:fill="D9D9D9" w:themeFill="background1" w:themeFillShade="D9"/>
-            <w:vAlign w:val="center"/>
-          </w:tcPr>
-          <w:p>
-            <w:pPr>
-              <w:jc w:val="center"/>
-              <w:rPr>
-                <w:b/>
-                <w:bCs/>
-              </w:rPr>
-            </w:pPr>
-            <w:r>
-              <w:rPr>
-                <w:rFonts w:ascii="Times New Roman" w:hAnsi="Times New Roman"/>
-                <w:b/>
-                <w:bCs/>
-                <w:color w:val="000000" w:themeColor="text1"/>
-                <w:sz w:val="14"/>
-                <w:szCs w:val="14"/>
-              </w:rPr>
-              <w:t xml:space="preserve">Weekly Active Air Sampling Bracketing – Cleanroom </w:t>
-            </w:r>
-            <w:r>
-              <w:rPr>
-                <w:rFonts w:ascii="Times New Roman" w:hAnsi="Times New Roman"/>
-                <w:b/>
-                <w:bCs/>
-                <w:color w:val="000000" w:themeColor="text1"/>
-                <w:sz w:val="14"/>
-                <w:szCs w:val="14"/>
-              </w:rPr>
-              <w:t>{{ cr_suit }}</w:t>
-            </w:r>
-            <w:r>
-              <w:rPr>
-                <w:rFonts w:ascii="Times New Roman" w:hAnsi="Times New Roman"/>
-                <w:b/>
-                <w:bCs/>
-                <w:color w:val="000000" w:themeColor="text1"/>
-                <w:sz w:val="14"/>
-                <w:szCs w:val="14"/>
-              </w:rPr>
-              <w:t xml:space="preserve"> – CR</w:t>
-            </w:r>
-            <w:r>
-              <w:rPr>
-                <w:rFonts w:ascii="Times New Roman" w:hAnsi="Times New Roman"/>
-                <w:b/>
-                <w:bCs/>
-                <w:color w:val="000000" w:themeColor="text1"/>
-                <w:sz w:val="14"/>
-                <w:szCs w:val="14"/>
-              </w:rPr>
-              <w:t>{{ cr_id }}</w:t>
-            </w:r>
-          </w:p>
-        </w:tc>
-      </w:tr>
-      <w:tr>
-        <w:trPr>
-          <w:trHeight w:val="644"/>
-        </w:trPr>
-        <w:tc>
-          <w:tcPr>
-            <w:tcW w:w="1223" w:type="dxa"/>
-            <w:tcBorders>
-              <w:top w:val="single" w:sz="8" w:space="0" w:color="auto"/>
-              <w:left w:val="single" w:sz="8" w:space="0" w:color="auto"/>
-              <w:bottom w:val="single" w:sz="8" w:space="0" w:color="auto"/>
-              <w:right w:val="single" w:sz="8" w:space="0" w:color="000000" w:themeColor="text1"/>
-            </w:tcBorders>
-            <w:shd w:val="clear" w:color="auto" w:fill="EEECE1" w:themeFill="background2"/>
-            <w:vAlign w:val="center"/>
-          </w:tcPr>
-          <w:p>
-            <w:pPr>
-              <w:jc w:val="center"/>
-            </w:pPr>
-            <w:r>
-              <w:rPr>
-                <w:rFonts w:ascii="Times New Roman" w:hAnsi="Times New Roman"/>
-                <w:color w:val="000000" w:themeColor="text1"/>
-                <w:sz w:val="12"/>
-                <w:szCs w:val="12"/>
-              </w:rPr>
-              <w:t>Environmental Monitoring (EM) Sampling Site</w:t>
-            </w:r>
-          </w:p>
-        </w:tc>
-        <w:tc>
-          <w:tcPr>
-            <w:tcW w:w="837" w:type="dxa"/>
-            <w:gridSpan w:val="2"/>
-            <w:tcBorders>
-              <w:top w:val="nil"/>
-              <w:left w:val="nil"/>
-              <w:bottom w:val="single" w:sz="8" w:space="0" w:color="auto"/>
-              <w:right w:val="single" w:sz="8" w:space="0" w:color="auto"/>
-            </w:tcBorders>
-            <w:shd w:val="clear" w:color="auto" w:fill="EEECE1" w:themeFill="background2"/>
-            <w:vAlign w:val="center"/>
-          </w:tcPr>
-          <w:p>
-            <w:pPr>
-              <w:jc w:val="center"/>
-            </w:pPr>
-            <w:r>
-              <w:rPr>
-                <w:rFonts w:ascii="Times New Roman" w:hAnsi="Times New Roman"/>
-                <w:color w:val="000000" w:themeColor="text1"/>
-                <w:sz w:val="12"/>
-                <w:szCs w:val="12"/>
-              </w:rPr>
-              <w:t>Frequency</w:t>
-            </w:r>
-          </w:p>
-        </w:tc>
-        <w:tc>
-          <w:tcPr>
-            <w:tcW w:w="1609" w:type="dxa"/>
-            <w:gridSpan w:val="2"/>
-            <w:tcBorders>
-              <w:top w:val="nil"/>
-              <w:left w:val="single" w:sz="8" w:space="0" w:color="auto"/>
-              <w:bottom w:val="single" w:sz="8" w:space="0" w:color="auto"/>
-              <w:right w:val="single" w:sz="8" w:space="0" w:color="auto"/>
-            </w:tcBorders>
-            <w:shd w:val="clear" w:color="auto" w:fill="EEECE1" w:themeFill="background2"/>
-            <w:vAlign w:val="center"/>
-          </w:tcPr>
-          <w:p>
-            <w:pPr>
-              <w:jc w:val="center"/>
-            </w:pPr>
-            <w:r>
-              <w:rPr>
-                <w:rFonts w:ascii="Times New Roman" w:hAnsi="Times New Roman"/>
-                <w:color w:val="000000" w:themeColor="text1"/>
-                <w:sz w:val="12"/>
-                <w:szCs w:val="12"/>
-              </w:rPr>
-              <w:t>Date</w:t>
-            </w:r>
-          </w:p>
-          <w:p>
-            <w:pPr>
-              <w:jc w:val="center"/>
-            </w:pPr>
-            <w:r>
-              <w:rPr>
-                <w:rFonts w:ascii="Times New Roman" w:hAnsi="Times New Roman"/>
-                <w:color w:val="000000" w:themeColor="text1"/>
-                <w:sz w:val="12"/>
-                <w:szCs w:val="12"/>
-              </w:rPr>
-              <w:t>(DDMMM</w:t>
-            </w:r>
-          </w:p>
-          <w:p>
-            <w:pPr>
-              <w:jc w:val="center"/>
-            </w:pPr>
-            <w:r>
-              <w:rPr>
-                <w:rFonts w:ascii="Times New Roman" w:hAnsi="Times New Roman"/>
-                <w:color w:val="000000" w:themeColor="text1"/>
-                <w:sz w:val="12"/>
-                <w:szCs w:val="12"/>
-              </w:rPr>
-              <w:t>YYYY)</w:t>
-            </w:r>
-          </w:p>
-        </w:tc>
-        <w:tc>
-          <w:tcPr>
-            <w:tcW w:w="731" w:type="dxa"/>
-            <w:gridSpan w:val="2"/>
-            <w:tcBorders>
-              <w:top w:val="nil"/>
-              <w:left w:val="single" w:sz="8" w:space="0" w:color="auto"/>
-              <w:bottom w:val="single" w:sz="8" w:space="0" w:color="auto"/>
-              <w:right w:val="single" w:sz="8" w:space="0" w:color="auto"/>
-            </w:tcBorders>
-            <w:shd w:val="clear" w:color="auto" w:fill="EEECE1" w:themeFill="background2"/>
-            <w:vAlign w:val="center"/>
-          </w:tcPr>
-          <w:p>
-            <w:pPr>
-              <w:jc w:val="center"/>
-            </w:pPr>
-            <w:r>
-              <w:rPr>
-                <w:rFonts w:ascii="Times New Roman" w:hAnsi="Times New Roman"/>
-                <w:color w:val="000000" w:themeColor="text1"/>
-                <w:sz w:val="12"/>
-                <w:szCs w:val="12"/>
-              </w:rPr>
-              <w:t>Analyst (Initials)</w:t>
-            </w:r>
-          </w:p>
-        </w:tc>
-        <w:tc>
-          <w:tcPr>
-            <w:tcW w:w="2070" w:type="dxa"/>
-            <w:gridSpan w:val="2"/>
-            <w:tcBorders>
-              <w:top w:val="nil"/>
-              <w:left w:val="single" w:sz="8" w:space="0" w:color="auto"/>
-              <w:bottom w:val="single" w:sz="8" w:space="0" w:color="auto"/>
-              <w:right w:val="single" w:sz="8" w:space="0" w:color="auto"/>
-            </w:tcBorders>
-            <w:shd w:val="clear" w:color="auto" w:fill="EEECE1" w:themeFill="background2"/>
-            <w:vAlign w:val="center"/>
-          </w:tcPr>
-          <w:p>
-            <w:pPr>
-              <w:jc w:val="center"/>
-            </w:pPr>
-            <w:r>
-              <w:rPr>
-                <w:rFonts w:ascii="Times New Roman" w:hAnsi="Times New Roman"/>
-                <w:color w:val="000000" w:themeColor="text1"/>
-                <w:sz w:val="12"/>
-                <w:szCs w:val="12"/>
-              </w:rPr>
-              <w:t>Observation</w:t>
-            </w:r>
-          </w:p>
-        </w:tc>
-        <w:tc>
-          <w:tcPr>
-            <w:tcW w:w="1350" w:type="dxa"/>
-            <w:gridSpan w:val="2"/>
-            <w:tcBorders>
-              <w:top w:val="nil"/>
-              <w:left w:val="single" w:sz="8" w:space="0" w:color="auto"/>
-              <w:bottom w:val="single" w:sz="8" w:space="0" w:color="auto"/>
-              <w:right w:val="single" w:sz="8" w:space="0" w:color="auto"/>
-            </w:tcBorders>
-            <w:shd w:val="clear" w:color="auto" w:fill="EEECE1" w:themeFill="background2"/>
-            <w:vAlign w:val="center"/>
-          </w:tcPr>
-          <w:p>
-            <w:pPr>
-              <w:jc w:val="center"/>
-            </w:pPr>
-            <w:r>
-              <w:rPr>
-                <w:rFonts w:ascii="Times New Roman" w:hAnsi="Times New Roman"/>
-                <w:color w:val="000000" w:themeColor="text1"/>
-                <w:sz w:val="12"/>
-                <w:szCs w:val="12"/>
-              </w:rPr>
-              <w:t>Environmental Monitoring Plate ETX ID</w:t>
-            </w:r>
-          </w:p>
-        </w:tc>
-        <w:tc>
-          <w:tcPr>
-            <w:tcW w:w="1350" w:type="dxa"/>
-            <w:gridSpan w:val="2"/>
-            <w:tcBorders>
-              <w:top w:val="nil"/>
-              <w:left w:val="single" w:sz="8" w:space="0" w:color="auto"/>
-              <w:bottom w:val="single" w:sz="8" w:space="0" w:color="auto"/>
-              <w:right w:val="single" w:sz="8" w:space="0" w:color="auto"/>
-            </w:tcBorders>
-            <w:shd w:val="clear" w:color="auto" w:fill="EEECE1" w:themeFill="background2"/>
-            <w:vAlign w:val="center"/>
-          </w:tcPr>
-          <w:p>
-            <w:pPr>
-              <w:jc w:val="center"/>
-            </w:pPr>
-            <w:r>
-              <w:rPr>
-                <w:rFonts w:ascii="Times New Roman" w:hAnsi="Times New Roman"/>
-                <w:color w:val="000000" w:themeColor="text1"/>
-                <w:sz w:val="12"/>
-                <w:szCs w:val="12"/>
-              </w:rPr>
-              <w:t>Microbial ID</w:t>
-            </w:r>
-          </w:p>
-        </w:tc>
-        <w:tc>
-          <w:tcPr>
-            <w:tcW w:w="615" w:type="dxa"/>
-            <w:tcBorders>
-              <w:top w:val="nil"/>
-              <w:left w:val="nil"/>
-              <w:bottom w:val="single" w:sz="8" w:space="0" w:color="auto"/>
-              <w:right w:val="single" w:sz="8" w:space="0" w:color="000000" w:themeColor="text1"/>
-            </w:tcBorders>
-            <w:shd w:val="clear" w:color="auto" w:fill="EEECE1" w:themeFill="background2"/>
-            <w:vAlign w:val="center"/>
-          </w:tcPr>
-          <w:p>
-            <w:pPr>
-              <w:jc w:val="center"/>
-            </w:pPr>
-            <w:r>
-              <w:rPr>
-                <w:rFonts w:ascii="Times New Roman" w:hAnsi="Times New Roman"/>
-                <w:color w:val="000000" w:themeColor="text1"/>
-                <w:sz w:val="12"/>
-                <w:szCs w:val="12"/>
-              </w:rPr>
-              <w:t>Notes</w:t>
-            </w:r>
-          </w:p>
-        </w:tc>
-      </w:tr>
-      <w:tr>
-        <w:trPr>
-          <w:trHeight w:val="644"/>
-        </w:trPr>
-        <w:tc>
-          <w:tcPr>
-            <w:tcW w:w="1223" w:type="dxa"/>
-            <w:tcBorders>
-              <w:top w:val="single" w:sz="8" w:space="0" w:color="auto"/>
-              <w:left w:val="single" w:sz="8" w:space="0" w:color="auto"/>
-              <w:bottom w:val="single" w:sz="8" w:space="0" w:color="auto"/>
-              <w:right w:val="single" w:sz="8" w:space="0" w:color="auto"/>
-            </w:tcBorders>
-            <w:vAlign w:val="center"/>
-          </w:tcPr>
-          <w:p>
-            <w:pPr>
-              <w:jc w:val="center"/>
-            </w:pPr>
-            <w:r>
-              <w:rPr>
-                <w:rFonts w:ascii="Times New Roman" w:hAnsi="Times New Roman"/>
-                <w:color w:val="000000" w:themeColor="text1"/>
-                <w:sz w:val="14"/>
-                <w:szCs w:val="14"/>
-              </w:rPr>
-              <w:t>Active Air Sampling of Cleanrooms</w:t>
-            </w:r>
-          </w:p>
-        </w:tc>
-        <w:tc>
-          <w:tcPr>
-            <w:tcW w:w="837" w:type="dxa"/>
-            <w:gridSpan w:val="2"/>
-            <w:tcBorders>
-              <w:top w:val="single" w:sz="8" w:space="0" w:color="auto"/>
-              <w:left w:val="nil"/>
-              <w:bottom w:val="single" w:sz="8" w:space="0" w:color="auto"/>
-              <w:right w:val="single" w:sz="8" w:space="0" w:color="auto"/>
-            </w:tcBorders>
-            <w:vAlign w:val="center"/>
-          </w:tcPr>
-          <w:p>
-            <w:pPr>
-              <w:jc w:val="center"/>
-              <w:rPr>
-                <w:rFonts w:ascii="Times New Roman" w:hAnsi="Times New Roman"/>
-                <w:color w:val="000000" w:themeColor="text1"/>
-                <w:sz w:val="14"/>
-                <w:szCs w:val="14"/>
-              </w:rPr>
-            </w:pPr>
-            <w:r>
-              <w:rPr>
-                <w:rFonts w:ascii="Times New Roman" w:hAnsi="Times New Roman"/>
-                <w:color w:val="000000" w:themeColor="text1"/>
-                <w:sz w:val="14"/>
-                <w:szCs w:val="14"/>
-              </w:rPr>
-              <w:t>Weekly</w:t>
-            </w:r>
-          </w:p>
-        </w:tc>
-        <w:tc>
-          <w:tcPr>
-            <w:tcW w:w="1609" w:type="dxa"/>
-            <w:gridSpan w:val="2"/>
-            <w:tcBorders>
-              <w:top w:val="single" w:sz="8" w:space="0" w:color="auto"/>
-              <w:left w:val="single" w:sz="8" w:space="0" w:color="auto"/>
-              <w:bottom w:val="single" w:sz="8" w:space="0" w:color="auto"/>
-              <w:right w:val="single" w:sz="8" w:space="0" w:color="auto"/>
-            </w:tcBorders>
-            <w:vAlign w:val="center"/>
-          </w:tcPr>
-          <w:p>
-            <w:pPr>
-              <w:jc w:val="center"/>
-              <w:rPr>
-                <w:rFonts w:ascii="Times New Roman" w:hAnsi="Times New Roman"/>
-                <w:color w:val="000000" w:themeColor="text1"/>
-                <w:sz w:val="14"/>
-                <w:szCs w:val="14"/>
-              </w:rPr>
-            </w:pPr>
-            <w:r>
-              <w:rPr>
-                <w:rFonts w:ascii="Times New Roman" w:hAnsi="Times New Roman"/>
-                <w:color w:val="000000" w:themeColor="text1"/>
-                <w:sz w:val="14"/>
-                <w:szCs w:val="14"/>
-              </w:rPr>
-              <w:t>{{ date_of_weekly }}</w:t>
-            </w:r>
-          </w:p>
-        </w:tc>
-        <w:tc>
-          <w:tcPr>
-            <w:tcW w:w="731" w:type="dxa"/>
-            <w:gridSpan w:val="2"/>
-            <w:tcBorders>
-              <w:top w:val="single" w:sz="8" w:space="0" w:color="auto"/>
-              <w:left w:val="single" w:sz="8" w:space="0" w:color="auto"/>
-              <w:bottom w:val="single" w:sz="8" w:space="0" w:color="auto"/>
-              <w:right w:val="single" w:sz="8" w:space="0" w:color="auto"/>
-            </w:tcBorders>
-            <w:vAlign w:val="center"/>
-          </w:tcPr>
-          <w:p>
-            <w:pPr>
-              <w:jc w:val="center"/>
-              <w:rPr>
-                <w:rFonts w:ascii="Times New Roman" w:hAnsi="Times New Roman"/>
-                <w:color w:val="000000" w:themeColor="text1"/>
-                <w:sz w:val="14"/>
-                <w:szCs w:val="14"/>
-              </w:rPr>
-            </w:pPr>
-            <w:r>
-              <w:rPr>
-                <w:rFonts w:ascii="Times New Roman" w:hAnsi="Times New Roman"/>
-                <w:color w:val="000000" w:themeColor="text1"/>
-                <w:sz w:val="14"/>
-                <w:szCs w:val="14"/>
-              </w:rPr>
-              <w:t>{{ weekly_initial }}</w:t>
-            </w:r>
-          </w:p>
-        </w:tc>
-        <w:tc>
-          <w:tcPr>
-            <w:tcW w:w="2070" w:type="dxa"/>
-            <w:gridSpan w:val="2"/>
-            <w:tcBorders>
-              <w:top w:val="single" w:sz="8" w:space="0" w:color="auto"/>
-              <w:left w:val="single" w:sz="8" w:space="0" w:color="auto"/>
-              <w:bottom w:val="single" w:sz="8" w:space="0" w:color="auto"/>
-              <w:right w:val="single" w:sz="8" w:space="0" w:color="auto"/>
-            </w:tcBorders>
-            <w:vAlign w:val="center"/>
-          </w:tcPr>
-          <w:p>
-            <w:pPr>
-              <w:jc w:val="center"/>
-              <w:rPr>
-                <w:rFonts w:ascii="Times New Roman" w:hAnsi="Times New Roman"/>
-                <w:color w:val="000000" w:themeColor="text1"/>
-                <w:sz w:val="14"/>
-                <w:szCs w:val="14"/>
-              </w:rPr>
-            </w:pPr>
-            <w:r>
-              <w:rPr>
-                <w:rFonts w:ascii="Times New Roman" w:hAnsi="Times New Roman"/>
-                <w:color w:val="000000" w:themeColor="text1"/>
-                <w:sz w:val="14"/>
-                <w:szCs w:val="14"/>
-              </w:rPr>
-              <w:t>{{ obs_air_wk_of }}</w:t>
-            </w:r>
-          </w:p>
-        </w:tc>
-        <w:tc>
-          <w:tcPr>
-            <w:tcW w:w="1350" w:type="dxa"/>
-            <w:gridSpan w:val="2"/>
-            <w:tcBorders>
-              <w:top w:val="single" w:sz="8" w:space="0" w:color="auto"/>
-              <w:left w:val="single" w:sz="8" w:space="0" w:color="auto"/>
-              <w:bottom w:val="single" w:sz="8" w:space="0" w:color="auto"/>
-              <w:right w:val="single" w:sz="8" w:space="0" w:color="auto"/>
-            </w:tcBorders>
-            <w:vAlign w:val="center"/>
-          </w:tcPr>
-          <w:p>
-            <w:pPr>
-              <w:jc w:val="center"/>
-              <w:rPr>
-                <w:rFonts w:ascii="Times New Roman" w:hAnsi="Times New Roman"/>
-                <w:color w:val="000000" w:themeColor="text1"/>
-                <w:sz w:val="14"/>
-                <w:szCs w:val="14"/>
-              </w:rPr>
-            </w:pPr>
-            <w:r>
-              <w:rPr>
-                <w:rFonts w:ascii="Times New Roman" w:hAnsi="Times New Roman"/>
-                <w:color w:val="000000" w:themeColor="text1"/>
-                <w:sz w:val="14"/>
-                <w:szCs w:val="14"/>
-              </w:rPr>
-              <w:t>{{ etx_air_wk_of }}</w:t>
-            </w:r>
-          </w:p>
-        </w:tc>
-        <w:tc>
-          <w:tcPr>
-            <w:tcW w:w="1350" w:type="dxa"/>
-            <w:gridSpan w:val="2"/>
-            <w:tcBorders>
-              <w:top w:val="single" w:sz="8" w:space="0" w:color="auto"/>
-              <w:left w:val="single" w:sz="8" w:space="0" w:color="auto"/>
-              <w:bottom w:val="single" w:sz="8" w:space="0" w:color="auto"/>
-              <w:right w:val="single" w:sz="8" w:space="0" w:color="auto"/>
-            </w:tcBorders>
-            <w:vAlign w:val="center"/>
-          </w:tcPr>
-          <w:p>
-            <w:pPr>
-              <w:jc w:val="center"/>
-              <w:rPr>
-                <w:rFonts w:ascii="Times New Roman" w:hAnsi="Times New Roman"/>
-                <w:color w:val="000000" w:themeColor="text1"/>
-                <w:sz w:val="14"/>
-                <w:szCs w:val="14"/>
-              </w:rPr>
-            </w:pPr>
-            <w:r>
-              <w:rPr>
-                <w:rFonts w:ascii="Times New Roman" w:hAnsi="Times New Roman"/>
-                <w:color w:val="000000" w:themeColor="text1"/>
-                <w:sz w:val="14"/>
-                <w:szCs w:val="14"/>
-              </w:rPr>
-              <w:t>{{ id_air_wk_of }}</w:t>
-            </w:r>
-          </w:p>
-        </w:tc>
-        <w:tc>
-          <w:tcPr>
-            <w:tcW w:w="615" w:type="dxa"/>
-            <w:tcBorders>
-              <w:top w:val="single" w:sz="8" w:space="0" w:color="auto"/>
-              <w:left w:val="nil"/>
-              <w:bottom w:val="single" w:sz="8" w:space="0" w:color="auto"/>
-              <w:right w:val="single" w:sz="8" w:space="0" w:color="auto"/>
-            </w:tcBorders>
-            <w:vAlign w:val="center"/>
-          </w:tcPr>
-          <w:p>
-            <w:pPr>
-              <w:jc w:val="center"/>
-              <w:rPr>
-                <w:rFonts w:ascii="Times New Roman" w:hAnsi="Times New Roman"/>
-                <w:color w:val="000000" w:themeColor="text1"/>
-                <w:sz w:val="14"/>
-                <w:szCs w:val="14"/>
-              </w:rPr>
-            </w:pPr>
-            <w:r>
-              <w:rPr>
-                <w:rFonts w:ascii="Times New Roman" w:hAnsi="Times New Roman"/>
-                <w:color w:val="000000" w:themeColor="text1"/>
-                <w:sz w:val="14"/>
-                <w:szCs w:val="14"/>
-              </w:rPr>
-              <w:t>None</w:t>
-            </w:r>
-          </w:p>
-        </w:tc>
-      </w:tr>
-      <w:tr>
-        <w:trPr>
-          <w:trHeight w:val="644"/>
-        </w:trPr>
-        <w:tc>
-          <w:tcPr>
-            <w:tcW w:w="9785" w:type="dxa"/>
-            <w:gridSpan w:val="14"/>
-            <w:tcBorders>
-              <w:top w:val="single" w:sz="8" w:space="0" w:color="auto"/>
-              <w:left w:val="single" w:sz="8" w:space="0" w:color="auto"/>
-              <w:bottom w:val="single" w:sz="8" w:space="0" w:color="auto"/>
-              <w:right w:val="single" w:sz="8" w:space="0" w:color="000000" w:themeColor="text1"/>
-            </w:tcBorders>
-            <w:shd w:val="clear" w:color="auto" w:fill="D9D9D9" w:themeFill="background1" w:themeFillShade="D9"/>
-            <w:vAlign w:val="center"/>
-          </w:tcPr>
-          <w:p>
-            <w:pPr>
-              <w:jc w:val="center"/>
-              <w:rPr>
-                <w:b/>
-                <w:bCs/>
-              </w:rPr>
-            </w:pPr>
-            <w:r>
-              <w:rPr>
-                <w:rFonts w:ascii="Times New Roman" w:hAnsi="Times New Roman"/>
-                <w:b/>
-                <w:bCs/>
-                <w:color w:val="000000" w:themeColor="text1"/>
-                <w:sz w:val="14"/>
-                <w:szCs w:val="14"/>
-              </w:rPr>
-              <w:t xml:space="preserve">Surface Sampling of Anteroom and Cleanroom Bracketing - Cleanroom </w:t>
-            </w:r>
-            <w:r>
-              <w:rPr>
-                <w:rFonts w:ascii="Times New Roman" w:hAnsi="Times New Roman"/>
-                <w:b/>
-                <w:bCs/>
-                <w:color w:val="000000" w:themeColor="text1"/>
-                <w:sz w:val="14"/>
-                <w:szCs w:val="14"/>
-              </w:rPr>
-              <w:t>{{ cr_suit }}</w:t>
-            </w:r>
-            <w:r>
-              <w:rPr>
-                <w:rFonts w:ascii="Times New Roman" w:hAnsi="Times New Roman"/>
-                <w:b/>
-                <w:bCs/>
-                <w:color w:val="000000" w:themeColor="text1"/>
-                <w:sz w:val="14"/>
-                <w:szCs w:val="14"/>
-              </w:rPr>
-              <w:t xml:space="preserve"> – CR</w:t>
-            </w:r>
-            <w:r>
-              <w:rPr>
-                <w:rFonts w:ascii="Times New Roman" w:hAnsi="Times New Roman"/>
-                <w:b/>
-                <w:bCs/>
-                <w:color w:val="000000" w:themeColor="text1"/>
-                <w:sz w:val="14"/>
-                <w:szCs w:val="14"/>
-              </w:rPr>
-              <w:t>{{ cr_id }}</w:t>
-            </w:r>
-          </w:p>
-        </w:tc>
-      </w:tr>
-      <w:tr>
-        <w:trPr>
-          <w:trHeight w:val="644"/>
-        </w:trPr>
-        <w:tc>
-          <w:tcPr>
-            <w:tcW w:w="1223" w:type="dxa"/>
-            <w:tcBorders>
-              <w:top w:val="single" w:sz="8" w:space="0" w:color="auto"/>
-              <w:left w:val="single" w:sz="8" w:space="0" w:color="auto"/>
-              <w:bottom w:val="single" w:sz="8" w:space="0" w:color="auto"/>
-              <w:right w:val="single" w:sz="8" w:space="0" w:color="000000" w:themeColor="text1"/>
-            </w:tcBorders>
-            <w:vAlign w:val="center"/>
-          </w:tcPr>
-          <w:p>
-            <w:pPr>
-              <w:jc w:val="center"/>
-              <w:rPr>
-                <w:rFonts w:ascii="Times New Roman" w:hAnsi="Times New Roman"/>
-                <w:color w:val="000000" w:themeColor="text1"/>
-                <w:sz w:val="14"/>
-                <w:szCs w:val="14"/>
-              </w:rPr>
-            </w:pPr>
-            <w:r>
-              <w:rPr>
-                <w:rFonts w:ascii="Times New Roman" w:hAnsi="Times New Roman"/>
-                <w:color w:val="000000" w:themeColor="text1"/>
-                <w:sz w:val="14"/>
-                <w:szCs w:val="14"/>
-              </w:rPr>
-              <w:t>Surface Sampling of Cleanrooms</w:t>
-            </w:r>
-          </w:p>
-        </w:tc>
-        <w:tc>
-          <w:tcPr>
-            <w:tcW w:w="837" w:type="dxa"/>
-            <w:gridSpan w:val="2"/>
-            <w:tcBorders>
-              <w:top w:val="nil"/>
-              <w:left w:val="nil"/>
-              <w:bottom w:val="single" w:sz="8" w:space="0" w:color="auto"/>
-              <w:right w:val="single" w:sz="8" w:space="0" w:color="auto"/>
-            </w:tcBorders>
-            <w:vAlign w:val="center"/>
-          </w:tcPr>
-          <w:p>
-            <w:pPr>
-              <w:jc w:val="center"/>
-              <w:rPr>
-                <w:rFonts w:ascii="Times New Roman" w:hAnsi="Times New Roman"/>
-                <w:color w:val="000000" w:themeColor="text1"/>
-                <w:sz w:val="14"/>
-                <w:szCs w:val="14"/>
-              </w:rPr>
-            </w:pPr>
-            <w:r>
-              <w:rPr>
-                <w:rFonts w:ascii="Times New Roman" w:hAnsi="Times New Roman"/>
-                <w:color w:val="000000" w:themeColor="text1"/>
-                <w:sz w:val="14"/>
-                <w:szCs w:val="14"/>
-              </w:rPr>
-              <w:t>Weekly</w:t>
-            </w:r>
-          </w:p>
-        </w:tc>
-        <w:tc>
-          <w:tcPr>
-            <w:tcW w:w="1609" w:type="dxa"/>
-            <w:gridSpan w:val="2"/>
-            <w:tcBorders>
-              <w:top w:val="nil"/>
-              <w:left w:val="single" w:sz="8" w:space="0" w:color="auto"/>
-              <w:bottom w:val="single" w:sz="8" w:space="0" w:color="auto"/>
-              <w:right w:val="single" w:sz="8" w:space="0" w:color="auto"/>
-            </w:tcBorders>
-            <w:vAlign w:val="center"/>
-          </w:tcPr>
-          <w:p>
-            <w:pPr>
-              <w:jc w:val="center"/>
-              <w:rPr>
-                <w:rFonts w:ascii="Times New Roman" w:hAnsi="Times New Roman"/>
-                <w:color w:val="000000" w:themeColor="text1"/>
-                <w:sz w:val="14"/>
-                <w:szCs w:val="14"/>
-              </w:rPr>
-            </w:pPr>
-            <w:r>
-              <w:rPr>
-                <w:rFonts w:ascii="Times New Roman" w:hAnsi="Times New Roman"/>
-                <w:color w:val="000000" w:themeColor="text1"/>
-                <w:sz w:val="14"/>
-                <w:szCs w:val="14"/>
-              </w:rPr>
-              <w:t>{{ date_of_weekly }}</w:t>
-            </w:r>
-          </w:p>
-        </w:tc>
-        <w:tc>
-          <w:tcPr>
-            <w:tcW w:w="731" w:type="dxa"/>
-            <w:gridSpan w:val="2"/>
-            <w:tcBorders>
-              <w:top w:val="nil"/>
-              <w:left w:val="single" w:sz="8" w:space="0" w:color="auto"/>
-              <w:bottom w:val="single" w:sz="8" w:space="0" w:color="auto"/>
-              <w:right w:val="single" w:sz="8" w:space="0" w:color="auto"/>
-            </w:tcBorders>
-            <w:vAlign w:val="center"/>
-          </w:tcPr>
-          <w:p>
-            <w:pPr>
-              <w:jc w:val="center"/>
-              <w:rPr>
-                <w:rFonts w:ascii="Times New Roman" w:hAnsi="Times New Roman"/>
-                <w:color w:val="000000" w:themeColor="text1"/>
-                <w:sz w:val="14"/>
-                <w:szCs w:val="14"/>
-              </w:rPr>
-            </w:pPr>
-            <w:r>
-              <w:rPr>
-                <w:rFonts w:ascii="Times New Roman" w:hAnsi="Times New Roman"/>
-                <w:color w:val="000000" w:themeColor="text1"/>
-                <w:sz w:val="14"/>
-                <w:szCs w:val="14"/>
-              </w:rPr>
-              <w:t>{{ weekly_initial }}</w:t>
-            </w:r>
-          </w:p>
-        </w:tc>
-        <w:tc>
-          <w:tcPr>
-            <w:tcW w:w="2070" w:type="dxa"/>
-            <w:gridSpan w:val="2"/>
-            <w:tcBorders>
-              <w:top w:val="nil"/>
-              <w:left w:val="single" w:sz="8" w:space="0" w:color="auto"/>
-              <w:bottom w:val="single" w:sz="8" w:space="0" w:color="auto"/>
-              <w:right w:val="single" w:sz="8" w:space="0" w:color="auto"/>
-            </w:tcBorders>
-            <w:vAlign w:val="center"/>
-          </w:tcPr>
-          <w:p>
-            <w:pPr>
-              <w:jc w:val="center"/>
-              <w:rPr>
-                <w:rFonts w:ascii="Times New Roman" w:hAnsi="Times New Roman"/>
-                <w:color w:val="000000" w:themeColor="text1"/>
-                <w:sz w:val="14"/>
-                <w:szCs w:val="14"/>
-              </w:rPr>
-            </w:pPr>
-            <w:r>
-              <w:rPr>
-                <w:rFonts w:ascii="Times New Roman" w:hAnsi="Times New Roman"/>
-                <w:color w:val="000000" w:themeColor="text1"/>
-                <w:sz w:val="14"/>
-                <w:szCs w:val="14"/>
-              </w:rPr>
-              <w:t>{{ obs_room_wk_of }}</w:t>
-            </w:r>
-          </w:p>
-        </w:tc>
-        <w:tc>
-          <w:tcPr>
-            <w:tcW w:w="1350" w:type="dxa"/>
-            <w:gridSpan w:val="2"/>
-            <w:tcBorders>
-              <w:top w:val="nil"/>
-              <w:left w:val="single" w:sz="8" w:space="0" w:color="auto"/>
-              <w:bottom w:val="single" w:sz="8" w:space="0" w:color="auto"/>
-              <w:right w:val="single" w:sz="8" w:space="0" w:color="auto"/>
-            </w:tcBorders>
-            <w:vAlign w:val="center"/>
-          </w:tcPr>
-          <w:p>
-            <w:pPr>
-              <w:jc w:val="center"/>
-              <w:rPr>
-                <w:rFonts w:ascii="Times New Roman" w:hAnsi="Times New Roman"/>
-                <w:color w:val="000000" w:themeColor="text1"/>
-                <w:sz w:val="14"/>
-                <w:szCs w:val="14"/>
-              </w:rPr>
-            </w:pPr>
-            <w:r>
-              <w:rPr>
-                <w:rFonts w:ascii="Times New Roman" w:hAnsi="Times New Roman"/>
-                <w:color w:val="000000" w:themeColor="text1"/>
-                <w:sz w:val="14"/>
-                <w:szCs w:val="14"/>
-              </w:rPr>
-              <w:t>{{ etx_room_wk_of }}</w:t>
-            </w:r>
-          </w:p>
-        </w:tc>
-        <w:tc>
-          <w:tcPr>
-            <w:tcW w:w="1350" w:type="dxa"/>
-            <w:gridSpan w:val="2"/>
-            <w:tcBorders>
-              <w:top w:val="nil"/>
-              <w:left w:val="single" w:sz="8" w:space="0" w:color="auto"/>
-              <w:bottom w:val="single" w:sz="8" w:space="0" w:color="auto"/>
-              <w:right w:val="single" w:sz="8" w:space="0" w:color="auto"/>
-            </w:tcBorders>
-            <w:vAlign w:val="center"/>
-          </w:tcPr>
-          <w:p>
-            <w:pPr>
-              <w:jc w:val="center"/>
-              <w:rPr>
-                <w:rFonts w:ascii="Times New Roman" w:hAnsi="Times New Roman"/>
-                <w:color w:val="000000" w:themeColor="text1"/>
-                <w:sz w:val="14"/>
-                <w:szCs w:val="14"/>
-              </w:rPr>
-            </w:pPr>
-            <w:r>
-              <w:rPr>
-                <w:rFonts w:ascii="Times New Roman" w:hAnsi="Times New Roman"/>
-                <w:color w:val="000000" w:themeColor="text1"/>
-                <w:sz w:val="14"/>
-                <w:szCs w:val="14"/>
-              </w:rPr>
-              <w:t>{{ id_room_wk_of }}</w:t>
-            </w:r>
-          </w:p>
-        </w:tc>
-        <w:tc>
-          <w:tcPr>
-            <w:tcW w:w="615" w:type="dxa"/>
-            <w:tcBorders>
-              <w:top w:val="nil"/>
-              <w:left w:val="nil"/>
-              <w:bottom w:val="single" w:sz="8" w:space="0" w:color="auto"/>
-              <w:right w:val="single" w:sz="8" w:space="0" w:color="000000" w:themeColor="text1"/>
-            </w:tcBorders>
-            <w:vAlign w:val="center"/>
-          </w:tcPr>
-          <w:p>
-            <w:pPr>
-              <w:jc w:val="center"/>
-              <w:rPr>
-                <w:rFonts w:ascii="Times New Roman" w:hAnsi="Times New Roman"/>
-                <w:color w:val="000000" w:themeColor="text1"/>
-                <w:sz w:val="14"/>
-                <w:szCs w:val="14"/>
-              </w:rPr>
-            </w:pPr>
-            <w:r>
-              <w:rPr>
-                <w:rFonts w:ascii="Times New Roman" w:hAnsi="Times New Roman"/>
-                <w:color w:val="000000" w:themeColor="text1"/>
-                <w:sz w:val="14"/>
-                <w:szCs w:val="14"/>
-              </w:rPr>
-              <w:t>None</w:t>
-            </w:r>
-          </w:p>
-        </w:tc>
-      </w:tr>
-    </w:tbl>
     <w:p>
       <w:pPr>
         <w:outlineLvl w:val="0"/>
@@ -15190,414 +10980,6 @@
         </w:rPr>
       </w:pPr>
     </w:p>
-    <w:tbl>
-      <w:tblPr>
-        <w:tblStyle w:val="TableGrid"/>
-        <w:tblW w:w="9810" w:type="dxa"/>
-        <w:jc w:val="center"/>
-        <w:tblLayout w:type="fixed"/>
-        <w:tblLook w:val="04A0" w:firstRow="1" w:lastRow="0" w:firstColumn="1" w:lastColumn="0" w:noHBand="0" w:noVBand="1"/>
-      </w:tblPr>
-      <w:tblGrid>
-        <w:gridCol w:w="2625"/>
-        <w:gridCol w:w="1530"/>
-        <w:gridCol w:w="1453"/>
-        <w:gridCol w:w="1427"/>
-        <w:gridCol w:w="2775"/>
-      </w:tblGrid>
-      <w:tr>
-        <w:trPr>
-          <w:trHeight w:val="474"/>
-          <w:jc w:val="center"/>
-        </w:trPr>
-        <w:tc>
-          <w:tcPr>
-            <w:tcW w:w="2625" w:type="dxa"/>
-            <w:shd w:val="clear" w:color="auto" w:fill="EEECE1" w:themeFill="background2"/>
-            <w:vAlign w:val="center"/>
-          </w:tcPr>
-          <w:p>
-            <w:pPr>
-              <w:pStyle w:val="Default"/>
-              <w:jc w:val="center"/>
-              <w:rPr>
-                <w:rFonts w:eastAsiaTheme="minorEastAsia"/>
-                <w:bCs/>
-                <w:sz w:val="14"/>
-                <w:szCs w:val="14"/>
-                <w:lang w:eastAsia="zh-CN"/>
-              </w:rPr>
-            </w:pPr>
-            <w:r>
-              <w:rPr>
-                <w:rFonts w:eastAsiaTheme="minorEastAsia" w:hint="eastAsia"/>
-                <w:bCs/>
-                <w:sz w:val="14"/>
-                <w:szCs w:val="14"/>
-                <w:lang w:eastAsia="zh-CN"/>
-              </w:rPr>
-              <w:t>OOS#</w:t>
-            </w:r>
-          </w:p>
-        </w:tc>
-        <w:tc>
-          <w:tcPr>
-            <w:tcW w:w="1530" w:type="dxa"/>
-            <w:shd w:val="clear" w:color="auto" w:fill="EEECE1" w:themeFill="background2"/>
-            <w:vAlign w:val="center"/>
-          </w:tcPr>
-          <w:p>
-            <w:pPr>
-              <w:pStyle w:val="Default"/>
-              <w:jc w:val="center"/>
-              <w:rPr>
-                <w:bCs/>
-                <w:sz w:val="14"/>
-                <w:szCs w:val="14"/>
-              </w:rPr>
-            </w:pPr>
-            <w:r>
-              <w:rPr>
-                <w:bCs/>
-                <w:sz w:val="14"/>
-                <w:szCs w:val="14"/>
-              </w:rPr>
-              <w:t>Analyst</w:t>
-            </w:r>
-          </w:p>
-        </w:tc>
-        <w:tc>
-          <w:tcPr>
-            <w:tcW w:w="1453" w:type="dxa"/>
-            <w:shd w:val="clear" w:color="auto" w:fill="EEECE1" w:themeFill="background2"/>
-            <w:vAlign w:val="center"/>
-          </w:tcPr>
-          <w:p>
-            <w:pPr>
-              <w:pStyle w:val="Default"/>
-              <w:jc w:val="center"/>
-              <w:rPr>
-                <w:bCs/>
-                <w:sz w:val="14"/>
-                <w:szCs w:val="14"/>
-              </w:rPr>
-            </w:pPr>
-            <w:r>
-              <w:rPr>
-                <w:bCs/>
-                <w:sz w:val="14"/>
-                <w:szCs w:val="14"/>
-              </w:rPr>
-              <w:t>Sample ID</w:t>
-            </w:r>
-          </w:p>
-        </w:tc>
-        <w:tc>
-          <w:tcPr>
-            <w:tcW w:w="1427" w:type="dxa"/>
-            <w:shd w:val="clear" w:color="auto" w:fill="EEECE1" w:themeFill="background2"/>
-            <w:vAlign w:val="center"/>
-          </w:tcPr>
-          <w:p>
-            <w:pPr>
-              <w:pStyle w:val="Default"/>
-              <w:jc w:val="center"/>
-              <w:rPr>
-                <w:bCs/>
-                <w:sz w:val="14"/>
-                <w:szCs w:val="14"/>
-              </w:rPr>
-            </w:pPr>
-            <w:r>
-              <w:rPr>
-                <w:bCs/>
-                <w:sz w:val="14"/>
-                <w:szCs w:val="14"/>
-              </w:rPr>
-              <w:t>Analyte</w:t>
-            </w:r>
-          </w:p>
-        </w:tc>
-        <w:tc>
-          <w:tcPr>
-            <w:tcW w:w="2775" w:type="dxa"/>
-            <w:shd w:val="clear" w:color="auto" w:fill="EEECE1" w:themeFill="background2"/>
-            <w:vAlign w:val="center"/>
-          </w:tcPr>
-          <w:p>
-            <w:pPr>
-              <w:pStyle w:val="Default"/>
-              <w:jc w:val="center"/>
-              <w:rPr>
-                <w:bCs/>
-                <w:sz w:val="14"/>
-                <w:szCs w:val="14"/>
-              </w:rPr>
-            </w:pPr>
-            <w:r>
-              <w:rPr>
-                <w:bCs/>
-                <w:sz w:val="14"/>
-                <w:szCs w:val="14"/>
-              </w:rPr>
-              <w:t>Morphology Description</w:t>
-            </w:r>
-          </w:p>
-        </w:tc>
-      </w:tr>
-      <w:tr>
-        <w:trPr>
-          <w:cantSplit/>
-          <w:trHeight w:val="744"/>
-          <w:jc w:val="center"/>
-        </w:trPr>
-        <w:tc>
-          <w:tcPr>
-            <w:tcW w:w="2625" w:type="dxa"/>
-            <w:vAlign w:val="center"/>
-          </w:tcPr>
-          <w:p>
-            <w:pPr>
-              <w:spacing w:line="360" w:lineRule="auto"/>
-              <w:jc w:val="center"/>
-              <w:rPr>
-                <w:rFonts w:ascii="Times New Roman" w:hAnsi="Times New Roman"/>
-                <w:sz w:val="14"/>
-                <w:szCs w:val="14"/>
-              </w:rPr>
-            </w:pPr>
-            <w:r>
-              <w:rPr>
-                <w:rFonts w:ascii="Times New Roman" w:hAnsi="Times New Roman"/>
-                <w:sz w:val="14"/>
-                <w:szCs w:val="14"/>
-              </w:rPr>
-              <w:t xml:space="preserve">{{ </w:t>
-            </w:r>
-            <w:r>
-              <w:rPr>
-                <w:rFonts w:ascii="Times New Roman" w:hAnsi="Times New Roman"/>
-                <w:sz w:val="14"/>
-                <w:szCs w:val="14"/>
-              </w:rPr>
-              <w:t>oos1_</w:t>
-            </w:r>
-            <w:r>
-              <w:rPr>
-                <w:rFonts w:ascii="Times New Roman" w:hAnsi="Times New Roman"/>
-                <w:sz w:val="14"/>
-                <w:szCs w:val="14"/>
-              </w:rPr>
-              <w:t>analyst_name }}</w:t>
-            </w:r>
-          </w:p>
-        </w:tc>
-        <w:tc>
-          <w:tcPr>
-            <w:tcW w:w="1530" w:type="dxa"/>
-            <w:vAlign w:val="center"/>
-          </w:tcPr>
-          <w:p>
-            <w:pPr>
-              <w:spacing w:line="360" w:lineRule="auto"/>
-              <w:jc w:val="center"/>
-              <w:rPr>
-                <w:rFonts w:ascii="Times New Roman" w:hAnsi="Times New Roman"/>
-                <w:sz w:val="14"/>
-                <w:szCs w:val="14"/>
-              </w:rPr>
-            </w:pPr>
-            <w:r>
-              <w:rPr>
-                <w:rFonts w:ascii="Times New Roman" w:hAnsi="Times New Roman"/>
-                <w:sz w:val="14"/>
-                <w:szCs w:val="14"/>
-              </w:rPr>
-              <w:t xml:space="preserve">{{ </w:t>
-            </w:r>
-            <w:r>
-              <w:rPr>
-                <w:rFonts w:ascii="Times New Roman" w:hAnsi="Times New Roman"/>
-                <w:sz w:val="14"/>
-                <w:szCs w:val="14"/>
-              </w:rPr>
-              <w:t>oos1_</w:t>
-            </w:r>
-            <w:r>
-              <w:rPr>
-                <w:rFonts w:ascii="Times New Roman" w:hAnsi="Times New Roman"/>
-                <w:sz w:val="14"/>
-                <w:szCs w:val="14"/>
-              </w:rPr>
-              <w:t>analyst_name }}</w:t>
-            </w:r>
-          </w:p>
-        </w:tc>
-        <w:tc>
-          <w:tcPr>
-            <w:tcW w:w="1453" w:type="dxa"/>
-            <w:vAlign w:val="center"/>
-          </w:tcPr>
-          <w:p>
-            <w:pPr>
-              <w:spacing w:line="360" w:lineRule="auto"/>
-              <w:jc w:val="center"/>
-              <w:rPr>
-                <w:rFonts w:ascii="Times New Roman" w:hAnsi="Times New Roman"/>
-                <w:color w:val="467886"/>
-                <w:sz w:val="14"/>
-                <w:szCs w:val="14"/>
-                <w:u w:val="single"/>
-              </w:rPr>
-            </w:pPr>
-            <w:r>
-              <w:rPr>
-                <w:rFonts w:ascii="Times New Roman" w:hAnsi="Times New Roman"/>
-                <w:sz w:val="14"/>
-                <w:szCs w:val="14"/>
-              </w:rPr>
-              <w:t xml:space="preserve">{{ </w:t>
-            </w:r>
-            <w:r>
-              <w:rPr>
-                <w:rFonts w:ascii="Times New Roman" w:hAnsi="Times New Roman"/>
-                <w:sz w:val="14"/>
-                <w:szCs w:val="14"/>
-              </w:rPr>
-              <w:t>oos1_</w:t>
-            </w:r>
-            <w:r>
-              <w:rPr>
-                <w:rFonts w:ascii="Times New Roman" w:hAnsi="Times New Roman"/>
-                <w:sz w:val="14"/>
-                <w:szCs w:val="14"/>
-              </w:rPr>
-              <w:t>sample_id }}</w:t>
-            </w:r>
-          </w:p>
-        </w:tc>
-        <w:tc>
-          <w:tcPr>
-            <w:tcW w:w="1427" w:type="dxa"/>
-            <w:vAlign w:val="center"/>
-          </w:tcPr>
-          <w:p>
-            <w:pPr>
-              <w:spacing w:line="360" w:lineRule="auto"/>
-              <w:jc w:val="center"/>
-              <w:rPr>
-                <w:rFonts w:ascii="Times New Roman" w:hAnsi="Times New Roman"/>
-                <w:sz w:val="14"/>
-                <w:szCs w:val="18"/>
-              </w:rPr>
-            </w:pPr>
-            <w:r>
-              <w:rPr>
-                <w:rFonts w:ascii="Times New Roman" w:hAnsi="Times New Roman"/>
-                <w:sz w:val="14"/>
-                <w:szCs w:val="14"/>
-              </w:rPr>
-              <w:t xml:space="preserve">{{ </w:t>
-            </w:r>
-            <w:r>
-              <w:rPr>
-                <w:rFonts w:ascii="Times New Roman" w:hAnsi="Times New Roman"/>
-                <w:sz w:val="14"/>
-                <w:szCs w:val="14"/>
-              </w:rPr>
-              <w:t>oos1_</w:t>
-            </w:r>
-            <w:r>
-              <w:rPr>
-                <w:rFonts w:ascii="Times New Roman" w:hAnsi="Times New Roman"/>
-                <w:sz w:val="14"/>
-                <w:szCs w:val="14"/>
-              </w:rPr>
-              <w:t>sample_</w:t>
-            </w:r>
-            <w:r>
-              <w:rPr>
-                <w:rFonts w:ascii="Times New Roman" w:hAnsi="Times New Roman"/>
-                <w:sz w:val="14"/>
-                <w:szCs w:val="14"/>
-              </w:rPr>
-              <w:t>name</w:t>
-            </w:r>
-            <w:r>
-              <w:rPr>
-                <w:rFonts w:ascii="Times New Roman" w:hAnsi="Times New Roman"/>
-                <w:sz w:val="14"/>
-                <w:szCs w:val="14"/>
-              </w:rPr>
-              <w:t xml:space="preserve"> }}</w:t>
-            </w:r>
-          </w:p>
-        </w:tc>
-        <w:tc>
-          <w:tcPr>
-            <w:tcW w:w="2775" w:type="dxa"/>
-            <w:vAlign w:val="center"/>
-          </w:tcPr>
-          <w:p>
-            <w:pPr>
-              <w:pStyle w:val="Default"/>
-              <w:spacing w:line="360" w:lineRule="auto"/>
-              <w:jc w:val="center"/>
-              <w:rPr>
-                <w:rFonts w:eastAsiaTheme="minorEastAsia"/>
-                <w:sz w:val="14"/>
-                <w:szCs w:val="14"/>
-                <w:lang w:eastAsia="zh-CN"/>
-              </w:rPr>
-            </w:pPr>
-            <w:r>
-              <w:rPr>
-                <w:sz w:val="14"/>
-                <w:szCs w:val="14"/>
-              </w:rPr>
-              <w:t xml:space="preserve">{{ </w:t>
-            </w:r>
-            <w:r>
-              <w:rPr>
-                <w:sz w:val="14"/>
-                <w:szCs w:val="14"/>
-              </w:rPr>
-              <w:t>oos1_</w:t>
-            </w:r>
-            <w:r>
-              <w:rPr>
-                <w:sz w:val="14"/>
-                <w:szCs w:val="14"/>
-              </w:rPr>
-              <w:t xml:space="preserve">organism_morphology </w:t>
-            </w:r>
-            <w:r>
-              <w:rPr>
-                <w:sz w:val="14"/>
-                <w:szCs w:val="14"/>
-              </w:rPr>
-              <w:t>}}-</w:t>
-            </w:r>
-            <w:r>
-              <w:rPr>
-                <w:rFonts w:eastAsiaTheme="minorEastAsia" w:hint="eastAsia"/>
-                <w:sz w:val="14"/>
-                <w:szCs w:val="14"/>
-                <w:lang w:eastAsia="zh-CN"/>
-              </w:rPr>
-              <w:t>s</w:t>
-            </w:r>
-            <w:r>
-              <w:rPr>
-                <w:sz w:val="14"/>
-                <w:szCs w:val="14"/>
-              </w:rPr>
-              <w:t>haped Morphology</w:t>
-            </w:r>
-          </w:p>
-        </w:tc>
-      </w:tr>
-    </w:tbl>
     <w:p>
       <w:pPr>
         <w:rPr>
@@ -15614,6 +10996,27 @@
         </w:rPr>
       </w:pPr>
     </w:p>
+    <w:p>
+      <w:r>
+        <w:rPr>
+          <w:rFonts w:ascii="Arial" w:hAnsi="Arial"/>
+          <w:b/>
+          <w:sz w:val="19"/>
+        </w:rPr>
+        <w:t>Table 1: Read Dates &amp; Incubation Observation</w:t>
+      </w:r>
+    </w:p>
+    <w:p/>
+    <w:p>
+      <w:r>
+        <w:rPr>
+          <w:rFonts w:ascii="Arial" w:hAnsi="Arial"/>
+          <w:b/>
+          <w:sz w:val="19"/>
+        </w:rPr>
+        <w:t>Table 2: Environmental Monitoring for Analyst &amp; Cleanroom</w:t>
+      </w:r>
+    </w:p>
     <w:sectPr>
       <w:headerReference w:type="even" r:id="rId11"/>
       <w:headerReference w:type="default" r:id="rId12"/>
@@ -15626,6 +11029,3083 @@
       <w:cols w:space="720"/>
       <w:docGrid w:linePitch="360"/>
     </w:sectPr>
+    <w:tbl xmlns:mo="http://schemas.microsoft.com/office/mac/office/2008/main" xmlns:mv="urn:schemas-microsoft-com:mac:vml">
+      <w:tblPr>
+        <w:tblW w:type="auto" w:w="0"/>
+        <w:jc w:val="center"/>
+        <w:tblLook w:firstColumn="1" w:firstRow="1" w:lastColumn="0" w:lastRow="0" w:noHBand="0" w:noVBand="1" w:val="04A0"/>
+        <w:tblBorders>
+          <w:top w:val="single" w:sz="4" w:space="0" w:color="000000"/>
+          <w:bottom w:val="single" w:sz="4" w:space="0" w:color="000000"/>
+          <w:left w:val="single" w:sz="4" w:space="0" w:color="000000"/>
+          <w:right w:val="single" w:sz="4" w:space="0" w:color="000000"/>
+          <w:insideH w:val="single" w:sz="4" w:space="0" w:color="000000"/>
+          <w:insideV w:val="single" w:sz="4" w:space="0" w:color="000000"/>
+        </w:tblBorders>
+      </w:tblPr>
+      <w:tblGrid>
+        <w:gridCol w:w="1350"/>
+        <w:gridCol w:w="1350"/>
+        <w:gridCol w:w="1350"/>
+        <w:gridCol w:w="1350"/>
+        <w:gridCol w:w="1350"/>
+        <w:gridCol w:w="1350"/>
+        <w:gridCol w:w="1350"/>
+        <w:gridCol w:w="1350"/>
+      </w:tblGrid>
+      <w:tr>
+        <w:tc>
+          <w:tcPr>
+            <w:tcW w:type="dxa" w:w="1350"/>
+            <w:shd w:fill="D9D9D9"/>
+            <w:tcMar>
+              <w:top w:w="60" w:type="dxa"/>
+              <w:bottom w:w="60" w:type="dxa"/>
+              <w:left w:w="60" w:type="dxa"/>
+              <w:right w:w="60" w:type="dxa"/>
+            </w:tcMar>
+          </w:tcPr>
+          <w:p>
+            <w:pPr>
+              <w:jc w:val="center"/>
+            </w:pPr>
+            <w:r>
+              <w:rPr>
+                <w:rFonts w:ascii="Arial" w:hAnsi="Arial"/>
+                <w:b/>
+                <w:sz w:val="16"/>
+              </w:rPr>
+              <w:t>ETX Submission ID</w:t>
+            </w:r>
+          </w:p>
+        </w:tc>
+        <w:tc>
+          <w:tcPr>
+            <w:tcW w:type="dxa" w:w="1350"/>
+            <w:shd w:fill="D9D9D9"/>
+            <w:tcMar>
+              <w:top w:w="60" w:type="dxa"/>
+              <w:bottom w:w="60" w:type="dxa"/>
+              <w:left w:w="60" w:type="dxa"/>
+              <w:right w:w="60" w:type="dxa"/>
+            </w:tcMar>
+          </w:tcPr>
+          <w:p>
+            <w:pPr>
+              <w:jc w:val="center"/>
+            </w:pPr>
+            <w:r>
+              <w:rPr>
+                <w:rFonts w:ascii="Arial" w:hAnsi="Arial"/>
+                <w:b/>
+                <w:sz w:val="16"/>
+              </w:rPr>
+              <w:t>Set-up Analyst &amp; Date</w:t>
+            </w:r>
+          </w:p>
+        </w:tc>
+        <w:tc>
+          <w:tcPr>
+            <w:tcW w:type="dxa" w:w="1350"/>
+            <w:shd w:fill="D9D9D9"/>
+            <w:tcMar>
+              <w:top w:w="60" w:type="dxa"/>
+              <w:bottom w:w="60" w:type="dxa"/>
+              <w:left w:w="60" w:type="dxa"/>
+              <w:right w:w="60" w:type="dxa"/>
+            </w:tcMar>
+          </w:tcPr>
+          <w:p>
+            <w:pPr>
+              <w:jc w:val="center"/>
+            </w:pPr>
+            <w:r>
+              <w:rPr>
+                <w:rFonts w:ascii="Arial" w:hAnsi="Arial"/>
+                <w:b/>
+                <w:sz w:val="16"/>
+              </w:rPr>
+              <w:t>Sampling Site &amp; Location</w:t>
+            </w:r>
+          </w:p>
+        </w:tc>
+        <w:tc>
+          <w:tcPr>
+            <w:tcW w:type="dxa" w:w="1350"/>
+            <w:shd w:fill="D9D9D9"/>
+            <w:tcMar>
+              <w:top w:w="60" w:type="dxa"/>
+              <w:bottom w:w="60" w:type="dxa"/>
+              <w:left w:w="60" w:type="dxa"/>
+              <w:right w:w="60" w:type="dxa"/>
+            </w:tcMar>
+          </w:tcPr>
+          <w:p>
+            <w:pPr>
+              <w:jc w:val="center"/>
+            </w:pPr>
+            <w:r>
+              <w:rPr>
+                <w:rFonts w:ascii="Arial" w:hAnsi="Arial"/>
+                <w:b/>
+                <w:sz w:val="16"/>
+              </w:rPr>
+              <w:t>Plate Reading Analyst (≥ 48H)</w:t>
+            </w:r>
+          </w:p>
+        </w:tc>
+        <w:tc>
+          <w:tcPr>
+            <w:tcW w:type="dxa" w:w="1350"/>
+            <w:shd w:fill="D9D9D9"/>
+            <w:tcMar>
+              <w:top w:w="60" w:type="dxa"/>
+              <w:bottom w:w="60" w:type="dxa"/>
+              <w:left w:w="60" w:type="dxa"/>
+              <w:right w:w="60" w:type="dxa"/>
+            </w:tcMar>
+          </w:tcPr>
+          <w:p>
+            <w:pPr>
+              <w:jc w:val="center"/>
+            </w:pPr>
+            <w:r>
+              <w:rPr>
+                <w:rFonts w:ascii="Arial" w:hAnsi="Arial"/>
+                <w:b/>
+                <w:sz w:val="16"/>
+              </w:rPr>
+              <w:t>CFUs Observed after 48 Hour Incubation at 30–35°C (E001031)</w:t>
+            </w:r>
+          </w:p>
+        </w:tc>
+        <w:tc>
+          <w:tcPr>
+            <w:tcW w:type="dxa" w:w="1350"/>
+            <w:shd w:fill="D9D9D9"/>
+            <w:tcMar>
+              <w:top w:w="60" w:type="dxa"/>
+              <w:bottom w:w="60" w:type="dxa"/>
+              <w:left w:w="60" w:type="dxa"/>
+              <w:right w:w="60" w:type="dxa"/>
+            </w:tcMar>
+          </w:tcPr>
+          <w:p>
+            <w:pPr>
+              <w:jc w:val="center"/>
+            </w:pPr>
+            <w:r>
+              <w:rPr>
+                <w:rFonts w:ascii="Arial" w:hAnsi="Arial"/>
+                <w:b/>
+                <w:sz w:val="16"/>
+              </w:rPr>
+              <w:t>Plate Reading Analyst (NLT 5 days)</w:t>
+            </w:r>
+          </w:p>
+        </w:tc>
+        <w:tc>
+          <w:tcPr>
+            <w:tcW w:type="dxa" w:w="1350"/>
+            <w:shd w:fill="D9D9D9"/>
+            <w:tcMar>
+              <w:top w:w="60" w:type="dxa"/>
+              <w:bottom w:w="60" w:type="dxa"/>
+              <w:left w:w="60" w:type="dxa"/>
+              <w:right w:w="60" w:type="dxa"/>
+            </w:tcMar>
+          </w:tcPr>
+          <w:p>
+            <w:pPr>
+              <w:jc w:val="center"/>
+            </w:pPr>
+            <w:r>
+              <w:rPr>
+                <w:rFonts w:ascii="Arial" w:hAnsi="Arial"/>
+                <w:b/>
+                <w:sz w:val="16"/>
+              </w:rPr>
+              <w:t>CFUs Observed after NLT 5-day Incubation at 20–25°C (E001034)</w:t>
+            </w:r>
+          </w:p>
+        </w:tc>
+        <w:tc>
+          <w:tcPr>
+            <w:tcW w:type="dxa" w:w="1350"/>
+            <w:shd w:fill="D9D9D9"/>
+            <w:tcMar>
+              <w:top w:w="60" w:type="dxa"/>
+              <w:bottom w:w="60" w:type="dxa"/>
+              <w:left w:w="60" w:type="dxa"/>
+              <w:right w:w="60" w:type="dxa"/>
+            </w:tcMar>
+          </w:tcPr>
+          <w:p>
+            <w:pPr>
+              <w:jc w:val="center"/>
+            </w:pPr>
+            <w:r>
+              <w:rPr>
+                <w:rFonts w:ascii="Arial" w:hAnsi="Arial"/>
+                <w:b/>
+                <w:sz w:val="16"/>
+              </w:rPr>
+              <w:t>Microbial Identification</w:t>
+            </w:r>
+          </w:p>
+        </w:tc>
+      </w:tr>
+      <w:tr>
+        <w:tc>
+          <w:tcPr>
+            <w:tcW w:type="dxa" w:w="1350"/>
+            <w:tcMar>
+              <w:top w:w="50" w:type="dxa"/>
+              <w:bottom w:w="50" w:type="dxa"/>
+              <w:left w:w="50" w:type="dxa"/>
+              <w:right w:w="50" w:type="dxa"/>
+            </w:tcMar>
+          </w:tcPr>
+          <w:p>
+            <w:pPr>
+              <w:jc w:val="center"/>
+            </w:pPr>
+            <w:r>
+              <w:rPr>
+                <w:rFonts w:ascii="Arial" w:hAnsi="Arial"/>
+                <w:sz w:val="16"/>
+              </w:rPr>
+              <w:t>{{ etx_id }}</w:t>
+            </w:r>
+          </w:p>
+        </w:tc>
+        <w:tc>
+          <w:tcPr>
+            <w:tcW w:type="dxa" w:w="1350"/>
+            <w:tcMar>
+              <w:top w:w="50" w:type="dxa"/>
+              <w:bottom w:w="50" w:type="dxa"/>
+              <w:left w:w="50" w:type="dxa"/>
+              <w:right w:w="50" w:type="dxa"/>
+            </w:tcMar>
+          </w:tcPr>
+          <w:p>
+            <w:pPr>
+              <w:jc w:val="center"/>
+            </w:pPr>
+            <w:r>
+              <w:rPr>
+                <w:rFonts w:ascii="Arial" w:hAnsi="Arial"/>
+                <w:sz w:val="16"/>
+              </w:rPr>
+              <w:t>{{ setup_analyst_initial }} {{ test_date }}</w:t>
+            </w:r>
+          </w:p>
+        </w:tc>
+        <w:tc>
+          <w:tcPr>
+            <w:tcW w:type="dxa" w:w="1350"/>
+            <w:tcMar>
+              <w:top w:w="50" w:type="dxa"/>
+              <w:bottom w:w="50" w:type="dxa"/>
+              <w:left w:w="50" w:type="dxa"/>
+              <w:right w:w="50" w:type="dxa"/>
+            </w:tcMar>
+          </w:tcPr>
+          <w:p>
+            <w:pPr>
+              <w:jc w:val="center"/>
+            </w:pPr>
+            <w:r>
+              <w:rPr>
+                <w:rFonts w:ascii="Arial" w:hAnsi="Arial"/>
+                <w:sz w:val="16"/>
+              </w:rPr>
+              <w:t>{{ sampling_location }}</w:t>
+            </w:r>
+          </w:p>
+        </w:tc>
+        <w:tc>
+          <w:tcPr>
+            <w:tcW w:type="dxa" w:w="1350"/>
+            <w:tcMar>
+              <w:top w:w="50" w:type="dxa"/>
+              <w:bottom w:w="50" w:type="dxa"/>
+              <w:left w:w="50" w:type="dxa"/>
+              <w:right w:w="50" w:type="dxa"/>
+            </w:tcMar>
+          </w:tcPr>
+          <w:p>
+            <w:pPr>
+              <w:jc w:val="center"/>
+            </w:pPr>
+            <w:r>
+              <w:rPr>
+                <w:rFonts w:ascii="Arial" w:hAnsi="Arial"/>
+                <w:sz w:val="16"/>
+              </w:rPr>
+              <w:t>{{ reader_48h }}</w:t>
+            </w:r>
+          </w:p>
+        </w:tc>
+        <w:tc>
+          <w:tcPr>
+            <w:tcW w:type="dxa" w:w="1350"/>
+            <w:tcMar>
+              <w:top w:w="50" w:type="dxa"/>
+              <w:bottom w:w="50" w:type="dxa"/>
+              <w:left w:w="50" w:type="dxa"/>
+              <w:right w:w="50" w:type="dxa"/>
+            </w:tcMar>
+          </w:tcPr>
+          <w:p>
+            <w:pPr>
+              <w:jc w:val="center"/>
+            </w:pPr>
+            <w:r>
+              <w:rPr>
+                <w:rFonts w:ascii="Arial" w:hAnsi="Arial"/>
+                <w:sz w:val="16"/>
+              </w:rPr>
+              <w:t>{{ cfu_obs_48h }}</w:t>
+            </w:r>
+          </w:p>
+        </w:tc>
+        <w:tc>
+          <w:tcPr>
+            <w:tcW w:type="dxa" w:w="1350"/>
+            <w:tcMar>
+              <w:top w:w="50" w:type="dxa"/>
+              <w:bottom w:w="50" w:type="dxa"/>
+              <w:left w:w="50" w:type="dxa"/>
+              <w:right w:w="50" w:type="dxa"/>
+            </w:tcMar>
+          </w:tcPr>
+          <w:p>
+            <w:pPr>
+              <w:jc w:val="center"/>
+            </w:pPr>
+            <w:r>
+              <w:rPr>
+                <w:rFonts w:ascii="Arial" w:hAnsi="Arial"/>
+                <w:sz w:val="16"/>
+              </w:rPr>
+              <w:t>{{ reader_5d }}</w:t>
+            </w:r>
+          </w:p>
+        </w:tc>
+        <w:tc>
+          <w:tcPr>
+            <w:tcW w:type="dxa" w:w="1350"/>
+            <w:tcMar>
+              <w:top w:w="50" w:type="dxa"/>
+              <w:bottom w:w="50" w:type="dxa"/>
+              <w:left w:w="50" w:type="dxa"/>
+              <w:right w:w="50" w:type="dxa"/>
+            </w:tcMar>
+          </w:tcPr>
+          <w:p>
+            <w:pPr>
+              <w:jc w:val="center"/>
+            </w:pPr>
+            <w:r>
+              <w:rPr>
+                <w:rFonts w:ascii="Arial" w:hAnsi="Arial"/>
+                <w:sz w:val="16"/>
+              </w:rPr>
+              <w:t>{{ cfu_obs_5d }}</w:t>
+            </w:r>
+          </w:p>
+        </w:tc>
+        <w:tc>
+          <w:tcPr>
+            <w:tcW w:type="dxa" w:w="1350"/>
+            <w:tcMar>
+              <w:top w:w="50" w:type="dxa"/>
+              <w:bottom w:w="50" w:type="dxa"/>
+              <w:left w:w="50" w:type="dxa"/>
+              <w:right w:w="50" w:type="dxa"/>
+            </w:tcMar>
+          </w:tcPr>
+          <w:p>
+            <w:pPr>
+              <w:jc w:val="left"/>
+            </w:pPr>
+            <w:r>
+              <w:rPr>
+                <w:rFonts w:ascii="Arial" w:hAnsi="Arial"/>
+                <w:sz w:val="16"/>
+              </w:rPr>
+              <w:t>{{ microbial_id }}</w:t>
+            </w:r>
+          </w:p>
+        </w:tc>
+      </w:tr>
+    </w:tbl>
+    <w:tbl xmlns:mo="http://schemas.microsoft.com/office/mac/office/2008/main" xmlns:mv="urn:schemas-microsoft-com:mac:vml">
+      <w:tblPr>
+        <w:tblW w:type="auto" w:w="0"/>
+        <w:jc w:val="center"/>
+        <w:tblLook w:firstColumn="1" w:firstRow="1" w:lastColumn="0" w:lastRow="0" w:noHBand="0" w:noVBand="1" w:val="04A0"/>
+        <w:tblBorders>
+          <w:top w:val="single" w:sz="4" w:space="0" w:color="000000"/>
+          <w:bottom w:val="single" w:sz="4" w:space="0" w:color="000000"/>
+          <w:left w:val="single" w:sz="4" w:space="0" w:color="000000"/>
+          <w:right w:val="single" w:sz="4" w:space="0" w:color="000000"/>
+          <w:insideH w:val="single" w:sz="4" w:space="0" w:color="000000"/>
+          <w:insideV w:val="single" w:sz="4" w:space="0" w:color="000000"/>
+        </w:tblBorders>
+      </w:tblPr>
+      <w:tblGrid>
+        <w:gridCol w:w="1200"/>
+        <w:gridCol w:w="1200"/>
+        <w:gridCol w:w="1200"/>
+        <w:gridCol w:w="1200"/>
+        <w:gridCol w:w="1200"/>
+        <w:gridCol w:w="1200"/>
+        <w:gridCol w:w="1200"/>
+        <w:gridCol w:w="1200"/>
+        <w:gridCol w:w="1200"/>
+      </w:tblGrid>
+      <w:tr>
+        <w:tc>
+          <w:tcPr>
+            <w:tcW w:type="dxa" w:w="1200"/>
+            <w:shd w:fill="D9D9D9"/>
+            <w:tcMar>
+              <w:top w:w="60" w:type="dxa"/>
+              <w:bottom w:w="60" w:type="dxa"/>
+              <w:left w:w="60" w:type="dxa"/>
+              <w:right w:w="60" w:type="dxa"/>
+            </w:tcMar>
+          </w:tcPr>
+          <w:p>
+            <w:pPr>
+              <w:jc w:val="center"/>
+            </w:pPr>
+            <w:r>
+              <w:rPr>
+                <w:rFonts w:ascii="Arial" w:hAnsi="Arial"/>
+                <w:b/>
+                <w:sz w:val="16"/>
+              </w:rPr>
+              <w:t>Environmental Monitoring (EM) Sampling Site</w:t>
+            </w:r>
+          </w:p>
+        </w:tc>
+        <w:tc>
+          <w:tcPr>
+            <w:tcW w:type="dxa" w:w="1200"/>
+            <w:shd w:fill="D9D9D9"/>
+            <w:tcMar>
+              <w:top w:w="60" w:type="dxa"/>
+              <w:bottom w:w="60" w:type="dxa"/>
+              <w:left w:w="60" w:type="dxa"/>
+              <w:right w:w="60" w:type="dxa"/>
+            </w:tcMar>
+          </w:tcPr>
+          <w:p>
+            <w:pPr>
+              <w:jc w:val="center"/>
+            </w:pPr>
+            <w:r>
+              <w:rPr>
+                <w:rFonts w:ascii="Arial" w:hAnsi="Arial"/>
+                <w:b/>
+                <w:sz w:val="16"/>
+              </w:rPr>
+              <w:t>Frequency</w:t>
+            </w:r>
+          </w:p>
+        </w:tc>
+        <w:tc>
+          <w:tcPr>
+            <w:tcW w:type="dxa" w:w="1200"/>
+            <w:shd w:fill="D9D9D9"/>
+            <w:tcMar>
+              <w:top w:w="60" w:type="dxa"/>
+              <w:bottom w:w="60" w:type="dxa"/>
+              <w:left w:w="60" w:type="dxa"/>
+              <w:right w:w="60" w:type="dxa"/>
+            </w:tcMar>
+          </w:tcPr>
+          <w:p>
+            <w:pPr>
+              <w:jc w:val="center"/>
+            </w:pPr>
+            <w:r>
+              <w:rPr>
+                <w:rFonts w:ascii="Arial" w:hAnsi="Arial"/>
+                <w:b/>
+                <w:sz w:val="16"/>
+              </w:rPr>
+              <w:t>Date (DDMMMYYYY)</w:t>
+            </w:r>
+          </w:p>
+        </w:tc>
+        <w:tc>
+          <w:tcPr>
+            <w:tcW w:type="dxa" w:w="1200"/>
+            <w:shd w:fill="D9D9D9"/>
+            <w:tcMar>
+              <w:top w:w="60" w:type="dxa"/>
+              <w:bottom w:w="60" w:type="dxa"/>
+              <w:left w:w="60" w:type="dxa"/>
+              <w:right w:w="60" w:type="dxa"/>
+            </w:tcMar>
+          </w:tcPr>
+          <w:p>
+            <w:pPr>
+              <w:jc w:val="center"/>
+            </w:pPr>
+            <w:r>
+              <w:rPr>
+                <w:rFonts w:ascii="Arial" w:hAnsi="Arial"/>
+                <w:b/>
+                <w:sz w:val="16"/>
+              </w:rPr>
+              <w:t>Analyst (Initials)</w:t>
+            </w:r>
+          </w:p>
+        </w:tc>
+        <w:tc>
+          <w:tcPr>
+            <w:tcW w:type="dxa" w:w="1200"/>
+            <w:shd w:fill="D9D9D9"/>
+            <w:tcMar>
+              <w:top w:w="60" w:type="dxa"/>
+              <w:bottom w:w="60" w:type="dxa"/>
+              <w:left w:w="60" w:type="dxa"/>
+              <w:right w:w="60" w:type="dxa"/>
+            </w:tcMar>
+          </w:tcPr>
+          <w:p>
+            <w:pPr>
+              <w:jc w:val="center"/>
+            </w:pPr>
+            <w:r>
+              <w:rPr>
+                <w:rFonts w:ascii="Arial" w:hAnsi="Arial"/>
+                <w:b/>
+                <w:sz w:val="16"/>
+              </w:rPr>
+              <w:t>Day /Week(s)</w:t>
+            </w:r>
+          </w:p>
+        </w:tc>
+        <w:tc>
+          <w:tcPr>
+            <w:tcW w:type="dxa" w:w="1200"/>
+            <w:shd w:fill="D9D9D9"/>
+            <w:tcMar>
+              <w:top w:w="60" w:type="dxa"/>
+              <w:bottom w:w="60" w:type="dxa"/>
+              <w:left w:w="60" w:type="dxa"/>
+              <w:right w:w="60" w:type="dxa"/>
+            </w:tcMar>
+          </w:tcPr>
+          <w:p>
+            <w:pPr>
+              <w:jc w:val="center"/>
+            </w:pPr>
+            <w:r>
+              <w:rPr>
+                <w:rFonts w:ascii="Arial" w:hAnsi="Arial"/>
+                <w:b/>
+                <w:sz w:val="16"/>
+              </w:rPr>
+              <w:t>Observation</w:t>
+            </w:r>
+          </w:p>
+        </w:tc>
+        <w:tc>
+          <w:tcPr>
+            <w:tcW w:type="dxa" w:w="1200"/>
+            <w:shd w:fill="D9D9D9"/>
+            <w:tcMar>
+              <w:top w:w="60" w:type="dxa"/>
+              <w:bottom w:w="60" w:type="dxa"/>
+              <w:left w:w="60" w:type="dxa"/>
+              <w:right w:w="60" w:type="dxa"/>
+            </w:tcMar>
+          </w:tcPr>
+          <w:p>
+            <w:pPr>
+              <w:jc w:val="center"/>
+            </w:pPr>
+            <w:r>
+              <w:rPr>
+                <w:rFonts w:ascii="Arial" w:hAnsi="Arial"/>
+                <w:b/>
+                <w:sz w:val="16"/>
+              </w:rPr>
+              <w:t>Environmental Monitoring Plate ETX ID</w:t>
+            </w:r>
+          </w:p>
+        </w:tc>
+        <w:tc>
+          <w:tcPr>
+            <w:tcW w:type="dxa" w:w="1200"/>
+            <w:shd w:fill="D9D9D9"/>
+            <w:tcMar>
+              <w:top w:w="60" w:type="dxa"/>
+              <w:bottom w:w="60" w:type="dxa"/>
+              <w:left w:w="60" w:type="dxa"/>
+              <w:right w:w="60" w:type="dxa"/>
+            </w:tcMar>
+          </w:tcPr>
+          <w:p>
+            <w:pPr>
+              <w:jc w:val="center"/>
+            </w:pPr>
+            <w:r>
+              <w:rPr>
+                <w:rFonts w:ascii="Arial" w:hAnsi="Arial"/>
+                <w:b/>
+                <w:sz w:val="16"/>
+              </w:rPr>
+              <w:t>Microbial ID</w:t>
+            </w:r>
+          </w:p>
+        </w:tc>
+        <w:tc>
+          <w:tcPr>
+            <w:tcW w:type="dxa" w:w="1200"/>
+            <w:shd w:fill="D9D9D9"/>
+            <w:tcMar>
+              <w:top w:w="60" w:type="dxa"/>
+              <w:bottom w:w="60" w:type="dxa"/>
+              <w:left w:w="60" w:type="dxa"/>
+              <w:right w:w="60" w:type="dxa"/>
+            </w:tcMar>
+          </w:tcPr>
+          <w:p>
+            <w:pPr>
+              <w:jc w:val="center"/>
+            </w:pPr>
+            <w:r>
+              <w:rPr>
+                <w:rFonts w:ascii="Arial" w:hAnsi="Arial"/>
+                <w:b/>
+                <w:sz w:val="16"/>
+              </w:rPr>
+              <w:t>Notes</w:t>
+            </w:r>
+          </w:p>
+        </w:tc>
+      </w:tr>
+      <w:tr>
+        <w:tc>
+          <w:tcPr>
+            <w:tcW w:type="dxa" w:w="10800"/>
+            <w:gridSpan w:val="9"/>
+            <w:shd w:fill="F2F2F2"/>
+            <w:tcMar>
+              <w:top w:w="40" w:type="dxa"/>
+              <w:bottom w:w="40" w:type="dxa"/>
+              <w:left w:w="60" w:type="dxa"/>
+              <w:right w:w="60" w:type="dxa"/>
+            </w:tcMar>
+          </w:tcPr>
+          <w:p>
+            <w:pPr>
+              <w:jc w:val="left"/>
+            </w:pPr>
+            <w:r>
+              <w:rPr>
+                <w:rFonts w:ascii="Arial" w:hAnsi="Arial"/>
+                <w:b/>
+                <w:sz w:val="16"/>
+              </w:rPr>
+              <w:t>Personnel EM Bracketing</w:t>
+            </w:r>
+          </w:p>
+        </w:tc>
+      </w:tr>
+      <w:tr>
+        <w:tc>
+          <w:tcPr>
+            <w:tcW w:type="dxa" w:w="1200"/>
+            <w:tcMar>
+              <w:top w:w="40" w:type="dxa"/>
+              <w:bottom w:w="40" w:type="dxa"/>
+              <w:left w:w="50" w:type="dxa"/>
+              <w:right w:w="50" w:type="dxa"/>
+            </w:tcMar>
+          </w:tcPr>
+          <w:p>
+            <w:pPr>
+              <w:jc w:val="left"/>
+            </w:pPr>
+            <w:r>
+              <w:rPr>
+                <w:rFonts w:ascii="Arial" w:hAnsi="Arial"/>
+                <w:sz w:val="16"/>
+              </w:rPr>
+              <w:t>Personal (Left Touch and Right Touch)</w:t>
+            </w:r>
+          </w:p>
+        </w:tc>
+        <w:tc>
+          <w:tcPr>
+            <w:tcW w:type="dxa" w:w="1200"/>
+            <w:tcMar>
+              <w:top w:w="40" w:type="dxa"/>
+              <w:bottom w:w="40" w:type="dxa"/>
+              <w:left w:w="50" w:type="dxa"/>
+              <w:right w:w="50" w:type="dxa"/>
+            </w:tcMar>
+          </w:tcPr>
+          <w:p>
+            <w:pPr>
+              <w:jc w:val="center"/>
+            </w:pPr>
+            <w:r>
+              <w:rPr>
+                <w:rFonts w:ascii="Arial" w:hAnsi="Arial"/>
+                <w:sz w:val="16"/>
+              </w:rPr>
+              <w:t>Daily</w:t>
+            </w:r>
+          </w:p>
+        </w:tc>
+        <w:tc>
+          <w:tcPr>
+            <w:tcW w:type="dxa" w:w="1200"/>
+            <w:tcMar>
+              <w:top w:w="40" w:type="dxa"/>
+              <w:bottom w:w="40" w:type="dxa"/>
+              <w:left w:w="50" w:type="dxa"/>
+              <w:right w:w="50" w:type="dxa"/>
+            </w:tcMar>
+          </w:tcPr>
+          <w:p>
+            <w:pPr>
+              <w:jc w:val="center"/>
+            </w:pPr>
+            <w:r>
+              <w:rPr>
+                <w:rFonts w:ascii="Arial" w:hAnsi="Arial"/>
+                <w:sz w:val="16"/>
+              </w:rPr>
+              <w:t>{{ before_date }}</w:t>
+            </w:r>
+          </w:p>
+        </w:tc>
+        <w:tc>
+          <w:tcPr>
+            <w:tcW w:type="dxa" w:w="1200"/>
+            <w:tcMar>
+              <w:top w:w="40" w:type="dxa"/>
+              <w:bottom w:w="40" w:type="dxa"/>
+              <w:left w:w="50" w:type="dxa"/>
+              <w:right w:w="50" w:type="dxa"/>
+            </w:tcMar>
+          </w:tcPr>
+          <w:p>
+            <w:pPr>
+              <w:jc w:val="center"/>
+            </w:pPr>
+            <w:r>
+              <w:rPr>
+                <w:rFonts w:ascii="Arial" w:hAnsi="Arial"/>
+                <w:sz w:val="16"/>
+              </w:rPr>
+              <w:t>{{ analyst_initial }}</w:t>
+            </w:r>
+          </w:p>
+        </w:tc>
+        <w:tc>
+          <w:tcPr>
+            <w:tcW w:type="dxa" w:w="1200"/>
+            <w:tcMar>
+              <w:top w:w="40" w:type="dxa"/>
+              <w:bottom w:w="40" w:type="dxa"/>
+              <w:left w:w="50" w:type="dxa"/>
+              <w:right w:w="50" w:type="dxa"/>
+            </w:tcMar>
+          </w:tcPr>
+          <w:p>
+            <w:pPr>
+              <w:jc w:val="center"/>
+            </w:pPr>
+            <w:r>
+              <w:rPr>
+                <w:rFonts w:ascii="Arial" w:hAnsi="Arial"/>
+                <w:sz w:val="16"/>
+              </w:rPr>
+              <w:t>Date Before Testing</w:t>
+            </w:r>
+          </w:p>
+        </w:tc>
+        <w:tc>
+          <w:tcPr>
+            <w:tcW w:type="dxa" w:w="1200"/>
+            <w:tcMar>
+              <w:top w:w="40" w:type="dxa"/>
+              <w:bottom w:w="40" w:type="dxa"/>
+              <w:left w:w="50" w:type="dxa"/>
+              <w:right w:w="50" w:type="dxa"/>
+            </w:tcMar>
+          </w:tcPr>
+          <w:p>
+            <w:pPr>
+              <w:jc w:val="left"/>
+            </w:pPr>
+            <w:r>
+              <w:rPr>
+                <w:rFonts w:ascii="Arial" w:hAnsi="Arial"/>
+                <w:sz w:val="16"/>
+              </w:rPr>
+              <w:t>{{ pers_obs_before }}</w:t>
+            </w:r>
+          </w:p>
+        </w:tc>
+        <w:tc>
+          <w:tcPr>
+            <w:tcW w:type="dxa" w:w="1200"/>
+            <w:tcMar>
+              <w:top w:w="40" w:type="dxa"/>
+              <w:bottom w:w="40" w:type="dxa"/>
+              <w:left w:w="50" w:type="dxa"/>
+              <w:right w:w="50" w:type="dxa"/>
+            </w:tcMar>
+          </w:tcPr>
+          <w:p>
+            <w:pPr>
+              <w:jc w:val="left"/>
+            </w:pPr>
+            <w:r>
+              <w:rPr>
+                <w:rFonts w:ascii="Arial" w:hAnsi="Arial"/>
+                <w:sz w:val="16"/>
+              </w:rPr>
+              <w:t>{{ pers_etx_before }}</w:t>
+            </w:r>
+          </w:p>
+        </w:tc>
+        <w:tc>
+          <w:tcPr>
+            <w:tcW w:type="dxa" w:w="1200"/>
+            <w:tcMar>
+              <w:top w:w="40" w:type="dxa"/>
+              <w:bottom w:w="40" w:type="dxa"/>
+              <w:left w:w="50" w:type="dxa"/>
+              <w:right w:w="50" w:type="dxa"/>
+            </w:tcMar>
+          </w:tcPr>
+          <w:p>
+            <w:pPr>
+              <w:jc w:val="left"/>
+            </w:pPr>
+            <w:r>
+              <w:rPr>
+                <w:rFonts w:ascii="Arial" w:hAnsi="Arial"/>
+                <w:sz w:val="16"/>
+              </w:rPr>
+              <w:t>{{ pers_id_before }}</w:t>
+            </w:r>
+          </w:p>
+        </w:tc>
+        <w:tc>
+          <w:tcPr>
+            <w:tcW w:type="dxa" w:w="1200"/>
+            <w:tcMar>
+              <w:top w:w="40" w:type="dxa"/>
+              <w:bottom w:w="40" w:type="dxa"/>
+              <w:left w:w="50" w:type="dxa"/>
+              <w:right w:w="50" w:type="dxa"/>
+            </w:tcMar>
+          </w:tcPr>
+          <w:p>
+            <w:pPr>
+              <w:jc w:val="center"/>
+            </w:pPr>
+            <w:r>
+              <w:rPr>
+                <w:rFonts w:ascii="Arial" w:hAnsi="Arial"/>
+                <w:sz w:val="16"/>
+              </w:rPr>
+              <w:t>None</w:t>
+            </w:r>
+          </w:p>
+        </w:tc>
+      </w:tr>
+      <w:tr>
+        <w:tc>
+          <w:tcPr>
+            <w:tcW w:type="dxa" w:w="1200"/>
+            <w:tcMar>
+              <w:top w:w="40" w:type="dxa"/>
+              <w:bottom w:w="40" w:type="dxa"/>
+              <w:left w:w="50" w:type="dxa"/>
+              <w:right w:w="50" w:type="dxa"/>
+            </w:tcMar>
+          </w:tcPr>
+          <w:p>
+            <w:pPr>
+              <w:jc w:val="left"/>
+            </w:pPr>
+            <w:r>
+              <w:rPr>
+                <w:rFonts w:ascii="Arial" w:hAnsi="Arial"/>
+                <w:sz w:val="16"/>
+              </w:rPr>
+              <w:t>Personal (Left Touch and Right Touch)</w:t>
+            </w:r>
+          </w:p>
+        </w:tc>
+        <w:tc>
+          <w:tcPr>
+            <w:tcW w:type="dxa" w:w="1200"/>
+            <w:tcMar>
+              <w:top w:w="40" w:type="dxa"/>
+              <w:bottom w:w="40" w:type="dxa"/>
+              <w:left w:w="50" w:type="dxa"/>
+              <w:right w:w="50" w:type="dxa"/>
+            </w:tcMar>
+          </w:tcPr>
+          <w:p>
+            <w:pPr>
+              <w:jc w:val="center"/>
+            </w:pPr>
+            <w:r>
+              <w:rPr>
+                <w:rFonts w:ascii="Arial" w:hAnsi="Arial"/>
+                <w:sz w:val="16"/>
+              </w:rPr>
+              <w:t>Daily</w:t>
+            </w:r>
+          </w:p>
+        </w:tc>
+        <w:tc>
+          <w:tcPr>
+            <w:tcW w:type="dxa" w:w="1200"/>
+            <w:tcMar>
+              <w:top w:w="40" w:type="dxa"/>
+              <w:bottom w:w="40" w:type="dxa"/>
+              <w:left w:w="50" w:type="dxa"/>
+              <w:right w:w="50" w:type="dxa"/>
+            </w:tcMar>
+          </w:tcPr>
+          <w:p>
+            <w:pPr>
+              <w:jc w:val="center"/>
+            </w:pPr>
+            <w:r>
+              <w:rPr>
+                <w:rFonts w:ascii="Arial" w:hAnsi="Arial"/>
+                <w:sz w:val="16"/>
+              </w:rPr>
+              <w:t>{{ test_date }}</w:t>
+            </w:r>
+          </w:p>
+        </w:tc>
+        <w:tc>
+          <w:tcPr>
+            <w:tcW w:type="dxa" w:w="1200"/>
+            <w:tcMar>
+              <w:top w:w="40" w:type="dxa"/>
+              <w:bottom w:w="40" w:type="dxa"/>
+              <w:left w:w="50" w:type="dxa"/>
+              <w:right w:w="50" w:type="dxa"/>
+            </w:tcMar>
+          </w:tcPr>
+          <w:p>
+            <w:pPr>
+              <w:jc w:val="center"/>
+            </w:pPr>
+            <w:r>
+              <w:rPr>
+                <w:rFonts w:ascii="Arial" w:hAnsi="Arial"/>
+                <w:sz w:val="16"/>
+              </w:rPr>
+              <w:t>{{ analyst_initial }}</w:t>
+            </w:r>
+          </w:p>
+        </w:tc>
+        <w:tc>
+          <w:tcPr>
+            <w:tcW w:type="dxa" w:w="1200"/>
+            <w:tcMar>
+              <w:top w:w="40" w:type="dxa"/>
+              <w:bottom w:w="40" w:type="dxa"/>
+              <w:left w:w="50" w:type="dxa"/>
+              <w:right w:w="50" w:type="dxa"/>
+            </w:tcMar>
+          </w:tcPr>
+          <w:p>
+            <w:pPr>
+              <w:jc w:val="center"/>
+            </w:pPr>
+            <w:r>
+              <w:rPr>
+                <w:rFonts w:ascii="Arial" w:hAnsi="Arial"/>
+                <w:sz w:val="16"/>
+              </w:rPr>
+              <w:t>Date of Testing</w:t>
+            </w:r>
+          </w:p>
+        </w:tc>
+        <w:tc>
+          <w:tcPr>
+            <w:tcW w:type="dxa" w:w="1200"/>
+            <w:tcMar>
+              <w:top w:w="40" w:type="dxa"/>
+              <w:bottom w:w="40" w:type="dxa"/>
+              <w:left w:w="50" w:type="dxa"/>
+              <w:right w:w="50" w:type="dxa"/>
+            </w:tcMar>
+          </w:tcPr>
+          <w:p>
+            <w:pPr>
+              <w:jc w:val="left"/>
+            </w:pPr>
+            <w:r>
+              <w:rPr>
+                <w:rFonts w:ascii="Arial" w:hAnsi="Arial"/>
+                <w:sz w:val="16"/>
+              </w:rPr>
+              <w:t>{{ pers_obs_during }}</w:t>
+            </w:r>
+          </w:p>
+        </w:tc>
+        <w:tc>
+          <w:tcPr>
+            <w:tcW w:type="dxa" w:w="1200"/>
+            <w:tcMar>
+              <w:top w:w="40" w:type="dxa"/>
+              <w:bottom w:w="40" w:type="dxa"/>
+              <w:left w:w="50" w:type="dxa"/>
+              <w:right w:w="50" w:type="dxa"/>
+            </w:tcMar>
+          </w:tcPr>
+          <w:p>
+            <w:pPr>
+              <w:jc w:val="left"/>
+            </w:pPr>
+            <w:r>
+              <w:rPr>
+                <w:rFonts w:ascii="Arial" w:hAnsi="Arial"/>
+                <w:sz w:val="16"/>
+              </w:rPr>
+              <w:t>{{ pers_etx_during }}</w:t>
+            </w:r>
+          </w:p>
+        </w:tc>
+        <w:tc>
+          <w:tcPr>
+            <w:tcW w:type="dxa" w:w="1200"/>
+            <w:tcMar>
+              <w:top w:w="40" w:type="dxa"/>
+              <w:bottom w:w="40" w:type="dxa"/>
+              <w:left w:w="50" w:type="dxa"/>
+              <w:right w:w="50" w:type="dxa"/>
+            </w:tcMar>
+          </w:tcPr>
+          <w:p>
+            <w:pPr>
+              <w:jc w:val="left"/>
+            </w:pPr>
+            <w:r>
+              <w:rPr>
+                <w:rFonts w:ascii="Arial" w:hAnsi="Arial"/>
+                <w:sz w:val="16"/>
+              </w:rPr>
+              <w:t>{{ pers_id_during }}</w:t>
+            </w:r>
+          </w:p>
+        </w:tc>
+        <w:tc>
+          <w:tcPr>
+            <w:tcW w:type="dxa" w:w="1200"/>
+            <w:tcMar>
+              <w:top w:w="40" w:type="dxa"/>
+              <w:bottom w:w="40" w:type="dxa"/>
+              <w:left w:w="50" w:type="dxa"/>
+              <w:right w:w="50" w:type="dxa"/>
+            </w:tcMar>
+          </w:tcPr>
+          <w:p>
+            <w:pPr>
+              <w:jc w:val="center"/>
+            </w:pPr>
+            <w:r>
+              <w:rPr>
+                <w:rFonts w:ascii="Arial" w:hAnsi="Arial"/>
+                <w:sz w:val="16"/>
+              </w:rPr>
+              <w:t>None</w:t>
+            </w:r>
+          </w:p>
+        </w:tc>
+      </w:tr>
+      <w:tr>
+        <w:tc>
+          <w:tcPr>
+            <w:tcW w:type="dxa" w:w="1200"/>
+            <w:tcMar>
+              <w:top w:w="40" w:type="dxa"/>
+              <w:bottom w:w="40" w:type="dxa"/>
+              <w:left w:w="50" w:type="dxa"/>
+              <w:right w:w="50" w:type="dxa"/>
+            </w:tcMar>
+          </w:tcPr>
+          <w:p>
+            <w:pPr>
+              <w:jc w:val="left"/>
+            </w:pPr>
+            <w:r>
+              <w:rPr>
+                <w:rFonts w:ascii="Arial" w:hAnsi="Arial"/>
+                <w:sz w:val="16"/>
+              </w:rPr>
+              <w:t>Personal (Left Touch and Right Touch)</w:t>
+            </w:r>
+          </w:p>
+        </w:tc>
+        <w:tc>
+          <w:tcPr>
+            <w:tcW w:type="dxa" w:w="1200"/>
+            <w:tcMar>
+              <w:top w:w="40" w:type="dxa"/>
+              <w:bottom w:w="40" w:type="dxa"/>
+              <w:left w:w="50" w:type="dxa"/>
+              <w:right w:w="50" w:type="dxa"/>
+            </w:tcMar>
+          </w:tcPr>
+          <w:p>
+            <w:pPr>
+              <w:jc w:val="center"/>
+            </w:pPr>
+            <w:r>
+              <w:rPr>
+                <w:rFonts w:ascii="Arial" w:hAnsi="Arial"/>
+                <w:sz w:val="16"/>
+              </w:rPr>
+              <w:t>Daily</w:t>
+            </w:r>
+          </w:p>
+        </w:tc>
+        <w:tc>
+          <w:tcPr>
+            <w:tcW w:type="dxa" w:w="1200"/>
+            <w:tcMar>
+              <w:top w:w="40" w:type="dxa"/>
+              <w:bottom w:w="40" w:type="dxa"/>
+              <w:left w:w="50" w:type="dxa"/>
+              <w:right w:w="50" w:type="dxa"/>
+            </w:tcMar>
+          </w:tcPr>
+          <w:p>
+            <w:pPr>
+              <w:jc w:val="center"/>
+            </w:pPr>
+            <w:r>
+              <w:rPr>
+                <w:rFonts w:ascii="Arial" w:hAnsi="Arial"/>
+                <w:sz w:val="16"/>
+              </w:rPr>
+              <w:t>{{ after_date }}</w:t>
+            </w:r>
+          </w:p>
+        </w:tc>
+        <w:tc>
+          <w:tcPr>
+            <w:tcW w:type="dxa" w:w="1200"/>
+            <w:tcMar>
+              <w:top w:w="40" w:type="dxa"/>
+              <w:bottom w:w="40" w:type="dxa"/>
+              <w:left w:w="50" w:type="dxa"/>
+              <w:right w:w="50" w:type="dxa"/>
+            </w:tcMar>
+          </w:tcPr>
+          <w:p>
+            <w:pPr>
+              <w:jc w:val="center"/>
+            </w:pPr>
+            <w:r>
+              <w:rPr>
+                <w:rFonts w:ascii="Arial" w:hAnsi="Arial"/>
+                <w:sz w:val="16"/>
+              </w:rPr>
+              <w:t>{{ analyst_initial }}</w:t>
+            </w:r>
+          </w:p>
+        </w:tc>
+        <w:tc>
+          <w:tcPr>
+            <w:tcW w:type="dxa" w:w="1200"/>
+            <w:tcMar>
+              <w:top w:w="40" w:type="dxa"/>
+              <w:bottom w:w="40" w:type="dxa"/>
+              <w:left w:w="50" w:type="dxa"/>
+              <w:right w:w="50" w:type="dxa"/>
+            </w:tcMar>
+          </w:tcPr>
+          <w:p>
+            <w:pPr>
+              <w:jc w:val="center"/>
+            </w:pPr>
+            <w:r>
+              <w:rPr>
+                <w:rFonts w:ascii="Arial" w:hAnsi="Arial"/>
+                <w:sz w:val="16"/>
+              </w:rPr>
+              <w:t>Date After Testing</w:t>
+            </w:r>
+          </w:p>
+        </w:tc>
+        <w:tc>
+          <w:tcPr>
+            <w:tcW w:type="dxa" w:w="1200"/>
+            <w:tcMar>
+              <w:top w:w="40" w:type="dxa"/>
+              <w:bottom w:w="40" w:type="dxa"/>
+              <w:left w:w="50" w:type="dxa"/>
+              <w:right w:w="50" w:type="dxa"/>
+            </w:tcMar>
+          </w:tcPr>
+          <w:p>
+            <w:pPr>
+              <w:jc w:val="left"/>
+            </w:pPr>
+            <w:r>
+              <w:rPr>
+                <w:rFonts w:ascii="Arial" w:hAnsi="Arial"/>
+                <w:sz w:val="16"/>
+              </w:rPr>
+              <w:t>{{ pers_obs_after }}</w:t>
+            </w:r>
+          </w:p>
+        </w:tc>
+        <w:tc>
+          <w:tcPr>
+            <w:tcW w:type="dxa" w:w="1200"/>
+            <w:tcMar>
+              <w:top w:w="40" w:type="dxa"/>
+              <w:bottom w:w="40" w:type="dxa"/>
+              <w:left w:w="50" w:type="dxa"/>
+              <w:right w:w="50" w:type="dxa"/>
+            </w:tcMar>
+          </w:tcPr>
+          <w:p>
+            <w:pPr>
+              <w:jc w:val="left"/>
+            </w:pPr>
+            <w:r>
+              <w:rPr>
+                <w:rFonts w:ascii="Arial" w:hAnsi="Arial"/>
+                <w:sz w:val="16"/>
+              </w:rPr>
+              <w:t>{{ pers_etx_after }}</w:t>
+            </w:r>
+          </w:p>
+        </w:tc>
+        <w:tc>
+          <w:tcPr>
+            <w:tcW w:type="dxa" w:w="1200"/>
+            <w:tcMar>
+              <w:top w:w="40" w:type="dxa"/>
+              <w:bottom w:w="40" w:type="dxa"/>
+              <w:left w:w="50" w:type="dxa"/>
+              <w:right w:w="50" w:type="dxa"/>
+            </w:tcMar>
+          </w:tcPr>
+          <w:p>
+            <w:pPr>
+              <w:jc w:val="left"/>
+            </w:pPr>
+            <w:r>
+              <w:rPr>
+                <w:rFonts w:ascii="Arial" w:hAnsi="Arial"/>
+                <w:sz w:val="16"/>
+              </w:rPr>
+              <w:t>{{ pers_id_after }}</w:t>
+            </w:r>
+          </w:p>
+        </w:tc>
+        <w:tc>
+          <w:tcPr>
+            <w:tcW w:type="dxa" w:w="1200"/>
+            <w:tcMar>
+              <w:top w:w="40" w:type="dxa"/>
+              <w:bottom w:w="40" w:type="dxa"/>
+              <w:left w:w="50" w:type="dxa"/>
+              <w:right w:w="50" w:type="dxa"/>
+            </w:tcMar>
+          </w:tcPr>
+          <w:p>
+            <w:pPr>
+              <w:jc w:val="center"/>
+            </w:pPr>
+            <w:r>
+              <w:rPr>
+                <w:rFonts w:ascii="Arial" w:hAnsi="Arial"/>
+                <w:sz w:val="16"/>
+              </w:rPr>
+              <w:t>None</w:t>
+            </w:r>
+          </w:p>
+        </w:tc>
+      </w:tr>
+      <w:tr>
+        <w:tc>
+          <w:tcPr>
+            <w:tcW w:type="dxa" w:w="10800"/>
+            <w:gridSpan w:val="9"/>
+            <w:shd w:fill="F2F2F2"/>
+            <w:tcMar>
+              <w:top w:w="40" w:type="dxa"/>
+              <w:bottom w:w="40" w:type="dxa"/>
+              <w:left w:w="60" w:type="dxa"/>
+              <w:right w:w="60" w:type="dxa"/>
+            </w:tcMar>
+          </w:tcPr>
+          <w:p>
+            <w:pPr>
+              <w:jc w:val="left"/>
+            </w:pPr>
+            <w:r>
+              <w:rPr>
+                <w:rFonts w:ascii="Arial" w:hAnsi="Arial"/>
+                <w:b/>
+                <w:sz w:val="16"/>
+              </w:rPr>
+              <w:t>Biological Safety Cabinet EM Bracketing Biological Safety Cabinet (BSC)</w:t>
+            </w:r>
+          </w:p>
+        </w:tc>
+      </w:tr>
+      <w:tr>
+        <w:tc>
+          <w:tcPr>
+            <w:tcW w:type="dxa" w:w="1200"/>
+            <w:tcMar>
+              <w:top w:w="40" w:type="dxa"/>
+              <w:bottom w:w="40" w:type="dxa"/>
+              <w:left w:w="50" w:type="dxa"/>
+              <w:right w:w="50" w:type="dxa"/>
+            </w:tcMar>
+          </w:tcPr>
+          <w:p>
+            <w:pPr>
+              <w:jc w:val="left"/>
+            </w:pPr>
+            <w:r>
+              <w:rPr>
+                <w:rFonts w:ascii="Arial" w:hAnsi="Arial"/>
+                <w:sz w:val="16"/>
+              </w:rPr>
+              <w:t>Surface Sampling of ISO 5 (4 locations)</w:t>
+            </w:r>
+          </w:p>
+        </w:tc>
+        <w:tc>
+          <w:tcPr>
+            <w:tcW w:type="dxa" w:w="1200"/>
+            <w:tcMar>
+              <w:top w:w="40" w:type="dxa"/>
+              <w:bottom w:w="40" w:type="dxa"/>
+              <w:left w:w="50" w:type="dxa"/>
+              <w:right w:w="50" w:type="dxa"/>
+            </w:tcMar>
+          </w:tcPr>
+          <w:p>
+            <w:pPr>
+              <w:jc w:val="center"/>
+            </w:pPr>
+            <w:r>
+              <w:rPr>
+                <w:rFonts w:ascii="Arial" w:hAnsi="Arial"/>
+                <w:sz w:val="16"/>
+              </w:rPr>
+              <w:t>Daily</w:t>
+            </w:r>
+          </w:p>
+        </w:tc>
+        <w:tc>
+          <w:tcPr>
+            <w:tcW w:type="dxa" w:w="1200"/>
+            <w:tcMar>
+              <w:top w:w="40" w:type="dxa"/>
+              <w:bottom w:w="40" w:type="dxa"/>
+              <w:left w:w="50" w:type="dxa"/>
+              <w:right w:w="50" w:type="dxa"/>
+            </w:tcMar>
+          </w:tcPr>
+          <w:p>
+            <w:pPr>
+              <w:jc w:val="center"/>
+            </w:pPr>
+            <w:r>
+              <w:rPr>
+                <w:rFonts w:ascii="Arial" w:hAnsi="Arial"/>
+                <w:sz w:val="16"/>
+              </w:rPr>
+              <w:t>{{ before_date }}</w:t>
+            </w:r>
+          </w:p>
+        </w:tc>
+        <w:tc>
+          <w:tcPr>
+            <w:tcW w:type="dxa" w:w="1200"/>
+            <w:tcMar>
+              <w:top w:w="40" w:type="dxa"/>
+              <w:bottom w:w="40" w:type="dxa"/>
+              <w:left w:w="50" w:type="dxa"/>
+              <w:right w:w="50" w:type="dxa"/>
+            </w:tcMar>
+          </w:tcPr>
+          <w:p>
+            <w:pPr>
+              <w:jc w:val="center"/>
+            </w:pPr>
+            <w:r>
+              <w:rPr>
+                <w:rFonts w:ascii="Arial" w:hAnsi="Arial"/>
+                <w:sz w:val="16"/>
+              </w:rPr>
+              <w:t>{{ bsc_surf_analyst_before }}</w:t>
+            </w:r>
+          </w:p>
+        </w:tc>
+        <w:tc>
+          <w:tcPr>
+            <w:tcW w:type="dxa" w:w="1200"/>
+            <w:tcMar>
+              <w:top w:w="40" w:type="dxa"/>
+              <w:bottom w:w="40" w:type="dxa"/>
+              <w:left w:w="50" w:type="dxa"/>
+              <w:right w:w="50" w:type="dxa"/>
+            </w:tcMar>
+          </w:tcPr>
+          <w:p>
+            <w:pPr>
+              <w:jc w:val="center"/>
+            </w:pPr>
+            <w:r>
+              <w:rPr>
+                <w:rFonts w:ascii="Arial" w:hAnsi="Arial"/>
+                <w:sz w:val="16"/>
+              </w:rPr>
+              <w:t>Date Before Testing</w:t>
+            </w:r>
+          </w:p>
+        </w:tc>
+        <w:tc>
+          <w:tcPr>
+            <w:tcW w:type="dxa" w:w="1200"/>
+            <w:tcMar>
+              <w:top w:w="40" w:type="dxa"/>
+              <w:bottom w:w="40" w:type="dxa"/>
+              <w:left w:w="50" w:type="dxa"/>
+              <w:right w:w="50" w:type="dxa"/>
+            </w:tcMar>
+          </w:tcPr>
+          <w:p>
+            <w:pPr>
+              <w:jc w:val="left"/>
+            </w:pPr>
+            <w:r>
+              <w:rPr>
+                <w:rFonts w:ascii="Arial" w:hAnsi="Arial"/>
+                <w:sz w:val="16"/>
+              </w:rPr>
+              <w:t>{{ bsc_surf_obs_before }}</w:t>
+            </w:r>
+          </w:p>
+        </w:tc>
+        <w:tc>
+          <w:tcPr>
+            <w:tcW w:type="dxa" w:w="1200"/>
+            <w:tcMar>
+              <w:top w:w="40" w:type="dxa"/>
+              <w:bottom w:w="40" w:type="dxa"/>
+              <w:left w:w="50" w:type="dxa"/>
+              <w:right w:w="50" w:type="dxa"/>
+            </w:tcMar>
+          </w:tcPr>
+          <w:p>
+            <w:pPr>
+              <w:jc w:val="left"/>
+            </w:pPr>
+            <w:r>
+              <w:rPr>
+                <w:rFonts w:ascii="Arial" w:hAnsi="Arial"/>
+                <w:sz w:val="16"/>
+              </w:rPr>
+              <w:t>{{ bsc_surf_etx_before }}</w:t>
+            </w:r>
+          </w:p>
+        </w:tc>
+        <w:tc>
+          <w:tcPr>
+            <w:tcW w:type="dxa" w:w="1200"/>
+            <w:tcMar>
+              <w:top w:w="40" w:type="dxa"/>
+              <w:bottom w:w="40" w:type="dxa"/>
+              <w:left w:w="50" w:type="dxa"/>
+              <w:right w:w="50" w:type="dxa"/>
+            </w:tcMar>
+          </w:tcPr>
+          <w:p>
+            <w:pPr>
+              <w:jc w:val="left"/>
+            </w:pPr>
+            <w:r>
+              <w:rPr>
+                <w:rFonts w:ascii="Arial" w:hAnsi="Arial"/>
+                <w:sz w:val="16"/>
+              </w:rPr>
+              <w:t>{{ bsc_surf_id_before }}</w:t>
+            </w:r>
+          </w:p>
+        </w:tc>
+        <w:tc>
+          <w:tcPr>
+            <w:tcW w:type="dxa" w:w="1200"/>
+            <w:tcMar>
+              <w:top w:w="40" w:type="dxa"/>
+              <w:bottom w:w="40" w:type="dxa"/>
+              <w:left w:w="50" w:type="dxa"/>
+              <w:right w:w="50" w:type="dxa"/>
+            </w:tcMar>
+          </w:tcPr>
+          <w:p>
+            <w:pPr>
+              <w:jc w:val="center"/>
+            </w:pPr>
+            <w:r>
+              <w:rPr>
+                <w:rFonts w:ascii="Arial" w:hAnsi="Arial"/>
+                <w:sz w:val="16"/>
+              </w:rPr>
+              <w:t>None</w:t>
+            </w:r>
+          </w:p>
+        </w:tc>
+      </w:tr>
+      <w:tr>
+        <w:tc>
+          <w:tcPr>
+            <w:tcW w:type="dxa" w:w="1200"/>
+            <w:tcMar>
+              <w:top w:w="40" w:type="dxa"/>
+              <w:bottom w:w="40" w:type="dxa"/>
+              <w:left w:w="50" w:type="dxa"/>
+              <w:right w:w="50" w:type="dxa"/>
+            </w:tcMar>
+          </w:tcPr>
+          <w:p>
+            <w:pPr>
+              <w:jc w:val="left"/>
+            </w:pPr>
+            <w:r>
+              <w:rPr>
+                <w:rFonts w:ascii="Arial" w:hAnsi="Arial"/>
+                <w:sz w:val="16"/>
+              </w:rPr>
+              <w:t>Surface Sampling of ISO 5 (4 locations)</w:t>
+            </w:r>
+          </w:p>
+        </w:tc>
+        <w:tc>
+          <w:tcPr>
+            <w:tcW w:type="dxa" w:w="1200"/>
+            <w:tcMar>
+              <w:top w:w="40" w:type="dxa"/>
+              <w:bottom w:w="40" w:type="dxa"/>
+              <w:left w:w="50" w:type="dxa"/>
+              <w:right w:w="50" w:type="dxa"/>
+            </w:tcMar>
+          </w:tcPr>
+          <w:p>
+            <w:pPr>
+              <w:jc w:val="center"/>
+            </w:pPr>
+            <w:r>
+              <w:rPr>
+                <w:rFonts w:ascii="Arial" w:hAnsi="Arial"/>
+                <w:sz w:val="16"/>
+              </w:rPr>
+              <w:t>Daily</w:t>
+            </w:r>
+          </w:p>
+        </w:tc>
+        <w:tc>
+          <w:tcPr>
+            <w:tcW w:type="dxa" w:w="1200"/>
+            <w:tcMar>
+              <w:top w:w="40" w:type="dxa"/>
+              <w:bottom w:w="40" w:type="dxa"/>
+              <w:left w:w="50" w:type="dxa"/>
+              <w:right w:w="50" w:type="dxa"/>
+            </w:tcMar>
+          </w:tcPr>
+          <w:p>
+            <w:pPr>
+              <w:jc w:val="center"/>
+            </w:pPr>
+            <w:r>
+              <w:rPr>
+                <w:rFonts w:ascii="Arial" w:hAnsi="Arial"/>
+                <w:sz w:val="16"/>
+              </w:rPr>
+              <w:t>{{ test_date }}</w:t>
+            </w:r>
+          </w:p>
+        </w:tc>
+        <w:tc>
+          <w:tcPr>
+            <w:tcW w:type="dxa" w:w="1200"/>
+            <w:tcMar>
+              <w:top w:w="40" w:type="dxa"/>
+              <w:bottom w:w="40" w:type="dxa"/>
+              <w:left w:w="50" w:type="dxa"/>
+              <w:right w:w="50" w:type="dxa"/>
+            </w:tcMar>
+          </w:tcPr>
+          <w:p>
+            <w:pPr>
+              <w:jc w:val="center"/>
+            </w:pPr>
+            <w:r>
+              <w:rPr>
+                <w:rFonts w:ascii="Arial" w:hAnsi="Arial"/>
+                <w:sz w:val="16"/>
+              </w:rPr>
+              <w:t>{{ bsc_surf_analyst_during }}</w:t>
+            </w:r>
+          </w:p>
+        </w:tc>
+        <w:tc>
+          <w:tcPr>
+            <w:tcW w:type="dxa" w:w="1200"/>
+            <w:tcMar>
+              <w:top w:w="40" w:type="dxa"/>
+              <w:bottom w:w="40" w:type="dxa"/>
+              <w:left w:w="50" w:type="dxa"/>
+              <w:right w:w="50" w:type="dxa"/>
+            </w:tcMar>
+          </w:tcPr>
+          <w:p>
+            <w:pPr>
+              <w:jc w:val="center"/>
+            </w:pPr>
+            <w:r>
+              <w:rPr>
+                <w:rFonts w:ascii="Arial" w:hAnsi="Arial"/>
+                <w:sz w:val="16"/>
+              </w:rPr>
+              <w:t>Date of Testing</w:t>
+            </w:r>
+          </w:p>
+        </w:tc>
+        <w:tc>
+          <w:tcPr>
+            <w:tcW w:type="dxa" w:w="1200"/>
+            <w:tcMar>
+              <w:top w:w="40" w:type="dxa"/>
+              <w:bottom w:w="40" w:type="dxa"/>
+              <w:left w:w="50" w:type="dxa"/>
+              <w:right w:w="50" w:type="dxa"/>
+            </w:tcMar>
+          </w:tcPr>
+          <w:p>
+            <w:pPr>
+              <w:jc w:val="left"/>
+            </w:pPr>
+            <w:r>
+              <w:rPr>
+                <w:rFonts w:ascii="Arial" w:hAnsi="Arial"/>
+                <w:sz w:val="16"/>
+              </w:rPr>
+              <w:t>{{ bsc_surf_obs_during }}</w:t>
+            </w:r>
+          </w:p>
+        </w:tc>
+        <w:tc>
+          <w:tcPr>
+            <w:tcW w:type="dxa" w:w="1200"/>
+            <w:tcMar>
+              <w:top w:w="40" w:type="dxa"/>
+              <w:bottom w:w="40" w:type="dxa"/>
+              <w:left w:w="50" w:type="dxa"/>
+              <w:right w:w="50" w:type="dxa"/>
+            </w:tcMar>
+          </w:tcPr>
+          <w:p>
+            <w:pPr>
+              <w:jc w:val="left"/>
+            </w:pPr>
+            <w:r>
+              <w:rPr>
+                <w:rFonts w:ascii="Arial" w:hAnsi="Arial"/>
+                <w:sz w:val="16"/>
+              </w:rPr>
+              <w:t>{{ bsc_surf_etx_during }}</w:t>
+            </w:r>
+          </w:p>
+        </w:tc>
+        <w:tc>
+          <w:tcPr>
+            <w:tcW w:type="dxa" w:w="1200"/>
+            <w:tcMar>
+              <w:top w:w="40" w:type="dxa"/>
+              <w:bottom w:w="40" w:type="dxa"/>
+              <w:left w:w="50" w:type="dxa"/>
+              <w:right w:w="50" w:type="dxa"/>
+            </w:tcMar>
+          </w:tcPr>
+          <w:p>
+            <w:pPr>
+              <w:jc w:val="left"/>
+            </w:pPr>
+            <w:r>
+              <w:rPr>
+                <w:rFonts w:ascii="Arial" w:hAnsi="Arial"/>
+                <w:sz w:val="16"/>
+              </w:rPr>
+              <w:t>{{ bsc_surf_id_during }}</w:t>
+            </w:r>
+          </w:p>
+        </w:tc>
+        <w:tc>
+          <w:tcPr>
+            <w:tcW w:type="dxa" w:w="1200"/>
+            <w:tcMar>
+              <w:top w:w="40" w:type="dxa"/>
+              <w:bottom w:w="40" w:type="dxa"/>
+              <w:left w:w="50" w:type="dxa"/>
+              <w:right w:w="50" w:type="dxa"/>
+            </w:tcMar>
+          </w:tcPr>
+          <w:p>
+            <w:pPr>
+              <w:jc w:val="center"/>
+            </w:pPr>
+            <w:r>
+              <w:rPr>
+                <w:rFonts w:ascii="Arial" w:hAnsi="Arial"/>
+                <w:sz w:val="16"/>
+              </w:rPr>
+              <w:t>None</w:t>
+            </w:r>
+          </w:p>
+        </w:tc>
+      </w:tr>
+      <w:tr>
+        <w:tc>
+          <w:tcPr>
+            <w:tcW w:type="dxa" w:w="1200"/>
+            <w:tcMar>
+              <w:top w:w="40" w:type="dxa"/>
+              <w:bottom w:w="40" w:type="dxa"/>
+              <w:left w:w="50" w:type="dxa"/>
+              <w:right w:w="50" w:type="dxa"/>
+            </w:tcMar>
+          </w:tcPr>
+          <w:p>
+            <w:pPr>
+              <w:jc w:val="left"/>
+            </w:pPr>
+            <w:r>
+              <w:rPr>
+                <w:rFonts w:ascii="Arial" w:hAnsi="Arial"/>
+                <w:sz w:val="16"/>
+              </w:rPr>
+              <w:t>Surface Sampling of ISO 5 (4 locations)</w:t>
+            </w:r>
+          </w:p>
+        </w:tc>
+        <w:tc>
+          <w:tcPr>
+            <w:tcW w:type="dxa" w:w="1200"/>
+            <w:tcMar>
+              <w:top w:w="40" w:type="dxa"/>
+              <w:bottom w:w="40" w:type="dxa"/>
+              <w:left w:w="50" w:type="dxa"/>
+              <w:right w:w="50" w:type="dxa"/>
+            </w:tcMar>
+          </w:tcPr>
+          <w:p>
+            <w:pPr>
+              <w:jc w:val="center"/>
+            </w:pPr>
+            <w:r>
+              <w:rPr>
+                <w:rFonts w:ascii="Arial" w:hAnsi="Arial"/>
+                <w:sz w:val="16"/>
+              </w:rPr>
+              <w:t>Daily</w:t>
+            </w:r>
+          </w:p>
+        </w:tc>
+        <w:tc>
+          <w:tcPr>
+            <w:tcW w:type="dxa" w:w="1200"/>
+            <w:tcMar>
+              <w:top w:w="40" w:type="dxa"/>
+              <w:bottom w:w="40" w:type="dxa"/>
+              <w:left w:w="50" w:type="dxa"/>
+              <w:right w:w="50" w:type="dxa"/>
+            </w:tcMar>
+          </w:tcPr>
+          <w:p>
+            <w:pPr>
+              <w:jc w:val="center"/>
+            </w:pPr>
+            <w:r>
+              <w:rPr>
+                <w:rFonts w:ascii="Arial" w:hAnsi="Arial"/>
+                <w:sz w:val="16"/>
+              </w:rPr>
+              <w:t>{{ after_date }}</w:t>
+            </w:r>
+          </w:p>
+        </w:tc>
+        <w:tc>
+          <w:tcPr>
+            <w:tcW w:type="dxa" w:w="1200"/>
+            <w:tcMar>
+              <w:top w:w="40" w:type="dxa"/>
+              <w:bottom w:w="40" w:type="dxa"/>
+              <w:left w:w="50" w:type="dxa"/>
+              <w:right w:w="50" w:type="dxa"/>
+            </w:tcMar>
+          </w:tcPr>
+          <w:p>
+            <w:pPr>
+              <w:jc w:val="center"/>
+            </w:pPr>
+            <w:r>
+              <w:rPr>
+                <w:rFonts w:ascii="Arial" w:hAnsi="Arial"/>
+                <w:sz w:val="16"/>
+              </w:rPr>
+              <w:t>{{ bsc_surf_analyst_after }}</w:t>
+            </w:r>
+          </w:p>
+        </w:tc>
+        <w:tc>
+          <w:tcPr>
+            <w:tcW w:type="dxa" w:w="1200"/>
+            <w:tcMar>
+              <w:top w:w="40" w:type="dxa"/>
+              <w:bottom w:w="40" w:type="dxa"/>
+              <w:left w:w="50" w:type="dxa"/>
+              <w:right w:w="50" w:type="dxa"/>
+            </w:tcMar>
+          </w:tcPr>
+          <w:p>
+            <w:pPr>
+              <w:jc w:val="center"/>
+            </w:pPr>
+            <w:r>
+              <w:rPr>
+                <w:rFonts w:ascii="Arial" w:hAnsi="Arial"/>
+                <w:sz w:val="16"/>
+              </w:rPr>
+              <w:t>Date After Testing</w:t>
+            </w:r>
+          </w:p>
+        </w:tc>
+        <w:tc>
+          <w:tcPr>
+            <w:tcW w:type="dxa" w:w="1200"/>
+            <w:tcMar>
+              <w:top w:w="40" w:type="dxa"/>
+              <w:bottom w:w="40" w:type="dxa"/>
+              <w:left w:w="50" w:type="dxa"/>
+              <w:right w:w="50" w:type="dxa"/>
+            </w:tcMar>
+          </w:tcPr>
+          <w:p>
+            <w:pPr>
+              <w:jc w:val="left"/>
+            </w:pPr>
+            <w:r>
+              <w:rPr>
+                <w:rFonts w:ascii="Arial" w:hAnsi="Arial"/>
+                <w:sz w:val="16"/>
+              </w:rPr>
+              <w:t>{{ bsc_surf_obs_after }}</w:t>
+            </w:r>
+          </w:p>
+        </w:tc>
+        <w:tc>
+          <w:tcPr>
+            <w:tcW w:type="dxa" w:w="1200"/>
+            <w:tcMar>
+              <w:top w:w="40" w:type="dxa"/>
+              <w:bottom w:w="40" w:type="dxa"/>
+              <w:left w:w="50" w:type="dxa"/>
+              <w:right w:w="50" w:type="dxa"/>
+            </w:tcMar>
+          </w:tcPr>
+          <w:p>
+            <w:pPr>
+              <w:jc w:val="left"/>
+            </w:pPr>
+            <w:r>
+              <w:rPr>
+                <w:rFonts w:ascii="Arial" w:hAnsi="Arial"/>
+                <w:sz w:val="16"/>
+              </w:rPr>
+              <w:t>{{ bsc_surf_etx_after }}</w:t>
+            </w:r>
+          </w:p>
+        </w:tc>
+        <w:tc>
+          <w:tcPr>
+            <w:tcW w:type="dxa" w:w="1200"/>
+            <w:tcMar>
+              <w:top w:w="40" w:type="dxa"/>
+              <w:bottom w:w="40" w:type="dxa"/>
+              <w:left w:w="50" w:type="dxa"/>
+              <w:right w:w="50" w:type="dxa"/>
+            </w:tcMar>
+          </w:tcPr>
+          <w:p>
+            <w:pPr>
+              <w:jc w:val="left"/>
+            </w:pPr>
+            <w:r>
+              <w:rPr>
+                <w:rFonts w:ascii="Arial" w:hAnsi="Arial"/>
+                <w:sz w:val="16"/>
+              </w:rPr>
+              <w:t>{{ bsc_surf_id_after }}</w:t>
+            </w:r>
+          </w:p>
+        </w:tc>
+        <w:tc>
+          <w:tcPr>
+            <w:tcW w:type="dxa" w:w="1200"/>
+            <w:tcMar>
+              <w:top w:w="40" w:type="dxa"/>
+              <w:bottom w:w="40" w:type="dxa"/>
+              <w:left w:w="50" w:type="dxa"/>
+              <w:right w:w="50" w:type="dxa"/>
+            </w:tcMar>
+          </w:tcPr>
+          <w:p>
+            <w:pPr>
+              <w:jc w:val="center"/>
+            </w:pPr>
+            <w:r>
+              <w:rPr>
+                <w:rFonts w:ascii="Arial" w:hAnsi="Arial"/>
+                <w:sz w:val="16"/>
+              </w:rPr>
+              <w:t>None</w:t>
+            </w:r>
+          </w:p>
+        </w:tc>
+      </w:tr>
+      <w:tr>
+        <w:tc>
+          <w:tcPr>
+            <w:tcW w:type="dxa" w:w="1200"/>
+            <w:tcMar>
+              <w:top w:w="40" w:type="dxa"/>
+              <w:bottom w:w="40" w:type="dxa"/>
+              <w:left w:w="50" w:type="dxa"/>
+              <w:right w:w="50" w:type="dxa"/>
+            </w:tcMar>
+          </w:tcPr>
+          <w:p>
+            <w:pPr>
+              <w:jc w:val="left"/>
+            </w:pPr>
+            <w:r>
+              <w:rPr>
+                <w:rFonts w:ascii="Arial" w:hAnsi="Arial"/>
+                <w:sz w:val="16"/>
+              </w:rPr>
+              <w:t>Settling Sampling of ISO 5 (2 locations)</w:t>
+            </w:r>
+          </w:p>
+        </w:tc>
+        <w:tc>
+          <w:tcPr>
+            <w:tcW w:type="dxa" w:w="1200"/>
+            <w:tcMar>
+              <w:top w:w="40" w:type="dxa"/>
+              <w:bottom w:w="40" w:type="dxa"/>
+              <w:left w:w="50" w:type="dxa"/>
+              <w:right w:w="50" w:type="dxa"/>
+            </w:tcMar>
+          </w:tcPr>
+          <w:p>
+            <w:pPr>
+              <w:jc w:val="center"/>
+            </w:pPr>
+            <w:r>
+              <w:rPr>
+                <w:rFonts w:ascii="Arial" w:hAnsi="Arial"/>
+                <w:sz w:val="16"/>
+              </w:rPr>
+              <w:t>Daily</w:t>
+            </w:r>
+          </w:p>
+        </w:tc>
+        <w:tc>
+          <w:tcPr>
+            <w:tcW w:type="dxa" w:w="1200"/>
+            <w:tcMar>
+              <w:top w:w="40" w:type="dxa"/>
+              <w:bottom w:w="40" w:type="dxa"/>
+              <w:left w:w="50" w:type="dxa"/>
+              <w:right w:w="50" w:type="dxa"/>
+            </w:tcMar>
+          </w:tcPr>
+          <w:p>
+            <w:pPr>
+              <w:jc w:val="center"/>
+            </w:pPr>
+            <w:r>
+              <w:rPr>
+                <w:rFonts w:ascii="Arial" w:hAnsi="Arial"/>
+                <w:sz w:val="16"/>
+              </w:rPr>
+              <w:t>{{ before_date }}</w:t>
+            </w:r>
+          </w:p>
+        </w:tc>
+        <w:tc>
+          <w:tcPr>
+            <w:tcW w:type="dxa" w:w="1200"/>
+            <w:tcMar>
+              <w:top w:w="40" w:type="dxa"/>
+              <w:bottom w:w="40" w:type="dxa"/>
+              <w:left w:w="50" w:type="dxa"/>
+              <w:right w:w="50" w:type="dxa"/>
+            </w:tcMar>
+          </w:tcPr>
+          <w:p>
+            <w:pPr>
+              <w:jc w:val="center"/>
+            </w:pPr>
+            <w:r>
+              <w:rPr>
+                <w:rFonts w:ascii="Arial" w:hAnsi="Arial"/>
+                <w:sz w:val="16"/>
+              </w:rPr>
+              <w:t>{{ bsc_sett_analyst_before }}</w:t>
+            </w:r>
+          </w:p>
+        </w:tc>
+        <w:tc>
+          <w:tcPr>
+            <w:tcW w:type="dxa" w:w="1200"/>
+            <w:tcMar>
+              <w:top w:w="40" w:type="dxa"/>
+              <w:bottom w:w="40" w:type="dxa"/>
+              <w:left w:w="50" w:type="dxa"/>
+              <w:right w:w="50" w:type="dxa"/>
+            </w:tcMar>
+          </w:tcPr>
+          <w:p>
+            <w:pPr>
+              <w:jc w:val="center"/>
+            </w:pPr>
+            <w:r>
+              <w:rPr>
+                <w:rFonts w:ascii="Arial" w:hAnsi="Arial"/>
+                <w:sz w:val="16"/>
+              </w:rPr>
+              <w:t>Date Before Testing</w:t>
+            </w:r>
+          </w:p>
+        </w:tc>
+        <w:tc>
+          <w:tcPr>
+            <w:tcW w:type="dxa" w:w="1200"/>
+            <w:tcMar>
+              <w:top w:w="40" w:type="dxa"/>
+              <w:bottom w:w="40" w:type="dxa"/>
+              <w:left w:w="50" w:type="dxa"/>
+              <w:right w:w="50" w:type="dxa"/>
+            </w:tcMar>
+          </w:tcPr>
+          <w:p>
+            <w:pPr>
+              <w:jc w:val="left"/>
+            </w:pPr>
+            <w:r>
+              <w:rPr>
+                <w:rFonts w:ascii="Arial" w:hAnsi="Arial"/>
+                <w:sz w:val="16"/>
+              </w:rPr>
+              <w:t>{{ bsc_sett_obs_before }}</w:t>
+            </w:r>
+          </w:p>
+        </w:tc>
+        <w:tc>
+          <w:tcPr>
+            <w:tcW w:type="dxa" w:w="1200"/>
+            <w:tcMar>
+              <w:top w:w="40" w:type="dxa"/>
+              <w:bottom w:w="40" w:type="dxa"/>
+              <w:left w:w="50" w:type="dxa"/>
+              <w:right w:w="50" w:type="dxa"/>
+            </w:tcMar>
+          </w:tcPr>
+          <w:p>
+            <w:pPr>
+              <w:jc w:val="left"/>
+            </w:pPr>
+            <w:r>
+              <w:rPr>
+                <w:rFonts w:ascii="Arial" w:hAnsi="Arial"/>
+                <w:sz w:val="16"/>
+              </w:rPr>
+              <w:t>{{ bsc_sett_etx_before }}</w:t>
+            </w:r>
+          </w:p>
+        </w:tc>
+        <w:tc>
+          <w:tcPr>
+            <w:tcW w:type="dxa" w:w="1200"/>
+            <w:tcMar>
+              <w:top w:w="40" w:type="dxa"/>
+              <w:bottom w:w="40" w:type="dxa"/>
+              <w:left w:w="50" w:type="dxa"/>
+              <w:right w:w="50" w:type="dxa"/>
+            </w:tcMar>
+          </w:tcPr>
+          <w:p>
+            <w:pPr>
+              <w:jc w:val="left"/>
+            </w:pPr>
+            <w:r>
+              <w:rPr>
+                <w:rFonts w:ascii="Arial" w:hAnsi="Arial"/>
+                <w:sz w:val="16"/>
+              </w:rPr>
+              <w:t>{{ bsc_sett_id_before }}</w:t>
+            </w:r>
+          </w:p>
+        </w:tc>
+        <w:tc>
+          <w:tcPr>
+            <w:tcW w:type="dxa" w:w="1200"/>
+            <w:tcMar>
+              <w:top w:w="40" w:type="dxa"/>
+              <w:bottom w:w="40" w:type="dxa"/>
+              <w:left w:w="50" w:type="dxa"/>
+              <w:right w:w="50" w:type="dxa"/>
+            </w:tcMar>
+          </w:tcPr>
+          <w:p>
+            <w:pPr>
+              <w:jc w:val="center"/>
+            </w:pPr>
+            <w:r>
+              <w:rPr>
+                <w:rFonts w:ascii="Arial" w:hAnsi="Arial"/>
+                <w:sz w:val="16"/>
+              </w:rPr>
+              <w:t>None</w:t>
+            </w:r>
+          </w:p>
+        </w:tc>
+      </w:tr>
+      <w:tr>
+        <w:tc>
+          <w:tcPr>
+            <w:tcW w:type="dxa" w:w="1200"/>
+            <w:tcMar>
+              <w:top w:w="40" w:type="dxa"/>
+              <w:bottom w:w="40" w:type="dxa"/>
+              <w:left w:w="50" w:type="dxa"/>
+              <w:right w:w="50" w:type="dxa"/>
+            </w:tcMar>
+          </w:tcPr>
+          <w:p>
+            <w:pPr>
+              <w:jc w:val="left"/>
+            </w:pPr>
+            <w:r>
+              <w:rPr>
+                <w:rFonts w:ascii="Arial" w:hAnsi="Arial"/>
+                <w:sz w:val="16"/>
+              </w:rPr>
+              <w:t>Settling Sampling of ISO 5 (2 locations)</w:t>
+            </w:r>
+          </w:p>
+        </w:tc>
+        <w:tc>
+          <w:tcPr>
+            <w:tcW w:type="dxa" w:w="1200"/>
+            <w:tcMar>
+              <w:top w:w="40" w:type="dxa"/>
+              <w:bottom w:w="40" w:type="dxa"/>
+              <w:left w:w="50" w:type="dxa"/>
+              <w:right w:w="50" w:type="dxa"/>
+            </w:tcMar>
+          </w:tcPr>
+          <w:p>
+            <w:pPr>
+              <w:jc w:val="center"/>
+            </w:pPr>
+            <w:r>
+              <w:rPr>
+                <w:rFonts w:ascii="Arial" w:hAnsi="Arial"/>
+                <w:sz w:val="16"/>
+              </w:rPr>
+              <w:t>Daily</w:t>
+            </w:r>
+          </w:p>
+        </w:tc>
+        <w:tc>
+          <w:tcPr>
+            <w:tcW w:type="dxa" w:w="1200"/>
+            <w:tcMar>
+              <w:top w:w="40" w:type="dxa"/>
+              <w:bottom w:w="40" w:type="dxa"/>
+              <w:left w:w="50" w:type="dxa"/>
+              <w:right w:w="50" w:type="dxa"/>
+            </w:tcMar>
+          </w:tcPr>
+          <w:p>
+            <w:pPr>
+              <w:jc w:val="center"/>
+            </w:pPr>
+            <w:r>
+              <w:rPr>
+                <w:rFonts w:ascii="Arial" w:hAnsi="Arial"/>
+                <w:sz w:val="16"/>
+              </w:rPr>
+              <w:t>{{ test_date }}</w:t>
+            </w:r>
+          </w:p>
+        </w:tc>
+        <w:tc>
+          <w:tcPr>
+            <w:tcW w:type="dxa" w:w="1200"/>
+            <w:tcMar>
+              <w:top w:w="40" w:type="dxa"/>
+              <w:bottom w:w="40" w:type="dxa"/>
+              <w:left w:w="50" w:type="dxa"/>
+              <w:right w:w="50" w:type="dxa"/>
+            </w:tcMar>
+          </w:tcPr>
+          <w:p>
+            <w:pPr>
+              <w:jc w:val="center"/>
+            </w:pPr>
+            <w:r>
+              <w:rPr>
+                <w:rFonts w:ascii="Arial" w:hAnsi="Arial"/>
+                <w:sz w:val="16"/>
+              </w:rPr>
+              <w:t>{{ bsc_sett_analyst_during }}</w:t>
+            </w:r>
+          </w:p>
+        </w:tc>
+        <w:tc>
+          <w:tcPr>
+            <w:tcW w:type="dxa" w:w="1200"/>
+            <w:tcMar>
+              <w:top w:w="40" w:type="dxa"/>
+              <w:bottom w:w="40" w:type="dxa"/>
+              <w:left w:w="50" w:type="dxa"/>
+              <w:right w:w="50" w:type="dxa"/>
+            </w:tcMar>
+          </w:tcPr>
+          <w:p>
+            <w:pPr>
+              <w:jc w:val="center"/>
+            </w:pPr>
+            <w:r>
+              <w:rPr>
+                <w:rFonts w:ascii="Arial" w:hAnsi="Arial"/>
+                <w:sz w:val="16"/>
+              </w:rPr>
+              <w:t>Date of Testing</w:t>
+            </w:r>
+          </w:p>
+        </w:tc>
+        <w:tc>
+          <w:tcPr>
+            <w:tcW w:type="dxa" w:w="1200"/>
+            <w:tcMar>
+              <w:top w:w="40" w:type="dxa"/>
+              <w:bottom w:w="40" w:type="dxa"/>
+              <w:left w:w="50" w:type="dxa"/>
+              <w:right w:w="50" w:type="dxa"/>
+            </w:tcMar>
+          </w:tcPr>
+          <w:p>
+            <w:pPr>
+              <w:jc w:val="left"/>
+            </w:pPr>
+            <w:r>
+              <w:rPr>
+                <w:rFonts w:ascii="Arial" w:hAnsi="Arial"/>
+                <w:sz w:val="16"/>
+              </w:rPr>
+              <w:t>{{ bsc_sett_obs_during }}</w:t>
+            </w:r>
+          </w:p>
+        </w:tc>
+        <w:tc>
+          <w:tcPr>
+            <w:tcW w:type="dxa" w:w="1200"/>
+            <w:tcMar>
+              <w:top w:w="40" w:type="dxa"/>
+              <w:bottom w:w="40" w:type="dxa"/>
+              <w:left w:w="50" w:type="dxa"/>
+              <w:right w:w="50" w:type="dxa"/>
+            </w:tcMar>
+          </w:tcPr>
+          <w:p>
+            <w:pPr>
+              <w:jc w:val="left"/>
+            </w:pPr>
+            <w:r>
+              <w:rPr>
+                <w:rFonts w:ascii="Arial" w:hAnsi="Arial"/>
+                <w:sz w:val="16"/>
+              </w:rPr>
+              <w:t>{{ bsc_sett_etx_during }}</w:t>
+            </w:r>
+          </w:p>
+        </w:tc>
+        <w:tc>
+          <w:tcPr>
+            <w:tcW w:type="dxa" w:w="1200"/>
+            <w:tcMar>
+              <w:top w:w="40" w:type="dxa"/>
+              <w:bottom w:w="40" w:type="dxa"/>
+              <w:left w:w="50" w:type="dxa"/>
+              <w:right w:w="50" w:type="dxa"/>
+            </w:tcMar>
+          </w:tcPr>
+          <w:p>
+            <w:pPr>
+              <w:jc w:val="left"/>
+            </w:pPr>
+            <w:r>
+              <w:rPr>
+                <w:rFonts w:ascii="Arial" w:hAnsi="Arial"/>
+                <w:sz w:val="16"/>
+              </w:rPr>
+              <w:t>{{ bsc_sett_id_during }}</w:t>
+            </w:r>
+          </w:p>
+        </w:tc>
+        <w:tc>
+          <w:tcPr>
+            <w:tcW w:type="dxa" w:w="1200"/>
+            <w:tcMar>
+              <w:top w:w="40" w:type="dxa"/>
+              <w:bottom w:w="40" w:type="dxa"/>
+              <w:left w:w="50" w:type="dxa"/>
+              <w:right w:w="50" w:type="dxa"/>
+            </w:tcMar>
+          </w:tcPr>
+          <w:p>
+            <w:pPr>
+              <w:jc w:val="center"/>
+            </w:pPr>
+            <w:r>
+              <w:rPr>
+                <w:rFonts w:ascii="Arial" w:hAnsi="Arial"/>
+                <w:sz w:val="16"/>
+              </w:rPr>
+              <w:t>None</w:t>
+            </w:r>
+          </w:p>
+        </w:tc>
+      </w:tr>
+      <w:tr>
+        <w:tc>
+          <w:tcPr>
+            <w:tcW w:type="dxa" w:w="1200"/>
+            <w:tcMar>
+              <w:top w:w="40" w:type="dxa"/>
+              <w:bottom w:w="40" w:type="dxa"/>
+              <w:left w:w="50" w:type="dxa"/>
+              <w:right w:w="50" w:type="dxa"/>
+            </w:tcMar>
+          </w:tcPr>
+          <w:p>
+            <w:pPr>
+              <w:jc w:val="left"/>
+            </w:pPr>
+            <w:r>
+              <w:rPr>
+                <w:rFonts w:ascii="Arial" w:hAnsi="Arial"/>
+                <w:sz w:val="16"/>
+              </w:rPr>
+              <w:t>Settling Sampling of ISO 5 (2 locations)</w:t>
+            </w:r>
+          </w:p>
+        </w:tc>
+        <w:tc>
+          <w:tcPr>
+            <w:tcW w:type="dxa" w:w="1200"/>
+            <w:tcMar>
+              <w:top w:w="40" w:type="dxa"/>
+              <w:bottom w:w="40" w:type="dxa"/>
+              <w:left w:w="50" w:type="dxa"/>
+              <w:right w:w="50" w:type="dxa"/>
+            </w:tcMar>
+          </w:tcPr>
+          <w:p>
+            <w:pPr>
+              <w:jc w:val="center"/>
+            </w:pPr>
+            <w:r>
+              <w:rPr>
+                <w:rFonts w:ascii="Arial" w:hAnsi="Arial"/>
+                <w:sz w:val="16"/>
+              </w:rPr>
+              <w:t>Daily</w:t>
+            </w:r>
+          </w:p>
+        </w:tc>
+        <w:tc>
+          <w:tcPr>
+            <w:tcW w:type="dxa" w:w="1200"/>
+            <w:tcMar>
+              <w:top w:w="40" w:type="dxa"/>
+              <w:bottom w:w="40" w:type="dxa"/>
+              <w:left w:w="50" w:type="dxa"/>
+              <w:right w:w="50" w:type="dxa"/>
+            </w:tcMar>
+          </w:tcPr>
+          <w:p>
+            <w:pPr>
+              <w:jc w:val="center"/>
+            </w:pPr>
+            <w:r>
+              <w:rPr>
+                <w:rFonts w:ascii="Arial" w:hAnsi="Arial"/>
+                <w:sz w:val="16"/>
+              </w:rPr>
+              <w:t>{{ after_date }}</w:t>
+            </w:r>
+          </w:p>
+        </w:tc>
+        <w:tc>
+          <w:tcPr>
+            <w:tcW w:type="dxa" w:w="1200"/>
+            <w:tcMar>
+              <w:top w:w="40" w:type="dxa"/>
+              <w:bottom w:w="40" w:type="dxa"/>
+              <w:left w:w="50" w:type="dxa"/>
+              <w:right w:w="50" w:type="dxa"/>
+            </w:tcMar>
+          </w:tcPr>
+          <w:p>
+            <w:pPr>
+              <w:jc w:val="center"/>
+            </w:pPr>
+            <w:r>
+              <w:rPr>
+                <w:rFonts w:ascii="Arial" w:hAnsi="Arial"/>
+                <w:sz w:val="16"/>
+              </w:rPr>
+              <w:t>{{ bsc_sett_analyst_after }}</w:t>
+            </w:r>
+          </w:p>
+        </w:tc>
+        <w:tc>
+          <w:tcPr>
+            <w:tcW w:type="dxa" w:w="1200"/>
+            <w:tcMar>
+              <w:top w:w="40" w:type="dxa"/>
+              <w:bottom w:w="40" w:type="dxa"/>
+              <w:left w:w="50" w:type="dxa"/>
+              <w:right w:w="50" w:type="dxa"/>
+            </w:tcMar>
+          </w:tcPr>
+          <w:p>
+            <w:pPr>
+              <w:jc w:val="center"/>
+            </w:pPr>
+            <w:r>
+              <w:rPr>
+                <w:rFonts w:ascii="Arial" w:hAnsi="Arial"/>
+                <w:sz w:val="16"/>
+              </w:rPr>
+              <w:t>Date After Testing</w:t>
+            </w:r>
+          </w:p>
+        </w:tc>
+        <w:tc>
+          <w:tcPr>
+            <w:tcW w:type="dxa" w:w="1200"/>
+            <w:tcMar>
+              <w:top w:w="40" w:type="dxa"/>
+              <w:bottom w:w="40" w:type="dxa"/>
+              <w:left w:w="50" w:type="dxa"/>
+              <w:right w:w="50" w:type="dxa"/>
+            </w:tcMar>
+          </w:tcPr>
+          <w:p>
+            <w:pPr>
+              <w:jc w:val="left"/>
+            </w:pPr>
+            <w:r>
+              <w:rPr>
+                <w:rFonts w:ascii="Arial" w:hAnsi="Arial"/>
+                <w:sz w:val="16"/>
+              </w:rPr>
+              <w:t>{{ bsc_sett_obs_after }}</w:t>
+            </w:r>
+          </w:p>
+        </w:tc>
+        <w:tc>
+          <w:tcPr>
+            <w:tcW w:type="dxa" w:w="1200"/>
+            <w:tcMar>
+              <w:top w:w="40" w:type="dxa"/>
+              <w:bottom w:w="40" w:type="dxa"/>
+              <w:left w:w="50" w:type="dxa"/>
+              <w:right w:w="50" w:type="dxa"/>
+            </w:tcMar>
+          </w:tcPr>
+          <w:p>
+            <w:pPr>
+              <w:jc w:val="left"/>
+            </w:pPr>
+            <w:r>
+              <w:rPr>
+                <w:rFonts w:ascii="Arial" w:hAnsi="Arial"/>
+                <w:sz w:val="16"/>
+              </w:rPr>
+              <w:t>{{ bsc_sett_etx_after }}</w:t>
+            </w:r>
+          </w:p>
+        </w:tc>
+        <w:tc>
+          <w:tcPr>
+            <w:tcW w:type="dxa" w:w="1200"/>
+            <w:tcMar>
+              <w:top w:w="40" w:type="dxa"/>
+              <w:bottom w:w="40" w:type="dxa"/>
+              <w:left w:w="50" w:type="dxa"/>
+              <w:right w:w="50" w:type="dxa"/>
+            </w:tcMar>
+          </w:tcPr>
+          <w:p>
+            <w:pPr>
+              <w:jc w:val="left"/>
+            </w:pPr>
+            <w:r>
+              <w:rPr>
+                <w:rFonts w:ascii="Arial" w:hAnsi="Arial"/>
+                <w:sz w:val="16"/>
+              </w:rPr>
+              <w:t>{{ bsc_sett_id_after }}</w:t>
+            </w:r>
+          </w:p>
+        </w:tc>
+        <w:tc>
+          <w:tcPr>
+            <w:tcW w:type="dxa" w:w="1200"/>
+            <w:tcMar>
+              <w:top w:w="40" w:type="dxa"/>
+              <w:bottom w:w="40" w:type="dxa"/>
+              <w:left w:w="50" w:type="dxa"/>
+              <w:right w:w="50" w:type="dxa"/>
+            </w:tcMar>
+          </w:tcPr>
+          <w:p>
+            <w:pPr>
+              <w:jc w:val="center"/>
+            </w:pPr>
+            <w:r>
+              <w:rPr>
+                <w:rFonts w:ascii="Arial" w:hAnsi="Arial"/>
+                <w:sz w:val="16"/>
+              </w:rPr>
+              <w:t>None</w:t>
+            </w:r>
+          </w:p>
+        </w:tc>
+      </w:tr>
+      <w:tr>
+        <w:tc>
+          <w:tcPr>
+            <w:tcW w:type="dxa" w:w="10800"/>
+            <w:gridSpan w:val="9"/>
+            <w:shd w:fill="F2F2F2"/>
+            <w:tcMar>
+              <w:top w:w="40" w:type="dxa"/>
+              <w:bottom w:w="40" w:type="dxa"/>
+              <w:left w:w="60" w:type="dxa"/>
+              <w:right w:w="60" w:type="dxa"/>
+            </w:tcMar>
+          </w:tcPr>
+          <w:p>
+            <w:pPr>
+              <w:jc w:val="left"/>
+            </w:pPr>
+            <w:r>
+              <w:rPr>
+                <w:rFonts w:ascii="Arial" w:hAnsi="Arial"/>
+                <w:b/>
+                <w:sz w:val="16"/>
+              </w:rPr>
+              <w:t>Weekly Active Air Sampling Bracketing</w:t>
+            </w:r>
+          </w:p>
+        </w:tc>
+      </w:tr>
+      <w:tr>
+        <w:tc>
+          <w:tcPr>
+            <w:tcW w:type="dxa" w:w="1200"/>
+            <w:tcMar>
+              <w:top w:w="40" w:type="dxa"/>
+              <w:bottom w:w="40" w:type="dxa"/>
+              <w:left w:w="50" w:type="dxa"/>
+              <w:right w:w="50" w:type="dxa"/>
+            </w:tcMar>
+          </w:tcPr>
+          <w:p>
+            <w:pPr>
+              <w:jc w:val="left"/>
+            </w:pPr>
+            <w:r>
+              <w:rPr>
+                <w:rFonts w:ascii="Arial" w:hAnsi="Arial"/>
+                <w:sz w:val="16"/>
+              </w:rPr>
+              <w:t>Active Air Sampling of Cleanrooms</w:t>
+            </w:r>
+          </w:p>
+        </w:tc>
+        <w:tc>
+          <w:tcPr>
+            <w:tcW w:type="dxa" w:w="1200"/>
+            <w:tcMar>
+              <w:top w:w="40" w:type="dxa"/>
+              <w:bottom w:w="40" w:type="dxa"/>
+              <w:left w:w="50" w:type="dxa"/>
+              <w:right w:w="50" w:type="dxa"/>
+            </w:tcMar>
+          </w:tcPr>
+          <w:p>
+            <w:pPr>
+              <w:jc w:val="center"/>
+            </w:pPr>
+            <w:r>
+              <w:rPr>
+                <w:rFonts w:ascii="Arial" w:hAnsi="Arial"/>
+                <w:sz w:val="16"/>
+              </w:rPr>
+              <w:t>Weekly</w:t>
+            </w:r>
+          </w:p>
+        </w:tc>
+        <w:tc>
+          <w:tcPr>
+            <w:tcW w:type="dxa" w:w="1200"/>
+            <w:tcMar>
+              <w:top w:w="40" w:type="dxa"/>
+              <w:bottom w:w="40" w:type="dxa"/>
+              <w:left w:w="50" w:type="dxa"/>
+              <w:right w:w="50" w:type="dxa"/>
+            </w:tcMar>
+          </w:tcPr>
+          <w:p>
+            <w:pPr>
+              <w:jc w:val="center"/>
+            </w:pPr>
+            <w:r>
+              <w:rPr>
+                <w:rFonts w:ascii="Arial" w:hAnsi="Arial"/>
+                <w:sz w:val="16"/>
+              </w:rPr>
+              <w:t>{{ date_of_weekly_air }}</w:t>
+            </w:r>
+          </w:p>
+        </w:tc>
+        <w:tc>
+          <w:tcPr>
+            <w:tcW w:type="dxa" w:w="1200"/>
+            <w:tcMar>
+              <w:top w:w="40" w:type="dxa"/>
+              <w:bottom w:w="40" w:type="dxa"/>
+              <w:left w:w="50" w:type="dxa"/>
+              <w:right w:w="50" w:type="dxa"/>
+            </w:tcMar>
+          </w:tcPr>
+          <w:p>
+            <w:pPr>
+              <w:jc w:val="center"/>
+            </w:pPr>
+            <w:r>
+              <w:rPr>
+                <w:rFonts w:ascii="Arial" w:hAnsi="Arial"/>
+                <w:sz w:val="16"/>
+              </w:rPr>
+              <w:t>{{ weekly_air_analyst }}</w:t>
+            </w:r>
+          </w:p>
+        </w:tc>
+        <w:tc>
+          <w:tcPr>
+            <w:tcW w:type="dxa" w:w="1200"/>
+            <w:tcMar>
+              <w:top w:w="40" w:type="dxa"/>
+              <w:bottom w:w="40" w:type="dxa"/>
+              <w:left w:w="50" w:type="dxa"/>
+              <w:right w:w="50" w:type="dxa"/>
+            </w:tcMar>
+          </w:tcPr>
+          <w:p>
+            <w:pPr>
+              <w:jc w:val="center"/>
+            </w:pPr>
+            <w:r>
+              <w:rPr>
+                <w:rFonts w:ascii="Arial" w:hAnsi="Arial"/>
+                <w:sz w:val="16"/>
+              </w:rPr>
+              <w:t>Week (On or After Testing Date)</w:t>
+            </w:r>
+          </w:p>
+        </w:tc>
+        <w:tc>
+          <w:tcPr>
+            <w:tcW w:type="dxa" w:w="1200"/>
+            <w:tcMar>
+              <w:top w:w="40" w:type="dxa"/>
+              <w:bottom w:w="40" w:type="dxa"/>
+              <w:left w:w="50" w:type="dxa"/>
+              <w:right w:w="50" w:type="dxa"/>
+            </w:tcMar>
+          </w:tcPr>
+          <w:p>
+            <w:pPr>
+              <w:jc w:val="left"/>
+            </w:pPr>
+            <w:r>
+              <w:rPr>
+                <w:rFonts w:ascii="Arial" w:hAnsi="Arial"/>
+                <w:sz w:val="16"/>
+              </w:rPr>
+              <w:t>{{ air_obs }}</w:t>
+            </w:r>
+          </w:p>
+        </w:tc>
+        <w:tc>
+          <w:tcPr>
+            <w:tcW w:type="dxa" w:w="1200"/>
+            <w:tcMar>
+              <w:top w:w="40" w:type="dxa"/>
+              <w:bottom w:w="40" w:type="dxa"/>
+              <w:left w:w="50" w:type="dxa"/>
+              <w:right w:w="50" w:type="dxa"/>
+            </w:tcMar>
+          </w:tcPr>
+          <w:p>
+            <w:pPr>
+              <w:jc w:val="left"/>
+            </w:pPr>
+            <w:r>
+              <w:rPr>
+                <w:rFonts w:ascii="Arial" w:hAnsi="Arial"/>
+                <w:sz w:val="16"/>
+              </w:rPr>
+              <w:t>{{ air_etx }}</w:t>
+            </w:r>
+          </w:p>
+        </w:tc>
+        <w:tc>
+          <w:tcPr>
+            <w:tcW w:type="dxa" w:w="1200"/>
+            <w:tcMar>
+              <w:top w:w="40" w:type="dxa"/>
+              <w:bottom w:w="40" w:type="dxa"/>
+              <w:left w:w="50" w:type="dxa"/>
+              <w:right w:w="50" w:type="dxa"/>
+            </w:tcMar>
+          </w:tcPr>
+          <w:p>
+            <w:pPr>
+              <w:jc w:val="left"/>
+            </w:pPr>
+            <w:r>
+              <w:rPr>
+                <w:rFonts w:ascii="Arial" w:hAnsi="Arial"/>
+                <w:sz w:val="16"/>
+              </w:rPr>
+              <w:t>{{ air_id }}</w:t>
+            </w:r>
+          </w:p>
+        </w:tc>
+        <w:tc>
+          <w:tcPr>
+            <w:tcW w:type="dxa" w:w="1200"/>
+            <w:tcMar>
+              <w:top w:w="40" w:type="dxa"/>
+              <w:bottom w:w="40" w:type="dxa"/>
+              <w:left w:w="50" w:type="dxa"/>
+              <w:right w:w="50" w:type="dxa"/>
+            </w:tcMar>
+          </w:tcPr>
+          <w:p>
+            <w:pPr>
+              <w:jc w:val="center"/>
+            </w:pPr>
+            <w:r>
+              <w:rPr>
+                <w:rFonts w:ascii="Arial" w:hAnsi="Arial"/>
+                <w:sz w:val="16"/>
+              </w:rPr>
+              <w:t>None</w:t>
+            </w:r>
+          </w:p>
+        </w:tc>
+      </w:tr>
+      <w:tr>
+        <w:tc>
+          <w:tcPr>
+            <w:tcW w:type="dxa" w:w="10800"/>
+            <w:gridSpan w:val="9"/>
+            <w:shd w:fill="F2F2F2"/>
+            <w:tcMar>
+              <w:top w:w="40" w:type="dxa"/>
+              <w:bottom w:w="40" w:type="dxa"/>
+              <w:left w:w="60" w:type="dxa"/>
+              <w:right w:w="60" w:type="dxa"/>
+            </w:tcMar>
+          </w:tcPr>
+          <w:p>
+            <w:pPr>
+              <w:jc w:val="left"/>
+            </w:pPr>
+            <w:r>
+              <w:rPr>
+                <w:rFonts w:ascii="Arial" w:hAnsi="Arial"/>
+                <w:b/>
+                <w:sz w:val="16"/>
+              </w:rPr>
+              <w:t>Surface Sampling of Anteroom and Cleanroom Bracketing</w:t>
+            </w:r>
+          </w:p>
+        </w:tc>
+      </w:tr>
+      <w:tr>
+        <w:tc>
+          <w:tcPr>
+            <w:tcW w:type="dxa" w:w="1200"/>
+            <w:tcMar>
+              <w:top w:w="40" w:type="dxa"/>
+              <w:bottom w:w="40" w:type="dxa"/>
+              <w:left w:w="50" w:type="dxa"/>
+              <w:right w:w="50" w:type="dxa"/>
+            </w:tcMar>
+          </w:tcPr>
+          <w:p>
+            <w:pPr>
+              <w:jc w:val="left"/>
+            </w:pPr>
+            <w:r>
+              <w:rPr>
+                <w:rFonts w:ascii="Arial" w:hAnsi="Arial"/>
+                <w:sz w:val="16"/>
+              </w:rPr>
+              <w:t>Surface Sampling of Cleanrooms</w:t>
+            </w:r>
+          </w:p>
+        </w:tc>
+        <w:tc>
+          <w:tcPr>
+            <w:tcW w:type="dxa" w:w="1200"/>
+            <w:tcMar>
+              <w:top w:w="40" w:type="dxa"/>
+              <w:bottom w:w="40" w:type="dxa"/>
+              <w:left w:w="50" w:type="dxa"/>
+              <w:right w:w="50" w:type="dxa"/>
+            </w:tcMar>
+          </w:tcPr>
+          <w:p>
+            <w:pPr>
+              <w:jc w:val="center"/>
+            </w:pPr>
+            <w:r>
+              <w:rPr>
+                <w:rFonts w:ascii="Arial" w:hAnsi="Arial"/>
+                <w:sz w:val="16"/>
+              </w:rPr>
+              <w:t>Weekly</w:t>
+            </w:r>
+          </w:p>
+        </w:tc>
+        <w:tc>
+          <w:tcPr>
+            <w:tcW w:type="dxa" w:w="1200"/>
+            <w:tcMar>
+              <w:top w:w="40" w:type="dxa"/>
+              <w:bottom w:w="40" w:type="dxa"/>
+              <w:left w:w="50" w:type="dxa"/>
+              <w:right w:w="50" w:type="dxa"/>
+            </w:tcMar>
+          </w:tcPr>
+          <w:p>
+            <w:pPr>
+              <w:jc w:val="center"/>
+            </w:pPr>
+            <w:r>
+              <w:rPr>
+                <w:rFonts w:ascii="Arial" w:hAnsi="Arial"/>
+                <w:sz w:val="16"/>
+              </w:rPr>
+              <w:t>{{ date_of_weekly_surf }}</w:t>
+            </w:r>
+          </w:p>
+        </w:tc>
+        <w:tc>
+          <w:tcPr>
+            <w:tcW w:type="dxa" w:w="1200"/>
+            <w:tcMar>
+              <w:top w:w="40" w:type="dxa"/>
+              <w:bottom w:w="40" w:type="dxa"/>
+              <w:left w:w="50" w:type="dxa"/>
+              <w:right w:w="50" w:type="dxa"/>
+            </w:tcMar>
+          </w:tcPr>
+          <w:p>
+            <w:pPr>
+              <w:jc w:val="center"/>
+            </w:pPr>
+            <w:r>
+              <w:rPr>
+                <w:rFonts w:ascii="Arial" w:hAnsi="Arial"/>
+                <w:sz w:val="16"/>
+              </w:rPr>
+              <w:t>{{ weekly_surf_analyst }}</w:t>
+            </w:r>
+          </w:p>
+        </w:tc>
+        <w:tc>
+          <w:tcPr>
+            <w:tcW w:type="dxa" w:w="1200"/>
+            <w:tcMar>
+              <w:top w:w="40" w:type="dxa"/>
+              <w:bottom w:w="40" w:type="dxa"/>
+              <w:left w:w="50" w:type="dxa"/>
+              <w:right w:w="50" w:type="dxa"/>
+            </w:tcMar>
+          </w:tcPr>
+          <w:p>
+            <w:pPr>
+              <w:jc w:val="center"/>
+            </w:pPr>
+            <w:r>
+              <w:rPr>
+                <w:rFonts w:ascii="Arial" w:hAnsi="Arial"/>
+                <w:sz w:val="16"/>
+              </w:rPr>
+              <w:t>Week (On or After Testing Date)</w:t>
+            </w:r>
+          </w:p>
+        </w:tc>
+        <w:tc>
+          <w:tcPr>
+            <w:tcW w:type="dxa" w:w="1200"/>
+            <w:tcMar>
+              <w:top w:w="40" w:type="dxa"/>
+              <w:bottom w:w="40" w:type="dxa"/>
+              <w:left w:w="50" w:type="dxa"/>
+              <w:right w:w="50" w:type="dxa"/>
+            </w:tcMar>
+          </w:tcPr>
+          <w:p>
+            <w:pPr>
+              <w:jc w:val="left"/>
+            </w:pPr>
+            <w:r>
+              <w:rPr>
+                <w:rFonts w:ascii="Arial" w:hAnsi="Arial"/>
+                <w:sz w:val="16"/>
+              </w:rPr>
+              <w:t>{{ room_surf_obs }}</w:t>
+            </w:r>
+          </w:p>
+        </w:tc>
+        <w:tc>
+          <w:tcPr>
+            <w:tcW w:type="dxa" w:w="1200"/>
+            <w:tcMar>
+              <w:top w:w="40" w:type="dxa"/>
+              <w:bottom w:w="40" w:type="dxa"/>
+              <w:left w:w="50" w:type="dxa"/>
+              <w:right w:w="50" w:type="dxa"/>
+            </w:tcMar>
+          </w:tcPr>
+          <w:p>
+            <w:pPr>
+              <w:jc w:val="left"/>
+            </w:pPr>
+            <w:r>
+              <w:rPr>
+                <w:rFonts w:ascii="Arial" w:hAnsi="Arial"/>
+                <w:sz w:val="16"/>
+              </w:rPr>
+              <w:t>{{ room_surf_etx }}</w:t>
+            </w:r>
+          </w:p>
+        </w:tc>
+        <w:tc>
+          <w:tcPr>
+            <w:tcW w:type="dxa" w:w="1200"/>
+            <w:tcMar>
+              <w:top w:w="40" w:type="dxa"/>
+              <w:bottom w:w="40" w:type="dxa"/>
+              <w:left w:w="50" w:type="dxa"/>
+              <w:right w:w="50" w:type="dxa"/>
+            </w:tcMar>
+          </w:tcPr>
+          <w:p>
+            <w:pPr>
+              <w:jc w:val="left"/>
+            </w:pPr>
+            <w:r>
+              <w:rPr>
+                <w:rFonts w:ascii="Arial" w:hAnsi="Arial"/>
+                <w:sz w:val="16"/>
+              </w:rPr>
+              <w:t>{{ room_surf_id }}</w:t>
+            </w:r>
+          </w:p>
+        </w:tc>
+        <w:tc>
+          <w:tcPr>
+            <w:tcW w:type="dxa" w:w="1200"/>
+            <w:tcMar>
+              <w:top w:w="40" w:type="dxa"/>
+              <w:bottom w:w="40" w:type="dxa"/>
+              <w:left w:w="50" w:type="dxa"/>
+              <w:right w:w="50" w:type="dxa"/>
+            </w:tcMar>
+          </w:tcPr>
+          <w:p>
+            <w:pPr>
+              <w:jc w:val="center"/>
+            </w:pPr>
+            <w:r>
+              <w:rPr>
+                <w:rFonts w:ascii="Arial" w:hAnsi="Arial"/>
+                <w:sz w:val="16"/>
+              </w:rPr>
+              <w:t>None</w:t>
+            </w:r>
+          </w:p>
+        </w:tc>
+      </w:tr>
+    </w:tbl>
   </w:body>
 </w:document>
 </file>

--- a/EM OOS P1 template.docx
+++ b/EM OOS P1 template.docx
@@ -278,35 +278,9 @@
             <w:gridSpan w:val="2"/>
           </w:tcPr>
           <w:p>
-            <w:pPr>
-              <w:outlineLvl w:val="0"/>
-              <w:rPr>
-                <w:rFonts w:ascii="Times New Roman" w:hAnsi="Times New Roman"/>
-                <w:bCs/>
-                <w:sz w:val="22"/>
-                <w:szCs w:val="22"/>
-              </w:rPr>
-            </w:pPr>
-            <w:r>
-              <w:rPr>
-                <w:rFonts w:ascii="Times New Roman" w:hAnsi="Times New Roman"/>
-                <w:bCs/>
-                <w:sz w:val="22"/>
-                <w:szCs w:val="22"/>
-              </w:rPr>
-              <w:t>{{ test_date }}</w:t>
-            </w:r>
-          </w:p>
-          <w:p>
-            <w:pPr>
-              <w:outlineLvl w:val="0"/>
-              <w:rPr>
-                <w:rFonts w:ascii="Times New Roman" w:hAnsi="Times New Roman"/>
-                <w:bCs/>
-                <w:sz w:val="22"/>
-                <w:szCs w:val="22"/>
-              </w:rPr>
-            </w:pPr>
+            <w:r>
+              <w:t>{{ date_initiated }}</w:t>
+            </w:r>
           </w:p>
         </w:tc>
       </w:tr>
@@ -345,35 +319,9 @@
             <w:tcW w:w="2503" w:type="dxa"/>
           </w:tcPr>
           <w:p>
-            <w:pPr>
-              <w:outlineLvl w:val="0"/>
-              <w:rPr>
-                <w:rFonts w:ascii="Times New Roman" w:hAnsi="Times New Roman"/>
-                <w:bCs/>
-                <w:sz w:val="22"/>
-                <w:szCs w:val="22"/>
-              </w:rPr>
-            </w:pPr>
-            <w:r>
-              <w:rPr>
-                <w:rFonts w:ascii="Times New Roman" w:hAnsi="Times New Roman"/>
-                <w:bCs/>
-                <w:sz w:val="22"/>
-                <w:szCs w:val="22"/>
-              </w:rPr>
-              <w:t>{{ test_date }}</w:t>
-            </w:r>
-          </w:p>
-          <w:p>
-            <w:pPr>
-              <w:outlineLvl w:val="0"/>
-              <w:rPr>
-                <w:rFonts w:ascii="Times New Roman" w:hAnsi="Times New Roman"/>
-                <w:bCs/>
-                <w:sz w:val="22"/>
-                <w:szCs w:val="22"/>
-              </w:rPr>
-            </w:pPr>
+            <w:r>
+              <w:t>{{ date_of_incident }}</w:t>
+            </w:r>
           </w:p>
         </w:tc>
         <w:tc>
@@ -1447,55 +1395,12 @@
             <w:gridSpan w:val="5"/>
           </w:tcPr>
           <w:p>
-            <w:pPr>
-              <w:outlineLvl w:val="0"/>
-              <w:rPr>
-                <w:rFonts w:ascii="Times New Roman" w:hAnsi="Times New Roman"/>
-                <w:bCs/>
-                <w:sz w:val="22"/>
-                <w:szCs w:val="22"/>
-              </w:rPr>
-            </w:pPr>
-            <w:r>
-              <w:rPr>
-                <w:rFonts w:ascii="Times New Roman" w:hAnsi="Times New Roman"/>
-                <w:bCs/>
-                <w:sz w:val="22"/>
-                <w:szCs w:val="22"/>
-              </w:rPr>
+            <w:r>
               <w:t>Date:</w:t>
-            </w:r>
-          </w:p>
-          <w:p>
-            <w:pPr>
-              <w:outlineLvl w:val="0"/>
-              <w:rPr>
-                <w:rFonts w:ascii="Times New Roman" w:hAnsi="Times New Roman"/>
-                <w:bCs/>
-                <w:sz w:val="22"/>
-                <w:szCs w:val="22"/>
-              </w:rPr>
-            </w:pPr>
-            <w:r>
-              <w:rPr>
-                <w:rFonts w:ascii="Times New Roman" w:hAnsi="Times New Roman"/>
-                <w:bCs/>
-                <w:sz w:val="22"/>
-                <w:szCs w:val="22"/>
-              </w:rPr>
-              <w:t>{{ test_date }}</w:t>
-            </w:r>
-          </w:p>
-          <w:p>
-            <w:pPr>
-              <w:outlineLvl w:val="0"/>
-              <w:rPr>
-                <w:rFonts w:ascii="Times New Roman" w:hAnsi="Times New Roman"/>
-                <w:bCs/>
-                <w:sz w:val="22"/>
-                <w:szCs w:val="22"/>
-              </w:rPr>
-            </w:pPr>
+              <w:br/>
+              <w:t>{{ date_initiated }}</w:t>
+              <w:br/>
+            </w:r>
           </w:p>
         </w:tc>
         <w:tc>

--- a/EM OOS P1 template.docx
+++ b/EM OOS P1 template.docx
@@ -875,7 +875,7 @@
                   <w:calcOnExit w:val="0"/>
                   <w:checkBox>
                     <w:sizeAuto/>
-                    <w:default w:val="1"/>
+                    <w:default w:val="0"/>
                   </w:checkBox>
                 </w:ffData>
               </w:fldChar>
@@ -960,7 +960,7 @@
                   <w:calcOnExit w:val="0"/>
                   <w:checkBox>
                     <w:sizeAuto/>
-                    <w:default w:val="1"/>
+                    <w:default w:val="0"/>
                   </w:checkBox>
                 </w:ffData>
               </w:fldChar>

--- a/EM OOS P1 template.docx
+++ b/EM OOS P1 template.docx
@@ -2028,7 +2028,7 @@
                   <w:calcOnExit w:val="0"/>
                   <w:checkBox>
                     <w:sizeAuto/>
-                    <w:default w:val="1"/>
+                    <w:default w:val="0"/>
                   </w:checkBox>
                 </w:ffData>
               </w:fldChar>
@@ -2152,7 +2152,7 @@
                   <w:calcOnExit w:val="0"/>
                   <w:checkBox>
                     <w:sizeAuto/>
-                    <w:default w:val="0"/>
+                    <w:default w:val="1"/>
                   </w:checkBox>
                 </w:ffData>
               </w:fldChar>

--- a/EM OOS P1 template.docx
+++ b/EM OOS P1 template.docx
@@ -4215,6 +4215,72 @@
                   <w:calcOnExit w:val="0"/>
                   <w:checkBox>
                     <w:sizeAuto/>
+                    <w:default w:val="0"/>
+                  </w:checkBox>
+                </w:ffData>
+              </w:fldChar>
+            </w:r>
+            <w:r>
+              <w:rPr>
+                <w:rFonts w:ascii="Times New Roman" w:hAnsi="Times New Roman"/>
+                <w:sz w:val="22"/>
+                <w:szCs w:val="22"/>
+              </w:rPr>
+              <w:instrText xml:space="preserve"> FORMCHECKBOX </w:instrText>
+            </w:r>
+            <w:r>
+              <w:rPr>
+                <w:rFonts w:ascii="Times New Roman" w:hAnsi="Times New Roman"/>
+                <w:sz w:val="22"/>
+                <w:szCs w:val="22"/>
+              </w:rPr>
+            </w:r>
+            <w:r>
+              <w:rPr>
+                <w:rFonts w:ascii="Times New Roman" w:hAnsi="Times New Roman"/>
+                <w:sz w:val="22"/>
+                <w:szCs w:val="22"/>
+              </w:rPr>
+              <w:fldChar w:fldCharType="separate"/>
+            </w:r>
+            <w:r>
+              <w:rPr>
+                <w:rFonts w:ascii="Times New Roman" w:hAnsi="Times New Roman"/>
+                <w:sz w:val="22"/>
+                <w:szCs w:val="22"/>
+              </w:rPr>
+              <w:fldChar w:fldCharType="end"/>
+            </w:r>
+            <w:r>
+              <w:rPr>
+                <w:rFonts w:ascii="Times New Roman" w:hAnsi="Times New Roman"/>
+                <w:sz w:val="22"/>
+                <w:szCs w:val="22"/>
+              </w:rPr>
+              <w:t xml:space="preserve"> </w:t>
+            </w:r>
+            <w:r>
+              <w:rPr>
+                <w:rFonts w:ascii="Times New Roman" w:hAnsi="Times New Roman"/>
+                <w:noProof/>
+                <w:sz w:val="22"/>
+                <w:szCs w:val="22"/>
+              </w:rPr>
+              <w:t xml:space="preserve">No   </w:t>
+            </w:r>
+            <w:r>
+              <w:rPr>
+                <w:rFonts w:ascii="Times New Roman" w:hAnsi="Times New Roman"/>
+                <w:sz w:val="22"/>
+                <w:szCs w:val="22"/>
+              </w:rPr>
+              <w:fldChar w:fldCharType="begin">
+                <w:ffData>
+                  <w:name w:val="Check1"/>
+                  <w:enabled/>
+                  <w:calcOnExit w:val="0"/>
+                  <w:checkBox>
+                    <w:sizeAuto/>
                     <w:default w:val="1"/>
                   </w:checkBox>
                 </w:ffData>
@@ -4257,7 +4323,142 @@
                 <w:sz w:val="22"/>
                 <w:szCs w:val="22"/>
               </w:rPr>
-              <w:t xml:space="preserve"> </w:t>
+              <w:t>N/A</w:t>
+            </w:r>
+          </w:p>
+        </w:tc>
+        <w:tc>
+          <w:tcPr>
+            <w:tcW w:w="2352" w:type="dxa"/>
+            <w:gridSpan w:val="5"/>
+            <w:shd w:val="clear" w:color="auto" w:fill="000000" w:themeFill="text1"/>
+          </w:tcPr>
+          <w:p>
+            <w:pPr>
+              <w:jc w:val="center"/>
+              <w:outlineLvl w:val="0"/>
+              <w:rPr>
+                <w:rFonts w:ascii="Times New Roman" w:hAnsi="Times New Roman"/>
+                <w:b/>
+                <w:color w:val="0D0D0D" w:themeColor="text1" w:themeTint="F2"/>
+                <w:sz w:val="22"/>
+                <w:szCs w:val="22"/>
+              </w:rPr>
+            </w:pPr>
+          </w:p>
+        </w:tc>
+        <w:tc>
+          <w:tcPr>
+            <w:tcW w:w="1800" w:type="dxa"/>
+            <w:shd w:val="clear" w:color="auto" w:fill="000000" w:themeFill="text1"/>
+          </w:tcPr>
+          <w:p>
+            <w:pPr>
+              <w:jc w:val="center"/>
+              <w:outlineLvl w:val="0"/>
+              <w:rPr>
+                <w:rFonts w:ascii="Times New Roman" w:hAnsi="Times New Roman"/>
+                <w:b/>
+                <w:color w:val="0D0D0D" w:themeColor="text1" w:themeTint="F2"/>
+                <w:sz w:val="22"/>
+                <w:szCs w:val="22"/>
+              </w:rPr>
+            </w:pPr>
+          </w:p>
+        </w:tc>
+      </w:tr>
+      <w:tr>
+        <w:trPr>
+          <w:trHeight w:val="312"/>
+        </w:trPr>
+        <w:tc>
+          <w:tcPr>
+            <w:tcW w:w="4230" w:type="dxa"/>
+            <w:gridSpan w:val="2"/>
+            <w:shd w:val="clear" w:color="auto" w:fill="FFFFFF" w:themeFill="background1"/>
+          </w:tcPr>
+          <w:p>
+            <w:pPr>
+              <w:outlineLvl w:val="0"/>
+              <w:rPr>
+                <w:rFonts w:ascii="Times New Roman" w:hAnsi="Times New Roman"/>
+                <w:sz w:val="22"/>
+                <w:szCs w:val="22"/>
+              </w:rPr>
+            </w:pPr>
+            <w:r>
+              <w:rPr>
+                <w:rFonts w:ascii="Times New Roman" w:hAnsi="Times New Roman"/>
+                <w:sz w:val="22"/>
+                <w:szCs w:val="22"/>
+              </w:rPr>
+              <w:t>Are the other test results from this run under investigation?</w:t>
+            </w:r>
+          </w:p>
+        </w:tc>
+        <w:tc>
+          <w:tcPr>
+            <w:tcW w:w="2598" w:type="dxa"/>
+            <w:gridSpan w:val="4"/>
+            <w:shd w:val="clear" w:color="auto" w:fill="FFFFFF" w:themeFill="background1"/>
+          </w:tcPr>
+          <w:p>
+            <w:pPr>
+              <w:outlineLvl w:val="0"/>
+              <w:rPr>
+                <w:rFonts w:ascii="Times New Roman" w:hAnsi="Times New Roman"/>
+                <w:sz w:val="22"/>
+                <w:szCs w:val="22"/>
+              </w:rPr>
+            </w:pPr>
+            <w:r>
+              <w:rPr>
+                <w:rFonts w:ascii="Times New Roman" w:hAnsi="Times New Roman"/>
+                <w:sz w:val="22"/>
+                <w:szCs w:val="22"/>
+              </w:rPr>
+              <w:fldChar w:fldCharType="begin">
+                <w:ffData>
+                  <w:name w:val=""/>
+                  <w:enabled/>
+                  <w:calcOnExit w:val="0"/>
+                  <w:checkBox>
+                    <w:sizeAuto/>
+                    <w:default w:val="0"/>
+                  </w:checkBox>
+                </w:ffData>
+              </w:fldChar>
+            </w:r>
+            <w:r>
+              <w:rPr>
+                <w:rFonts w:ascii="Times New Roman" w:hAnsi="Times New Roman"/>
+                <w:sz w:val="22"/>
+                <w:szCs w:val="22"/>
+              </w:rPr>
+              <w:instrText xml:space="preserve"> FORMCHECKBOX </w:instrText>
+            </w:r>
+            <w:r>
+              <w:rPr>
+                <w:rFonts w:ascii="Times New Roman" w:hAnsi="Times New Roman"/>
+                <w:sz w:val="22"/>
+                <w:szCs w:val="22"/>
+              </w:rPr>
+            </w:r>
+            <w:r>
+              <w:rPr>
+                <w:rFonts w:ascii="Times New Roman" w:hAnsi="Times New Roman"/>
+                <w:sz w:val="22"/>
+                <w:szCs w:val="22"/>
+              </w:rPr>
+              <w:fldChar w:fldCharType="separate"/>
+            </w:r>
+            <w:r>
+              <w:rPr>
+                <w:rFonts w:ascii="Times New Roman" w:hAnsi="Times New Roman"/>
+                <w:sz w:val="22"/>
+                <w:szCs w:val="22"/>
+              </w:rPr>
+              <w:fldChar w:fldCharType="end"/>
             </w:r>
             <w:r>
               <w:rPr>
@@ -4266,7 +4467,7 @@
                 <w:sz w:val="22"/>
                 <w:szCs w:val="22"/>
               </w:rPr>
-              <w:t xml:space="preserve">No   </w:t>
+              <w:t xml:space="preserve">Yes    </w:t>
             </w:r>
             <w:r>
               <w:rPr>
@@ -4323,142 +4524,7 @@
                 <w:sz w:val="22"/>
                 <w:szCs w:val="22"/>
               </w:rPr>
-              <w:t>N/A</w:t>
-            </w:r>
-          </w:p>
-        </w:tc>
-        <w:tc>
-          <w:tcPr>
-            <w:tcW w:w="2352" w:type="dxa"/>
-            <w:gridSpan w:val="5"/>
-            <w:shd w:val="clear" w:color="auto" w:fill="000000" w:themeFill="text1"/>
-          </w:tcPr>
-          <w:p>
-            <w:pPr>
-              <w:jc w:val="center"/>
-              <w:outlineLvl w:val="0"/>
-              <w:rPr>
-                <w:rFonts w:ascii="Times New Roman" w:hAnsi="Times New Roman"/>
-                <w:b/>
-                <w:color w:val="0D0D0D" w:themeColor="text1" w:themeTint="F2"/>
-                <w:sz w:val="22"/>
-                <w:szCs w:val="22"/>
-              </w:rPr>
-            </w:pPr>
-          </w:p>
-        </w:tc>
-        <w:tc>
-          <w:tcPr>
-            <w:tcW w:w="1800" w:type="dxa"/>
-            <w:shd w:val="clear" w:color="auto" w:fill="000000" w:themeFill="text1"/>
-          </w:tcPr>
-          <w:p>
-            <w:pPr>
-              <w:jc w:val="center"/>
-              <w:outlineLvl w:val="0"/>
-              <w:rPr>
-                <w:rFonts w:ascii="Times New Roman" w:hAnsi="Times New Roman"/>
-                <w:b/>
-                <w:color w:val="0D0D0D" w:themeColor="text1" w:themeTint="F2"/>
-                <w:sz w:val="22"/>
-                <w:szCs w:val="22"/>
-              </w:rPr>
-            </w:pPr>
-          </w:p>
-        </w:tc>
-      </w:tr>
-      <w:tr>
-        <w:trPr>
-          <w:trHeight w:val="312"/>
-        </w:trPr>
-        <w:tc>
-          <w:tcPr>
-            <w:tcW w:w="4230" w:type="dxa"/>
-            <w:gridSpan w:val="2"/>
-            <w:shd w:val="clear" w:color="auto" w:fill="FFFFFF" w:themeFill="background1"/>
-          </w:tcPr>
-          <w:p>
-            <w:pPr>
-              <w:outlineLvl w:val="0"/>
-              <w:rPr>
-                <w:rFonts w:ascii="Times New Roman" w:hAnsi="Times New Roman"/>
-                <w:sz w:val="22"/>
-                <w:szCs w:val="22"/>
-              </w:rPr>
-            </w:pPr>
-            <w:r>
-              <w:rPr>
-                <w:rFonts w:ascii="Times New Roman" w:hAnsi="Times New Roman"/>
-                <w:sz w:val="22"/>
-                <w:szCs w:val="22"/>
-              </w:rPr>
-              <w:t>Are the other test results from this run under investigation?</w:t>
-            </w:r>
-          </w:p>
-        </w:tc>
-        <w:tc>
-          <w:tcPr>
-            <w:tcW w:w="2598" w:type="dxa"/>
-            <w:gridSpan w:val="4"/>
-            <w:shd w:val="clear" w:color="auto" w:fill="FFFFFF" w:themeFill="background1"/>
-          </w:tcPr>
-          <w:p>
-            <w:pPr>
-              <w:outlineLvl w:val="0"/>
-              <w:rPr>
-                <w:rFonts w:ascii="Times New Roman" w:hAnsi="Times New Roman"/>
-                <w:sz w:val="22"/>
-                <w:szCs w:val="22"/>
-              </w:rPr>
-            </w:pPr>
-            <w:r>
-              <w:rPr>
-                <w:rFonts w:ascii="Times New Roman" w:hAnsi="Times New Roman"/>
-                <w:sz w:val="22"/>
-                <w:szCs w:val="22"/>
-              </w:rPr>
-              <w:fldChar w:fldCharType="begin">
-                <w:ffData>
-                  <w:name w:val=""/>
-                  <w:enabled/>
-                  <w:calcOnExit w:val="0"/>
-                  <w:checkBox>
-                    <w:sizeAuto/>
-                    <w:default w:val="1"/>
-                  </w:checkBox>
-                </w:ffData>
-              </w:fldChar>
-            </w:r>
-            <w:r>
-              <w:rPr>
-                <w:rFonts w:ascii="Times New Roman" w:hAnsi="Times New Roman"/>
-                <w:sz w:val="22"/>
-                <w:szCs w:val="22"/>
-              </w:rPr>
-              <w:instrText xml:space="preserve"> FORMCHECKBOX </w:instrText>
-            </w:r>
-            <w:r>
-              <w:rPr>
-                <w:rFonts w:ascii="Times New Roman" w:hAnsi="Times New Roman"/>
-                <w:sz w:val="22"/>
-                <w:szCs w:val="22"/>
-              </w:rPr>
-            </w:r>
-            <w:r>
-              <w:rPr>
-                <w:rFonts w:ascii="Times New Roman" w:hAnsi="Times New Roman"/>
-                <w:sz w:val="22"/>
-                <w:szCs w:val="22"/>
-              </w:rPr>
-              <w:fldChar w:fldCharType="separate"/>
-            </w:r>
-            <w:r>
-              <w:rPr>
-                <w:rFonts w:ascii="Times New Roman" w:hAnsi="Times New Roman"/>
-                <w:sz w:val="22"/>
-                <w:szCs w:val="22"/>
-              </w:rPr>
-              <w:fldChar w:fldCharType="end"/>
+              <w:t xml:space="preserve"> </w:t>
             </w:r>
             <w:r>
               <w:rPr>
@@ -4467,7 +4533,7 @@
                 <w:sz w:val="22"/>
                 <w:szCs w:val="22"/>
               </w:rPr>
-              <w:t xml:space="preserve">Yes    </w:t>
+              <w:t xml:space="preserve">No   </w:t>
             </w:r>
             <w:r>
               <w:rPr>
@@ -4482,73 +4548,7 @@
                   <w:calcOnExit w:val="0"/>
                   <w:checkBox>
                     <w:sizeAuto/>
-                    <w:default w:val="0"/>
-                  </w:checkBox>
-                </w:ffData>
-              </w:fldChar>
-            </w:r>
-            <w:r>
-              <w:rPr>
-                <w:rFonts w:ascii="Times New Roman" w:hAnsi="Times New Roman"/>
-                <w:sz w:val="22"/>
-                <w:szCs w:val="22"/>
-              </w:rPr>
-              <w:instrText xml:space="preserve"> FORMCHECKBOX </w:instrText>
-            </w:r>
-            <w:r>
-              <w:rPr>
-                <w:rFonts w:ascii="Times New Roman" w:hAnsi="Times New Roman"/>
-                <w:sz w:val="22"/>
-                <w:szCs w:val="22"/>
-              </w:rPr>
-            </w:r>
-            <w:r>
-              <w:rPr>
-                <w:rFonts w:ascii="Times New Roman" w:hAnsi="Times New Roman"/>
-                <w:sz w:val="22"/>
-                <w:szCs w:val="22"/>
-              </w:rPr>
-              <w:fldChar w:fldCharType="separate"/>
-            </w:r>
-            <w:r>
-              <w:rPr>
-                <w:rFonts w:ascii="Times New Roman" w:hAnsi="Times New Roman"/>
-                <w:sz w:val="22"/>
-                <w:szCs w:val="22"/>
-              </w:rPr>
-              <w:fldChar w:fldCharType="end"/>
-            </w:r>
-            <w:r>
-              <w:rPr>
-                <w:rFonts w:ascii="Times New Roman" w:hAnsi="Times New Roman"/>
-                <w:sz w:val="22"/>
-                <w:szCs w:val="22"/>
-              </w:rPr>
-              <w:t xml:space="preserve"> </w:t>
-            </w:r>
-            <w:r>
-              <w:rPr>
-                <w:rFonts w:ascii="Times New Roman" w:hAnsi="Times New Roman"/>
-                <w:noProof/>
-                <w:sz w:val="22"/>
-                <w:szCs w:val="22"/>
-              </w:rPr>
-              <w:t xml:space="preserve">No   </w:t>
-            </w:r>
-            <w:r>
-              <w:rPr>
-                <w:rFonts w:ascii="Times New Roman" w:hAnsi="Times New Roman"/>
-                <w:sz w:val="22"/>
-                <w:szCs w:val="22"/>
-              </w:rPr>
-              <w:fldChar w:fldCharType="begin">
-                <w:ffData>
-                  <w:name w:val="Check1"/>
-                  <w:enabled/>
-                  <w:calcOnExit w:val="0"/>
-                  <w:checkBox>
-                    <w:sizeAuto/>
-                    <w:default w:val="0"/>
+                    <w:default w:val="1"/>
                   </w:checkBox>
                 </w:ffData>
               </w:fldChar>

--- a/EM OOS P1 template.docx
+++ b/EM OOS P1 template.docx
@@ -5121,208 +5121,9 @@
             <w:gridSpan w:val="5"/>
           </w:tcPr>
           <w:p>
-            <w:pPr>
-              <w:outlineLvl w:val="0"/>
-              <w:rPr>
-                <w:rFonts w:ascii="Times New Roman" w:hAnsi="Times New Roman"/>
-                <w:b/>
-                <w:bCs/>
-                <w:sz w:val="22"/>
-                <w:szCs w:val="22"/>
-              </w:rPr>
-            </w:pPr>
-            <w:r>
-              <w:rPr>
-                <w:rFonts w:ascii="Times New Roman" w:hAnsi="Times New Roman"/>
-                <w:b/>
-                <w:bCs/>
-                <w:sz w:val="22"/>
-                <w:szCs w:val="22"/>
-              </w:rPr>
-              <w:t>Scan Consumables:</w:t>
-            </w:r>
-          </w:p>
-          <w:p>
-            <w:pPr>
-              <w:outlineLvl w:val="0"/>
-              <w:rPr>
-                <w:rFonts w:ascii="Times New Roman" w:hAnsi="Times New Roman"/>
-                <w:sz w:val="22"/>
-                <w:szCs w:val="22"/>
-              </w:rPr>
-            </w:pPr>
-            <w:r>
-              <w:rPr>
-                <w:rFonts w:ascii="Times New Roman" w:hAnsi="Times New Roman"/>
-                <w:sz w:val="22"/>
-                <w:szCs w:val="22"/>
-              </w:rPr>
-              <w:t xml:space="preserve">See </w:t>
-            </w:r>
-            <w:r>
-              <w:rPr>
-                <w:rFonts w:ascii="Times New Roman" w:hAnsi="Times New Roman"/>
-                <w:sz w:val="22"/>
-                <w:szCs w:val="22"/>
-              </w:rPr>
-              <w:t xml:space="preserve">the </w:t>
-            </w:r>
-            <w:r>
-              <w:rPr>
-                <w:rFonts w:ascii="Times New Roman" w:hAnsi="Times New Roman"/>
-                <w:sz w:val="22"/>
-                <w:szCs w:val="22"/>
-              </w:rPr>
-              <w:t>attached data packet</w:t>
-            </w:r>
-          </w:p>
-          <w:p>
-            <w:pPr>
-              <w:outlineLvl w:val="0"/>
-              <w:rPr>
-                <w:rFonts w:ascii="Times New Roman" w:hAnsi="Times New Roman"/>
-                <w:b/>
-                <w:bCs/>
-                <w:sz w:val="22"/>
-                <w:szCs w:val="22"/>
-              </w:rPr>
-            </w:pPr>
-          </w:p>
-          <w:p>
-            <w:pPr>
-              <w:outlineLvl w:val="0"/>
-              <w:rPr>
-                <w:rFonts w:ascii="Times New Roman" w:hAnsi="Times New Roman"/>
-                <w:b/>
-                <w:bCs/>
-                <w:sz w:val="22"/>
-                <w:szCs w:val="22"/>
-              </w:rPr>
-            </w:pPr>
-          </w:p>
-          <w:p>
-            <w:pPr>
-              <w:outlineLvl w:val="0"/>
-              <w:rPr>
-                <w:rFonts w:ascii="Times New Roman" w:hAnsi="Times New Roman"/>
-                <w:b/>
-                <w:bCs/>
-                <w:sz w:val="22"/>
-                <w:szCs w:val="22"/>
-              </w:rPr>
-            </w:pPr>
-            <w:r>
-              <w:rPr>
-                <w:rFonts w:ascii="Times New Roman" w:hAnsi="Times New Roman"/>
-                <w:b/>
-                <w:bCs/>
-                <w:sz w:val="22"/>
-                <w:szCs w:val="22"/>
-              </w:rPr>
-              <w:t>Environmental Plates:</w:t>
-            </w:r>
-          </w:p>
-          <w:p>
-            <w:pPr>
-              <w:outlineLvl w:val="0"/>
-              <w:rPr>
-                <w:rFonts w:ascii="Times New Roman" w:hAnsi="Times New Roman"/>
-                <w:sz w:val="22"/>
-                <w:szCs w:val="22"/>
-              </w:rPr>
-            </w:pPr>
-            <w:r>
-              <w:rPr>
-                <w:rFonts w:ascii="Times New Roman" w:hAnsi="Times New Roman"/>
-                <w:sz w:val="22"/>
-                <w:szCs w:val="22"/>
-              </w:rPr>
-              <w:t>TSA and Surface Plate: see attached environmental logs</w:t>
-            </w:r>
-          </w:p>
-          <w:p>
-            <w:pPr>
-              <w:outlineLvl w:val="0"/>
-              <w:rPr>
-                <w:rFonts w:ascii="Times New Roman" w:hAnsi="Times New Roman"/>
-                <w:b/>
-                <w:sz w:val="22"/>
-                <w:szCs w:val="22"/>
-              </w:rPr>
-            </w:pPr>
-          </w:p>
-          <w:p>
-            <w:pPr>
-              <w:outlineLvl w:val="0"/>
-              <w:rPr>
-                <w:rFonts w:ascii="Times New Roman" w:hAnsi="Times New Roman"/>
-                <w:b/>
-                <w:bCs/>
-                <w:sz w:val="22"/>
-                <w:szCs w:val="22"/>
-              </w:rPr>
-            </w:pPr>
-          </w:p>
-          <w:p>
-            <w:pPr>
-              <w:outlineLvl w:val="0"/>
-              <w:rPr>
-                <w:rFonts w:ascii="Times New Roman" w:hAnsi="Times New Roman"/>
-                <w:sz w:val="22"/>
-                <w:szCs w:val="22"/>
-              </w:rPr>
-            </w:pPr>
-            <w:r>
-              <w:rPr>
-                <w:rFonts w:ascii="Times New Roman" w:hAnsi="Times New Roman"/>
-                <w:b/>
-                <w:bCs/>
-                <w:sz w:val="22"/>
-                <w:szCs w:val="22"/>
-              </w:rPr>
-              <w:t>Monthly Cleaning:</w:t>
-            </w:r>
-          </w:p>
-          <w:p>
-            <w:pPr>
-              <w:outlineLvl w:val="0"/>
-              <w:rPr>
-                <w:rFonts w:ascii="Times New Roman" w:hAnsi="Times New Roman"/>
-                <w:bCs/>
-                <w:sz w:val="22"/>
-                <w:szCs w:val="22"/>
-              </w:rPr>
-            </w:pPr>
-            <w:r>
-              <w:rPr>
-                <w:rFonts w:ascii="Times New Roman" w:hAnsi="Times New Roman"/>
-                <w:b/>
-                <w:sz w:val="22"/>
-                <w:szCs w:val="22"/>
-              </w:rPr>
-              <w:t>H2O2 strips and IPA:</w:t>
-            </w:r>
-            <w:r>
-              <w:rPr>
-                <w:rFonts w:ascii="Times New Roman" w:hAnsi="Times New Roman"/>
-                <w:bCs/>
-                <w:sz w:val="22"/>
-                <w:szCs w:val="22"/>
-              </w:rPr>
-              <w:t xml:space="preserve"> See attached monthly cleaning logs</w:t>
-            </w:r>
-          </w:p>
-          <w:p>
-            <w:pPr>
-              <w:outlineLvl w:val="0"/>
-              <w:rPr>
-                <w:rFonts w:ascii="Times New Roman" w:hAnsi="Times New Roman"/>
-                <w:bCs/>
-                <w:sz w:val="22"/>
-                <w:szCs w:val="22"/>
-                <w:highlight w:val="yellow"/>
-              </w:rPr>
-            </w:pPr>
+            <w:r>
+              <w:t>{{ reagent_lot }}</w:t>
+            </w:r>
           </w:p>
         </w:tc>
         <w:tc>
@@ -5330,165 +5131,9 @@
             <w:tcW w:w="1800" w:type="dxa"/>
           </w:tcPr>
           <w:p>
-            <w:pPr>
-              <w:outlineLvl w:val="0"/>
-              <w:rPr>
-                <w:rFonts w:ascii="Times New Roman" w:hAnsi="Times New Roman"/>
-                <w:b/>
-                <w:bCs/>
-                <w:sz w:val="22"/>
-                <w:szCs w:val="22"/>
-              </w:rPr>
-            </w:pPr>
-            <w:r>
-              <w:rPr>
-                <w:rFonts w:ascii="Times New Roman" w:hAnsi="Times New Roman"/>
-                <w:b/>
-                <w:bCs/>
-                <w:sz w:val="22"/>
-                <w:szCs w:val="22"/>
-              </w:rPr>
-              <w:t>Scan Consumables:</w:t>
-            </w:r>
-          </w:p>
-          <w:p>
-            <w:pPr>
-              <w:outlineLvl w:val="0"/>
-              <w:rPr>
-                <w:rFonts w:ascii="Times New Roman" w:hAnsi="Times New Roman"/>
-                <w:sz w:val="22"/>
-                <w:szCs w:val="22"/>
-              </w:rPr>
-            </w:pPr>
-            <w:r>
-              <w:rPr>
-                <w:rFonts w:ascii="Times New Roman" w:hAnsi="Times New Roman"/>
-                <w:sz w:val="22"/>
-                <w:szCs w:val="22"/>
-              </w:rPr>
-              <w:t>See attached data packet</w:t>
-            </w:r>
-          </w:p>
-          <w:p>
-            <w:pPr>
-              <w:outlineLvl w:val="0"/>
-              <w:rPr>
-                <w:rFonts w:ascii="Times New Roman" w:hAnsi="Times New Roman"/>
-                <w:sz w:val="22"/>
-                <w:szCs w:val="22"/>
-              </w:rPr>
-            </w:pPr>
-          </w:p>
-          <w:p>
-            <w:pPr>
-              <w:outlineLvl w:val="0"/>
-              <w:rPr>
-                <w:rFonts w:ascii="Times New Roman" w:hAnsi="Times New Roman"/>
-                <w:b/>
-                <w:bCs/>
-                <w:sz w:val="22"/>
-                <w:szCs w:val="22"/>
-              </w:rPr>
-            </w:pPr>
-            <w:r>
-              <w:rPr>
-                <w:rFonts w:ascii="Times New Roman" w:hAnsi="Times New Roman"/>
-                <w:b/>
-                <w:bCs/>
-                <w:sz w:val="22"/>
-                <w:szCs w:val="22"/>
-              </w:rPr>
-              <w:t>Environmental Plates:</w:t>
-            </w:r>
-          </w:p>
-          <w:p>
-            <w:pPr>
-              <w:outlineLvl w:val="0"/>
-              <w:rPr>
-                <w:rFonts w:ascii="Times New Roman" w:hAnsi="Times New Roman"/>
-                <w:sz w:val="22"/>
-                <w:szCs w:val="22"/>
-              </w:rPr>
-            </w:pPr>
-            <w:r>
-              <w:rPr>
-                <w:rFonts w:ascii="Times New Roman" w:hAnsi="Times New Roman"/>
-                <w:sz w:val="22"/>
-                <w:szCs w:val="22"/>
-              </w:rPr>
-              <w:t>TSA and Surface Plate: see attached environmental logs</w:t>
-            </w:r>
-          </w:p>
-          <w:p>
-            <w:pPr>
-              <w:outlineLvl w:val="0"/>
-              <w:rPr>
-                <w:rFonts w:ascii="Times New Roman" w:hAnsi="Times New Roman"/>
-                <w:sz w:val="22"/>
-                <w:szCs w:val="22"/>
-              </w:rPr>
-            </w:pPr>
-          </w:p>
-          <w:p>
-            <w:pPr>
-              <w:outlineLvl w:val="0"/>
-              <w:rPr>
-                <w:rFonts w:ascii="Times New Roman" w:hAnsi="Times New Roman"/>
-                <w:sz w:val="22"/>
-                <w:szCs w:val="22"/>
-              </w:rPr>
-            </w:pPr>
-            <w:r>
-              <w:rPr>
-                <w:rFonts w:ascii="Times New Roman" w:hAnsi="Times New Roman"/>
-                <w:b/>
-                <w:bCs/>
-                <w:sz w:val="22"/>
-                <w:szCs w:val="22"/>
-              </w:rPr>
-              <w:t>Monthly Cleaning:</w:t>
-            </w:r>
-          </w:p>
-          <w:p>
-            <w:pPr>
-              <w:outlineLvl w:val="0"/>
-              <w:rPr>
-                <w:rFonts w:ascii="Times New Roman" w:hAnsi="Times New Roman"/>
-                <w:bCs/>
-                <w:sz w:val="22"/>
-                <w:szCs w:val="22"/>
-              </w:rPr>
-            </w:pPr>
-            <w:r>
-              <w:rPr>
-                <w:rFonts w:ascii="Times New Roman" w:hAnsi="Times New Roman"/>
-                <w:b/>
-                <w:sz w:val="22"/>
-                <w:szCs w:val="22"/>
-              </w:rPr>
-              <w:t>H2O2 strips and IPA:</w:t>
-            </w:r>
-            <w:r>
-              <w:rPr>
-                <w:rFonts w:ascii="Times New Roman" w:hAnsi="Times New Roman"/>
-                <w:bCs/>
-                <w:sz w:val="22"/>
-                <w:szCs w:val="22"/>
-              </w:rPr>
-              <w:t xml:space="preserve"> See attached monthly cleaning logs</w:t>
-            </w:r>
-          </w:p>
-          <w:p>
-            <w:pPr>
-              <w:outlineLvl w:val="0"/>
-              <w:rPr>
-                <w:rFonts w:ascii="Times New Roman" w:hAnsi="Times New Roman"/>
-                <w:bCs/>
-                <w:sz w:val="22"/>
-                <w:szCs w:val="22"/>
-                <w:highlight w:val="yellow"/>
-              </w:rPr>
-            </w:pPr>
+            <w:r>
+              <w:t>{{ reagent_exp }}</w:t>
+            </w:r>
           </w:p>
         </w:tc>
       </w:tr>

--- a/EM OOS P1 template.docx
+++ b/EM OOS P1 template.docx
@@ -6315,7 +6315,7 @@
           </w:tcPr>
           <w:p>
             <w:r>
-              <w:t>{{ equipment_summary }}</w:t>
+              <w:t>Please see below</w:t>
             </w:r>
           </w:p>
         </w:tc>
@@ -6325,23 +6325,8 @@
             <w:shd w:val="clear" w:color="auto" w:fill="FFFFFF" w:themeFill="background1"/>
           </w:tcPr>
           <w:p>
-            <w:pPr>
-              <w:jc w:val="center"/>
-              <w:outlineLvl w:val="0"/>
-              <w:rPr>
-                <w:rFonts w:ascii="Times New Roman" w:hAnsi="Times New Roman"/>
-                <w:b/>
-                <w:sz w:val="22"/>
-                <w:szCs w:val="22"/>
-              </w:rPr>
-            </w:pPr>
-            <w:r>
-              <w:rPr>
-                <w:rFonts w:ascii="Times New Roman" w:hAnsi="Times New Roman"/>
-                <w:sz w:val="22"/>
-                <w:szCs w:val="22"/>
-              </w:rPr>
-              <w:t>Oct26</w:t>
+            <w:r>
+              <w:t>Please see below</w:t>
             </w:r>
           </w:p>
         </w:tc>
@@ -6581,7 +6566,7 @@
           </w:tcPr>
           <w:p>
             <w:r>
-              <w:t>{{ cr_id }}</w:t>
+              <w:t>{{ cr_display }}</w:t>
             </w:r>
           </w:p>
         </w:tc>
@@ -6591,30 +6576,8 @@
             <w:shd w:val="clear" w:color="auto" w:fill="FFFFFF" w:themeFill="background1"/>
           </w:tcPr>
           <w:p>
-            <w:pPr>
-              <w:jc w:val="center"/>
-              <w:outlineLvl w:val="0"/>
-              <w:rPr>
-                <w:rFonts w:ascii="Times New Roman" w:hAnsi="Times New Roman"/>
-                <w:sz w:val="22"/>
-                <w:szCs w:val="22"/>
-              </w:rPr>
-            </w:pPr>
-            <w:r>
-              <w:rPr>
-                <w:rFonts w:ascii="Times New Roman" w:hAnsi="Times New Roman"/>
-                <w:sz w:val="22"/>
-                <w:szCs w:val="22"/>
-              </w:rPr>
-              <w:t>Dec2</w:t>
-            </w:r>
-            <w:r>
-              <w:rPr>
-                <w:rFonts w:ascii="Times New Roman" w:hAnsi="Times New Roman"/>
-                <w:sz w:val="22"/>
-                <w:szCs w:val="22"/>
-              </w:rPr>
-              <w:t>5</w:t>
+            <w:r>
+              <w:t>{{ cr_exp }}</w:t>
             </w:r>
           </w:p>
         </w:tc>
@@ -6663,6 +6626,130 @@
                 <w:szCs w:val="22"/>
               </w:rPr>
             </w:pPr>
+            <w:r>
+              <w:rPr>
+                <w:rFonts w:ascii="Times New Roman" w:hAnsi="Times New Roman"/>
+                <w:sz w:val="22"/>
+                <w:szCs w:val="22"/>
+              </w:rPr>
+              <w:fldChar w:fldCharType="begin">
+                <w:ffData>
+                  <w:name w:val=""/>
+                  <w:enabled/>
+                  <w:calcOnExit w:val="0"/>
+                  <w:checkBox>
+                    <w:sizeAuto/>
+                    <w:default w:val="0"/>
+                  </w:checkBox>
+                </w:ffData>
+              </w:fldChar>
+            </w:r>
+            <w:r>
+              <w:rPr>
+                <w:rFonts w:ascii="Times New Roman" w:hAnsi="Times New Roman"/>
+                <w:sz w:val="22"/>
+                <w:szCs w:val="22"/>
+              </w:rPr>
+              <w:instrText xml:space="preserve"> FORMCHECKBOX </w:instrText>
+            </w:r>
+            <w:r>
+              <w:rPr>
+                <w:rFonts w:ascii="Times New Roman" w:hAnsi="Times New Roman"/>
+                <w:sz w:val="22"/>
+                <w:szCs w:val="22"/>
+              </w:rPr>
+            </w:r>
+            <w:r>
+              <w:rPr>
+                <w:rFonts w:ascii="Times New Roman" w:hAnsi="Times New Roman"/>
+                <w:sz w:val="22"/>
+                <w:szCs w:val="22"/>
+              </w:rPr>
+              <w:fldChar w:fldCharType="separate"/>
+            </w:r>
+            <w:r>
+              <w:rPr>
+                <w:rFonts w:ascii="Times New Roman" w:hAnsi="Times New Roman"/>
+                <w:sz w:val="22"/>
+                <w:szCs w:val="22"/>
+              </w:rPr>
+              <w:fldChar w:fldCharType="end"/>
+            </w:r>
+            <w:r>
+              <w:rPr>
+                <w:rFonts w:ascii="Times New Roman" w:hAnsi="Times New Roman"/>
+                <w:noProof/>
+                <w:sz w:val="22"/>
+                <w:szCs w:val="22"/>
+              </w:rPr>
+              <w:t xml:space="preserve">Yes    </w:t>
+            </w:r>
+            <w:r>
+              <w:rPr>
+                <w:rFonts w:ascii="Times New Roman" w:hAnsi="Times New Roman"/>
+                <w:sz w:val="22"/>
+                <w:szCs w:val="22"/>
+              </w:rPr>
+              <w:fldChar w:fldCharType="begin">
+                <w:ffData>
+                  <w:name w:val=""/>
+                  <w:enabled/>
+                  <w:calcOnExit w:val="0"/>
+                  <w:checkBox>
+                    <w:sizeAuto/>
+                    <w:default w:val="0"/>
+                  </w:checkBox>
+                </w:ffData>
+              </w:fldChar>
+            </w:r>
+            <w:r>
+              <w:rPr>
+                <w:rFonts w:ascii="Times New Roman" w:hAnsi="Times New Roman"/>
+                <w:sz w:val="22"/>
+                <w:szCs w:val="22"/>
+              </w:rPr>
+              <w:instrText xml:space="preserve"> FORMCHECKBOX </w:instrText>
+            </w:r>
+            <w:r>
+              <w:rPr>
+                <w:rFonts w:ascii="Times New Roman" w:hAnsi="Times New Roman"/>
+                <w:sz w:val="22"/>
+                <w:szCs w:val="22"/>
+              </w:rPr>
+            </w:r>
+            <w:r>
+              <w:rPr>
+                <w:rFonts w:ascii="Times New Roman" w:hAnsi="Times New Roman"/>
+                <w:sz w:val="22"/>
+                <w:szCs w:val="22"/>
+              </w:rPr>
+              <w:fldChar w:fldCharType="separate"/>
+            </w:r>
+            <w:r>
+              <w:rPr>
+                <w:rFonts w:ascii="Times New Roman" w:hAnsi="Times New Roman"/>
+                <w:sz w:val="22"/>
+                <w:szCs w:val="22"/>
+              </w:rPr>
+              <w:fldChar w:fldCharType="end"/>
+            </w:r>
+            <w:r>
+              <w:rPr>
+                <w:rFonts w:ascii="Times New Roman" w:hAnsi="Times New Roman"/>
+                <w:sz w:val="22"/>
+                <w:szCs w:val="22"/>
+              </w:rPr>
+              <w:t xml:space="preserve"> </w:t>
+            </w:r>
+            <w:r>
+              <w:rPr>
+                <w:rFonts w:ascii="Times New Roman" w:hAnsi="Times New Roman"/>
+                <w:noProof/>
+                <w:sz w:val="22"/>
+                <w:szCs w:val="22"/>
+              </w:rPr>
+              <w:t xml:space="preserve">No   </w:t>
+            </w:r>
             <w:r>
               <w:rPr>
                 <w:rFonts w:ascii="Times New Roman" w:hAnsi="Times New Roman"/>
@@ -6715,130 +6802,6 @@
             <w:r>
               <w:rPr>
                 <w:rFonts w:ascii="Times New Roman" w:hAnsi="Times New Roman"/>
-                <w:noProof/>
-                <w:sz w:val="22"/>
-                <w:szCs w:val="22"/>
-              </w:rPr>
-              <w:t xml:space="preserve">Yes    </w:t>
-            </w:r>
-            <w:r>
-              <w:rPr>
-                <w:rFonts w:ascii="Times New Roman" w:hAnsi="Times New Roman"/>
-                <w:sz w:val="22"/>
-                <w:szCs w:val="22"/>
-              </w:rPr>
-              <w:fldChar w:fldCharType="begin">
-                <w:ffData>
-                  <w:name w:val=""/>
-                  <w:enabled/>
-                  <w:calcOnExit w:val="0"/>
-                  <w:checkBox>
-                    <w:sizeAuto/>
-                    <w:default w:val="0"/>
-                  </w:checkBox>
-                </w:ffData>
-              </w:fldChar>
-            </w:r>
-            <w:r>
-              <w:rPr>
-                <w:rFonts w:ascii="Times New Roman" w:hAnsi="Times New Roman"/>
-                <w:sz w:val="22"/>
-                <w:szCs w:val="22"/>
-              </w:rPr>
-              <w:instrText xml:space="preserve"> FORMCHECKBOX </w:instrText>
-            </w:r>
-            <w:r>
-              <w:rPr>
-                <w:rFonts w:ascii="Times New Roman" w:hAnsi="Times New Roman"/>
-                <w:sz w:val="22"/>
-                <w:szCs w:val="22"/>
-              </w:rPr>
-            </w:r>
-            <w:r>
-              <w:rPr>
-                <w:rFonts w:ascii="Times New Roman" w:hAnsi="Times New Roman"/>
-                <w:sz w:val="22"/>
-                <w:szCs w:val="22"/>
-              </w:rPr>
-              <w:fldChar w:fldCharType="separate"/>
-            </w:r>
-            <w:r>
-              <w:rPr>
-                <w:rFonts w:ascii="Times New Roman" w:hAnsi="Times New Roman"/>
-                <w:sz w:val="22"/>
-                <w:szCs w:val="22"/>
-              </w:rPr>
-              <w:fldChar w:fldCharType="end"/>
-            </w:r>
-            <w:r>
-              <w:rPr>
-                <w:rFonts w:ascii="Times New Roman" w:hAnsi="Times New Roman"/>
-                <w:sz w:val="22"/>
-                <w:szCs w:val="22"/>
-              </w:rPr>
-              <w:t xml:space="preserve"> </w:t>
-            </w:r>
-            <w:r>
-              <w:rPr>
-                <w:rFonts w:ascii="Times New Roman" w:hAnsi="Times New Roman"/>
-                <w:noProof/>
-                <w:sz w:val="22"/>
-                <w:szCs w:val="22"/>
-              </w:rPr>
-              <w:t xml:space="preserve">No   </w:t>
-            </w:r>
-            <w:r>
-              <w:rPr>
-                <w:rFonts w:ascii="Times New Roman" w:hAnsi="Times New Roman"/>
-                <w:sz w:val="22"/>
-                <w:szCs w:val="22"/>
-              </w:rPr>
-              <w:fldChar w:fldCharType="begin">
-                <w:ffData>
-                  <w:name w:val=""/>
-                  <w:enabled/>
-                  <w:calcOnExit w:val="0"/>
-                  <w:checkBox>
-                    <w:sizeAuto/>
-                    <w:default w:val="0"/>
-                  </w:checkBox>
-                </w:ffData>
-              </w:fldChar>
-            </w:r>
-            <w:r>
-              <w:rPr>
-                <w:rFonts w:ascii="Times New Roman" w:hAnsi="Times New Roman"/>
-                <w:sz w:val="22"/>
-                <w:szCs w:val="22"/>
-              </w:rPr>
-              <w:instrText xml:space="preserve"> FORMCHECKBOX </w:instrText>
-            </w:r>
-            <w:r>
-              <w:rPr>
-                <w:rFonts w:ascii="Times New Roman" w:hAnsi="Times New Roman"/>
-                <w:sz w:val="22"/>
-                <w:szCs w:val="22"/>
-              </w:rPr>
-            </w:r>
-            <w:r>
-              <w:rPr>
-                <w:rFonts w:ascii="Times New Roman" w:hAnsi="Times New Roman"/>
-                <w:sz w:val="22"/>
-                <w:szCs w:val="22"/>
-              </w:rPr>
-              <w:fldChar w:fldCharType="separate"/>
-            </w:r>
-            <w:r>
-              <w:rPr>
-                <w:rFonts w:ascii="Times New Roman" w:hAnsi="Times New Roman"/>
-                <w:sz w:val="22"/>
-                <w:szCs w:val="22"/>
-              </w:rPr>
-              <w:fldChar w:fldCharType="end"/>
-            </w:r>
-            <w:r>
-              <w:rPr>
-                <w:rFonts w:ascii="Times New Roman" w:hAnsi="Times New Roman"/>
                 <w:sz w:val="22"/>
                 <w:szCs w:val="22"/>
               </w:rPr>
@@ -6854,7 +6817,7 @@
           </w:tcPr>
           <w:p>
             <w:r>
-              <w:t>{{ equipment_summary }}</w:t>
+              <w:t>N/A</w:t>
             </w:r>
           </w:p>
         </w:tc>
@@ -6864,22 +6827,8 @@
             <w:shd w:val="clear" w:color="auto" w:fill="FFFFFF" w:themeFill="background1"/>
           </w:tcPr>
           <w:p>
-            <w:pPr>
-              <w:jc w:val="center"/>
-              <w:outlineLvl w:val="0"/>
-              <w:rPr>
-                <w:rFonts w:ascii="Times New Roman" w:hAnsi="Times New Roman"/>
-                <w:sz w:val="22"/>
-                <w:szCs w:val="22"/>
-              </w:rPr>
-            </w:pPr>
-            <w:r>
-              <w:rPr>
-                <w:rFonts w:ascii="Times New Roman" w:hAnsi="Times New Roman"/>
-                <w:sz w:val="22"/>
-                <w:szCs w:val="22"/>
-              </w:rPr>
-              <w:t>Oct26</w:t>
+            <w:r>
+              <w:t>N/A</w:t>
             </w:r>
           </w:p>
         </w:tc>

--- a/EM OOS P1 template.docx
+++ b/EM OOS P1 template.docx
@@ -1113,9 +1113,7 @@
             <w:r>
               <w:t>SOP / Test Method #:</w:t>
               <w:br/>
-              <w:t>2.600.002 (10)</w:t>
-              <w:br/>
-              <w:t>2.700.004 (03)</w:t>
+              <w:t>MICRO-SOP-2</w:t>
               <w:br/>
             </w:r>
           </w:p>
@@ -1126,63 +1124,11 @@
             <w:gridSpan w:val="5"/>
           </w:tcPr>
           <w:p>
-            <w:pPr>
-              <w:outlineLvl w:val="0"/>
-              <w:rPr>
-                <w:rFonts w:ascii="Times New Roman" w:hAnsi="Times New Roman"/>
-                <w:bCs/>
-                <w:sz w:val="22"/>
-                <w:szCs w:val="22"/>
-              </w:rPr>
-            </w:pPr>
-            <w:r>
-              <w:rPr>
-                <w:rFonts w:ascii="Times New Roman" w:hAnsi="Times New Roman"/>
-                <w:bCs/>
-                <w:sz w:val="22"/>
-                <w:szCs w:val="22"/>
-              </w:rPr>
-              <w:t xml:space="preserve">Effective Date: </w:t>
-            </w:r>
-          </w:p>
-          <w:p>
-            <w:pPr>
-              <w:outlineLvl w:val="0"/>
-              <w:rPr>
-                <w:rFonts w:ascii="Times New Roman" w:hAnsi="Times New Roman"/>
-                <w:bCs/>
-                <w:sz w:val="22"/>
-                <w:szCs w:val="22"/>
-              </w:rPr>
-            </w:pPr>
-            <w:r>
-              <w:rPr>
-                <w:rFonts w:ascii="Times New Roman" w:hAnsi="Times New Roman"/>
-                <w:bCs/>
-                <w:sz w:val="22"/>
-                <w:szCs w:val="22"/>
-              </w:rPr>
-              <w:t>07Apr25</w:t>
-            </w:r>
-          </w:p>
-          <w:p>
-            <w:pPr>
-              <w:outlineLvl w:val="0"/>
-              <w:rPr>
-                <w:rFonts w:ascii="Times New Roman" w:hAnsi="Times New Roman"/>
-                <w:bCs/>
-                <w:sz w:val="22"/>
-                <w:szCs w:val="22"/>
-              </w:rPr>
-            </w:pPr>
-            <w:r>
-              <w:rPr>
-                <w:rFonts w:ascii="Times New Roman" w:hAnsi="Times New Roman"/>
-                <w:bCs/>
-                <w:sz w:val="22"/>
-                <w:szCs w:val="22"/>
-              </w:rPr>
-              <w:t>02Jan23</w:t>
+            <w:r>
+              <w:t>Effective Date:</w:t>
+              <w:br/>
+              <w:t>05 Aug 2025</w:t>
+              <w:br/>
             </w:r>
           </w:p>
         </w:tc>
@@ -1192,67 +1138,11 @@
             <w:gridSpan w:val="2"/>
           </w:tcPr>
           <w:p>
-            <w:pPr>
-              <w:outlineLvl w:val="0"/>
-              <w:rPr>
-                <w:rFonts w:ascii="Times New Roman" w:hAnsi="Times New Roman"/>
-                <w:bCs/>
-                <w:noProof/>
-                <w:sz w:val="22"/>
-                <w:szCs w:val="22"/>
-              </w:rPr>
-            </w:pPr>
-            <w:r>
-              <w:rPr>
-                <w:rFonts w:ascii="Times New Roman" w:hAnsi="Times New Roman"/>
-                <w:bCs/>
-                <w:noProof/>
-                <w:sz w:val="22"/>
-                <w:szCs w:val="22"/>
-              </w:rPr>
-              <w:t xml:space="preserve">SOP / Test Method Rev: </w:t>
-            </w:r>
-            <w:r>
-              <w:rPr>
-                <w:rFonts w:ascii="Times New Roman" w:hAnsi="Times New Roman"/>
-                <w:bCs/>
-                <w:noProof/>
-                <w:sz w:val="22"/>
-                <w:szCs w:val="22"/>
-              </w:rPr>
-              <w:t>10</w:t>
-            </w:r>
-          </w:p>
-          <w:p>
-            <w:pPr>
-              <w:outlineLvl w:val="0"/>
-              <w:rPr>
-                <w:rFonts w:ascii="Times New Roman" w:hAnsi="Times New Roman"/>
-                <w:bCs/>
-                <w:noProof/>
-                <w:sz w:val="22"/>
-                <w:szCs w:val="22"/>
-              </w:rPr>
-            </w:pPr>
-            <w:r>
-              <w:rPr>
-                <w:rFonts w:ascii="Times New Roman" w:hAnsi="Times New Roman"/>
-                <w:bCs/>
-                <w:noProof/>
-                <w:sz w:val="22"/>
-                <w:szCs w:val="22"/>
-              </w:rPr>
-              <w:t>Rev: 0</w:t>
-            </w:r>
-            <w:r>
-              <w:rPr>
-                <w:rFonts w:ascii="Times New Roman" w:hAnsi="Times New Roman"/>
-                <w:bCs/>
-                <w:noProof/>
-                <w:sz w:val="22"/>
-                <w:szCs w:val="22"/>
-              </w:rPr>
-              <w:t>3</w:t>
+            <w:r>
+              <w:t>SOP / Test Method Rev:</w:t>
+              <w:br/>
+              <w:t>15</w:t>
+              <w:br/>
             </w:r>
           </w:p>
         </w:tc>
@@ -2462,7 +2352,7 @@
           </w:tcPr>
           <w:p>
             <w:r>
-              <w:t>Yes, as per SOP 2.600.002, 2.700.004</w:t>
+              <w:t>Yes, as per MICRO-SOP-2</w:t>
             </w:r>
           </w:p>
         </w:tc>
@@ -2702,7 +2592,7 @@
           </w:tcPr>
           <w:p>
             <w:r>
-              <w:t>Yes, as per SOP 2.600.002, 2.700.004</w:t>
+              <w:t>Yes, as per MICRO-SOP-2</w:t>
             </w:r>
           </w:p>
         </w:tc>
@@ -3211,39 +3101,8 @@
             <w:shd w:val="clear" w:color="auto" w:fill="FFFFFF" w:themeFill="background1"/>
           </w:tcPr>
           <w:p>
-            <w:pPr>
-              <w:jc w:val="center"/>
-              <w:outlineLvl w:val="0"/>
-              <w:rPr>
-                <w:rFonts w:ascii="Times New Roman" w:hAnsi="Times New Roman"/>
-                <w:b/>
-                <w:sz w:val="22"/>
-                <w:szCs w:val="22"/>
-              </w:rPr>
-            </w:pPr>
-            <w:r>
-              <w:rPr>
-                <w:rFonts w:ascii="Times New Roman" w:hAnsi="Times New Roman"/>
-                <w:sz w:val="22"/>
-                <w:szCs w:val="22"/>
-              </w:rPr>
-              <w:t xml:space="preserve">Yes, </w:t>
-            </w:r>
-            <w:r>
-              <w:rPr>
-                <w:rFonts w:ascii="Times New Roman" w:hAnsi="Times New Roman"/>
-                <w:sz w:val="22"/>
-                <w:szCs w:val="22"/>
-              </w:rPr>
-              <w:t>all</w:t>
-            </w:r>
-            <w:r>
-              <w:rPr>
-                <w:rFonts w:ascii="Times New Roman" w:hAnsi="Times New Roman"/>
-                <w:sz w:val="22"/>
-                <w:szCs w:val="22"/>
-              </w:rPr>
-              <w:t xml:space="preserve"> analysts are trained and qualified by quality to perform the test.</w:t>
+            <w:r>
+              <w:t>Yes, the analysts are trained and qualified by quality to perform the test</w:t>
             </w:r>
           </w:p>
         </w:tc>
@@ -3992,22 +3851,8 @@
             <w:shd w:val="clear" w:color="auto" w:fill="FFFFFF" w:themeFill="background1"/>
           </w:tcPr>
           <w:p>
-            <w:pPr>
-              <w:jc w:val="center"/>
-              <w:outlineLvl w:val="0"/>
-              <w:rPr>
-                <w:rFonts w:ascii="Times New Roman" w:hAnsi="Times New Roman"/>
-                <w:sz w:val="22"/>
-                <w:szCs w:val="22"/>
-              </w:rPr>
-            </w:pPr>
-            <w:r>
-              <w:rPr>
-                <w:rFonts w:ascii="Times New Roman" w:hAnsi="Times New Roman"/>
-                <w:sz w:val="22"/>
-                <w:szCs w:val="22"/>
-              </w:rPr>
-              <w:t>{{ smart_comment_storage }}</w:t>
+            <w:r>
+              <w:t>Yes, as per MICRO-SOP-2</w:t>
             </w:r>
           </w:p>
         </w:tc>

--- a/EM OOS P1 template.docx
+++ b/EM OOS P1 template.docx
@@ -1127,7 +1127,7 @@
             <w:r>
               <w:t>Effective Date:</w:t>
               <w:br/>
-              <w:t>05 Aug 2025</w:t>
+              <w:t>23-Jul-2026</w:t>
               <w:br/>
             </w:r>
           </w:p>
@@ -1141,7 +1141,7 @@
             <w:r>
               <w:t>SOP / Test Method Rev:</w:t>
               <w:br/>
-              <w:t>15</w:t>
+              <w:t>16</w:t>
               <w:br/>
             </w:r>
           </w:p>
